--- a/js/template.docx
+++ b/js/template.docx
@@ -1,6 +1,6 @@
 
 <file path=word/document.xml><?xml version="1.0" encoding="utf-8"?>
-<w:document xmlns:wpc="http://schemas.microsoft.com/office/word/2010/wordprocessingCanvas" xmlns:cx="http://schemas.microsoft.com/office/drawing/2014/chartex" xmlns:cx1="http://schemas.microsoft.com/office/drawing/2015/9/8/chartex" xmlns:cx2="http://schemas.microsoft.com/office/drawing/2015/10/21/chartex" xmlns:cx3="http://schemas.microsoft.com/office/drawing/2016/5/9/chartex" xmlns:cx4="http://schemas.microsoft.com/office/drawing/2016/5/10/chartex" xmlns:cx5="http://schemas.microsoft.com/office/drawing/2016/5/11/chartex" xmlns:cx6="http://schemas.microsoft.com/office/drawing/2016/5/12/chartex" xmlns:cx7="http://schemas.microsoft.com/office/drawing/2016/5/13/chartex" xmlns:cx8="http://schemas.microsoft.com/office/drawing/2016/5/14/chartex" xmlns:mc="http://schemas.openxmlformats.org/markup-compatibility/2006" xmlns:aink="http://schemas.microsoft.com/office/drawing/2016/ink" xmlns:am3d="http://schemas.microsoft.com/office/drawing/2017/model3d" xmlns:o="urn:schemas-microsoft-com:office:office" xmlns:r="http://schemas.openxmlformats.org/officeDocument/2006/relationships" xmlns:m="http://schemas.openxmlformats.org/officeDocument/2006/math" xmlns:v="urn:schemas-microsoft-com:vml" xmlns:wp14="http://schemas.microsoft.com/office/word/2010/wordprocessingDrawing" xmlns:wp="http://schemas.openxmlformats.org/drawingml/2006/wordprocessingDrawing" xmlns:w10="urn:schemas-microsoft-com:office:word" xmlns:w="http://schemas.openxmlformats.org/wordprocessingml/2006/main" xmlns:w14="http://schemas.microsoft.com/office/word/2010/wordml" xmlns:w15="http://schemas.microsoft.com/office/word/2012/wordml" xmlns:w16cid="http://schemas.microsoft.com/office/word/2016/wordml/cid" xmlns:w16se="http://schemas.microsoft.com/office/word/2015/wordml/symex" xmlns:wpg="http://schemas.microsoft.com/office/word/2010/wordprocessingGroup" xmlns:wpi="http://schemas.microsoft.com/office/word/2010/wordprocessingInk" xmlns:wne="http://schemas.microsoft.com/office/word/2006/wordml" xmlns:wps="http://schemas.microsoft.com/office/word/2010/wordprocessingShape" mc:Ignorable="w14 w15 w16se w16cid wp14">
+<w:document xmlns:wpc="http://schemas.microsoft.com/office/word/2010/wordprocessingCanvas" xmlns:cx="http://schemas.microsoft.com/office/drawing/2014/chartex" xmlns:mc="http://schemas.openxmlformats.org/markup-compatibility/2006" xmlns:o="urn:schemas-microsoft-com:office:office" xmlns:r="http://schemas.openxmlformats.org/officeDocument/2006/relationships" xmlns:m="http://schemas.openxmlformats.org/officeDocument/2006/math" xmlns:v="urn:schemas-microsoft-com:vml" xmlns:wp14="http://schemas.microsoft.com/office/word/2010/wordprocessingDrawing" xmlns:wp="http://schemas.openxmlformats.org/drawingml/2006/wordprocessingDrawing" xmlns:w10="urn:schemas-microsoft-com:office:word" xmlns:w="http://schemas.openxmlformats.org/wordprocessingml/2006/main" xmlns:w14="http://schemas.microsoft.com/office/word/2010/wordml" xmlns:w15="http://schemas.microsoft.com/office/word/2012/wordml" xmlns:w16se="http://schemas.microsoft.com/office/word/2015/wordml/symex" xmlns:wpg="http://schemas.microsoft.com/office/word/2010/wordprocessingGroup" xmlns:wpi="http://schemas.microsoft.com/office/word/2010/wordprocessingInk" xmlns:wne="http://schemas.microsoft.com/office/word/2006/wordml" xmlns:wps="http://schemas.microsoft.com/office/word/2010/wordprocessingShape" mc:Ignorable="w14 w15 w16se wp14">
   <w:body>
     <w:p>
       <w:pPr>
@@ -56,94 +56,82 @@
         <w:ind w:left="26"/>
         <w:jc w:val="center"/>
         <w:rPr>
-          <w:b w:val="1"/>
-          <w:bCs w:val="1"/>
+          <w:b/>
+          <w:bCs/>
           <w:sz w:val="20"/>
           <w:szCs w:val="20"/>
           <w:u w:val="single"/>
-          <w:rtl w:val="1"/>
+          <w:rtl/>
           <w:lang w:bidi="ar-JO"/>
         </w:rPr>
       </w:pPr>
       <w:r>
         <w:rPr>
-          <w:b w:val="1"/>
-          <w:bCs w:val="1"/>
+          <w:b/>
+          <w:bCs/>
           <w:sz w:val="28"/>
           <w:szCs w:val="28"/>
           <w:u w:val="single"/>
-          <w:rtl w:val="1"/>
-          <w:lang w:bidi="ar-JO"/>
-        </w:rPr>
-        <w:t xml:space="preserve">معلومات </w:t>
+          <w:rtl/>
+          <w:lang w:bidi="ar-JO"/>
+        </w:rPr>
+        <w:t>معلومات الحادث :</w:t>
       </w:r>
       <w:r>
         <w:rPr>
-          <w:b w:val="1"/>
-          <w:bCs w:val="1"/>
-          <w:sz w:val="28"/>
-          <w:szCs w:val="28"/>
-          <w:u w:val="single"/>
-          <w:rtl w:val="1"/>
-          <w:lang w:bidi="ar-JO"/>
-        </w:rPr>
-        <w:t>الحادث :</w:t>
-      </w:r>
-      <w:r>
-        <w:rPr>
           <w:sz w:val="24"/>
           <w:szCs w:val="24"/>
-          <w:rtl w:val="1"/>
+          <w:rtl/>
           <w:lang w:bidi="ar-JO"/>
         </w:rPr>
         <w:t xml:space="preserve">                                </w:t>
       </w:r>
       <w:r>
         <w:rPr>
-          <w:rtl w:val="1"/>
+          <w:rtl/>
           <w:lang w:bidi="ar-JO"/>
         </w:rPr>
         <w:t xml:space="preserve">               </w:t>
       </w:r>
       <w:r>
         <w:rPr>
-          <w:b w:val="1"/>
-          <w:bCs w:val="1"/>
+          <w:b/>
+          <w:bCs/>
           <w:sz w:val="18"/>
           <w:szCs w:val="18"/>
-          <w:rtl w:val="1"/>
+          <w:rtl/>
           <w:lang w:bidi="ar-JO"/>
         </w:rPr>
         <w:t xml:space="preserve">                                                                    </w:t>
       </w:r>
       <w:r>
         <w:rPr>
-          <w:b w:val="1"/>
-          <w:bCs w:val="1"/>
+          <w:b/>
+          <w:bCs/>
           <w:sz w:val="20"/>
           <w:szCs w:val="20"/>
           <w:u w:val="single"/>
-          <w:rtl w:val="1"/>
+          <w:rtl/>
           <w:lang w:bidi="ar-JO"/>
         </w:rPr>
         <w:t xml:space="preserve">  التاريخ :</w:t>
       </w:r>
       <w:r>
         <w:rPr>
-          <w:b w:val="1"/>
-          <w:bCs w:val="1"/>
+          <w:b/>
+          <w:bCs/>
           <w:sz w:val="20"/>
           <w:szCs w:val="20"/>
           <w:u w:val="single"/>
-          <w:rtl w:val="1"/>
+          <w:rtl/>
           <w:lang w:bidi="ar-JO"/>
         </w:rPr>
         <w:t>{</w:t>
       </w:r>
       <w:r>
         <w:rPr>
-          <w:b w:val="1"/>
-          <w:bCs w:val="1"/>
+          <w:b/>
+          <w:bCs/>
           <w:sz w:val="20"/>
           <w:szCs w:val="20"/>
           <w:u w:val="single"/>
@@ -172,17 +160,17 @@
       <w:tr>
         <w:trPr>
           <w:trHeight w:val="411"/>
+          <w:jc w:val="center"/>
         </w:trPr>
         <w:tc>
           <w:tcPr>
             <w:tcW w:w="1494" w:type="dxa"/>
             <w:tcBorders>
-              <w:top w:val="single" w:color="auto" w:sz="4" w:space="0"/>
-              <w:left w:val="single" w:color="auto" w:sz="4" w:space="0"/>
-              <w:bottom w:val="single" w:color="auto" w:sz="4" w:space="0"/>
-              <w:right w:val="single" w:color="auto" w:sz="4" w:space="0"/>
+              <w:top w:val="single" w:sz="4" w:space="0" w:color="auto"/>
+              <w:left w:val="single" w:sz="4" w:space="0" w:color="auto"/>
+              <w:bottom w:val="single" w:sz="4" w:space="0" w:color="auto"/>
+              <w:right w:val="single" w:sz="4" w:space="0" w:color="auto"/>
             </w:tcBorders>
-            <w:tcMar/>
             <w:hideMark/>
           </w:tcPr>
           <w:p>
@@ -190,228 +178,235 @@
               <w:bidi/>
               <w:jc w:val="center"/>
               <w:rPr>
-                <w:b/>
-                <w:bCs/>
-                <w:color w:val="FF0000"/>
-                <w:sz w:val="28"/>
-                <w:szCs w:val="28"/>
-                <w:u w:val="single"/>
-                <w:rtl/>
-                <w:lang w:bidi="ar-JO"/>
-              </w:rPr>
-            </w:pPr>
-            <w:r>
-              <w:rPr>
-                <w:b/>
-                <w:bCs/>
-                <w:color w:val="FF0000"/>
-                <w:sz w:val="28"/>
-                <w:szCs w:val="28"/>
-                <w:u w:val="single"/>
-                <w:rtl/>
-                <w:lang w:bidi="ar-JO"/>
-              </w:rPr>
-              <w:t>تاريخ الحادث</w:t>
-            </w:r>
-          </w:p>
-        </w:tc>
-        <w:tc>
-          <w:tcPr>
-            <w:tcW w:w="1531" w:type="dxa"/>
-            <w:tcBorders>
-              <w:top w:val="single" w:color="auto" w:sz="4" w:space="0"/>
-              <w:left w:val="single" w:color="auto" w:sz="4" w:space="0"/>
-              <w:bottom w:val="single" w:color="auto" w:sz="4" w:space="0"/>
-              <w:right w:val="single" w:color="auto" w:sz="4" w:space="0"/>
-            </w:tcBorders>
-            <w:tcMar/>
-            <w:hideMark/>
-          </w:tcPr>
-          <w:p>
-            <w:pPr>
-              <w:bidi/>
-              <w:jc w:val="center"/>
-              <w:rPr>
-                <w:b/>
-                <w:bCs/>
-                <w:color w:val="FF0000"/>
-                <w:sz w:val="28"/>
-                <w:szCs w:val="28"/>
-                <w:u w:val="single"/>
-                <w:lang w:bidi="ar-JO"/>
-              </w:rPr>
-            </w:pPr>
-            <w:r>
-              <w:rPr>
-                <w:b/>
-                <w:bCs/>
-                <w:color w:val="FF0000"/>
-                <w:sz w:val="28"/>
-                <w:szCs w:val="28"/>
-                <w:u w:val="single"/>
-                <w:rtl/>
-                <w:lang w:bidi="ar-JO"/>
-              </w:rPr>
-              <w:t>رقم الحادث</w:t>
-            </w:r>
-          </w:p>
-        </w:tc>
-        <w:tc>
-          <w:tcPr>
-            <w:tcW w:w="1531" w:type="dxa"/>
-            <w:tcBorders>
-              <w:top w:val="single" w:color="auto" w:sz="4" w:space="0"/>
-              <w:left w:val="single" w:color="auto" w:sz="4" w:space="0"/>
-              <w:bottom w:val="single" w:color="auto" w:sz="4" w:space="0"/>
-              <w:right w:val="single" w:color="auto" w:sz="4" w:space="0"/>
-            </w:tcBorders>
-            <w:tcMar/>
-            <w:hideMark/>
-          </w:tcPr>
-          <w:p>
-            <w:pPr>
-              <w:bidi/>
-              <w:jc w:val="center"/>
-              <w:rPr>
-                <w:b/>
-                <w:bCs/>
-                <w:color w:val="FF0000"/>
-                <w:sz w:val="28"/>
-                <w:szCs w:val="28"/>
-                <w:u w:val="single"/>
-                <w:rtl/>
-                <w:lang w:bidi="ar-JO"/>
-              </w:rPr>
-            </w:pPr>
-            <w:r>
-              <w:rPr>
-                <w:b/>
-                <w:bCs/>
-                <w:color w:val="FF0000"/>
-                <w:sz w:val="28"/>
-                <w:szCs w:val="28"/>
-                <w:u w:val="single"/>
-                <w:rtl/>
-                <w:lang w:bidi="ar-JO"/>
-              </w:rPr>
-              <w:t>رقم القضية</w:t>
-            </w:r>
-          </w:p>
-        </w:tc>
-        <w:tc>
-          <w:tcPr>
-            <w:tcW w:w="2867" w:type="dxa"/>
-            <w:tcBorders>
-              <w:top w:val="single" w:color="auto" w:sz="4" w:space="0"/>
-              <w:left w:val="single" w:color="auto" w:sz="4" w:space="0"/>
-              <w:bottom w:val="single" w:color="auto" w:sz="4" w:space="0"/>
-              <w:right w:val="single" w:color="auto" w:sz="4" w:space="0"/>
-            </w:tcBorders>
-            <w:tcMar/>
-            <w:hideMark/>
-          </w:tcPr>
-          <w:p>
-            <w:pPr>
-              <w:bidi/>
-              <w:jc w:val="center"/>
-              <w:rPr>
-                <w:b/>
-                <w:bCs/>
-                <w:color w:val="FF0000"/>
-                <w:sz w:val="28"/>
-                <w:szCs w:val="28"/>
-                <w:u w:val="single"/>
-                <w:lang w:bidi="ar-JO"/>
-              </w:rPr>
-            </w:pPr>
-            <w:r>
-              <w:rPr>
-                <w:b/>
-                <w:bCs/>
-                <w:color w:val="FF0000"/>
-                <w:sz w:val="28"/>
-                <w:szCs w:val="28"/>
-                <w:u w:val="single"/>
-                <w:rtl/>
-                <w:lang w:bidi="ar-JO"/>
-              </w:rPr>
-              <w:t>اسم المدعي</w:t>
-            </w:r>
-          </w:p>
-        </w:tc>
-        <w:tc>
-          <w:tcPr>
-            <w:tcW w:w="1725" w:type="dxa"/>
-            <w:tcBorders>
-              <w:top w:val="single" w:color="auto" w:sz="4" w:space="0"/>
-              <w:left w:val="single" w:color="auto" w:sz="4" w:space="0"/>
-              <w:bottom w:val="single" w:color="auto" w:sz="4" w:space="0"/>
-              <w:right w:val="single" w:color="auto" w:sz="4" w:space="0"/>
-            </w:tcBorders>
-            <w:tcMar/>
-            <w:hideMark/>
-          </w:tcPr>
-          <w:p>
-            <w:pPr>
-              <w:bidi/>
-              <w:rPr>
-                <w:b/>
-                <w:bCs/>
-                <w:color w:val="FF0000"/>
-                <w:sz w:val="23"/>
-                <w:szCs w:val="23"/>
-                <w:u w:val="single"/>
-                <w:lang w:bidi="ar-JO"/>
-              </w:rPr>
-            </w:pPr>
-            <w:r>
-              <w:rPr>
-                <w:b/>
-                <w:bCs/>
-                <w:color w:val="FF0000"/>
-                <w:sz w:val="23"/>
-                <w:szCs w:val="23"/>
-                <w:u w:val="single"/>
-                <w:rtl/>
-                <w:lang w:bidi="ar-JO"/>
-              </w:rPr>
-              <w:t>رقم السيارة المتسببة</w:t>
-            </w:r>
-          </w:p>
-        </w:tc>
-        <w:tc>
-          <w:tcPr>
-            <w:tcW w:w="1787" w:type="dxa"/>
-            <w:tcBorders>
-              <w:top w:val="single" w:color="auto" w:sz="4" w:space="0"/>
-              <w:left w:val="single" w:color="auto" w:sz="4" w:space="0"/>
-              <w:bottom w:val="single" w:color="auto" w:sz="4" w:space="0"/>
-              <w:right w:val="single" w:color="auto" w:sz="4" w:space="0"/>
-            </w:tcBorders>
-            <w:tcMar/>
-            <w:hideMark/>
-          </w:tcPr>
-          <w:p>
-            <w:pPr>
-              <w:bidi/>
-              <w:jc w:val="center"/>
-              <w:rPr>
+                <w:rFonts w:cstheme="minorHAnsi"/>
                 <w:b/>
                 <w:bCs/>
                 <w:color w:val="FF0000"/>
                 <w:sz w:val="26"/>
                 <w:szCs w:val="26"/>
                 <w:u w:val="single"/>
+                <w:rtl/>
                 <w:lang w:bidi="ar-JO"/>
               </w:rPr>
             </w:pPr>
             <w:r>
               <w:rPr>
+                <w:rFonts w:cstheme="minorHAnsi"/>
                 <w:b/>
                 <w:bCs/>
                 <w:color w:val="FF0000"/>
-                <w:sz w:val="24"/>
-                <w:szCs w:val="24"/>
+                <w:sz w:val="26"/>
+                <w:szCs w:val="26"/>
+                <w:u w:val="single"/>
+                <w:rtl/>
+                <w:lang w:bidi="ar-JO"/>
+              </w:rPr>
+              <w:t>تاريخ الحادث</w:t>
+            </w:r>
+          </w:p>
+        </w:tc>
+        <w:tc>
+          <w:tcPr>
+            <w:tcW w:w="1531" w:type="dxa"/>
+            <w:tcBorders>
+              <w:top w:val="single" w:sz="4" w:space="0" w:color="auto"/>
+              <w:left w:val="single" w:sz="4" w:space="0" w:color="auto"/>
+              <w:bottom w:val="single" w:sz="4" w:space="0" w:color="auto"/>
+              <w:right w:val="single" w:sz="4" w:space="0" w:color="auto"/>
+            </w:tcBorders>
+            <w:hideMark/>
+          </w:tcPr>
+          <w:p>
+            <w:pPr>
+              <w:bidi/>
+              <w:jc w:val="center"/>
+              <w:rPr>
+                <w:rFonts w:cstheme="minorHAnsi"/>
+                <w:b/>
+                <w:bCs/>
+                <w:color w:val="FF0000"/>
+                <w:sz w:val="26"/>
+                <w:szCs w:val="26"/>
+                <w:u w:val="single"/>
+                <w:lang w:bidi="ar-JO"/>
+              </w:rPr>
+            </w:pPr>
+            <w:r>
+              <w:rPr>
+                <w:rFonts w:cstheme="minorHAnsi"/>
+                <w:b/>
+                <w:bCs/>
+                <w:color w:val="FF0000"/>
+                <w:sz w:val="26"/>
+                <w:szCs w:val="26"/>
+                <w:u w:val="single"/>
+                <w:rtl/>
+                <w:lang w:bidi="ar-JO"/>
+              </w:rPr>
+              <w:t>رقم الحادث</w:t>
+            </w:r>
+          </w:p>
+        </w:tc>
+        <w:tc>
+          <w:tcPr>
+            <w:tcW w:w="1531" w:type="dxa"/>
+            <w:tcBorders>
+              <w:top w:val="single" w:sz="4" w:space="0" w:color="auto"/>
+              <w:left w:val="single" w:sz="4" w:space="0" w:color="auto"/>
+              <w:bottom w:val="single" w:sz="4" w:space="0" w:color="auto"/>
+              <w:right w:val="single" w:sz="4" w:space="0" w:color="auto"/>
+            </w:tcBorders>
+            <w:hideMark/>
+          </w:tcPr>
+          <w:p>
+            <w:pPr>
+              <w:bidi/>
+              <w:jc w:val="center"/>
+              <w:rPr>
+                <w:rFonts w:cstheme="minorHAnsi"/>
+                <w:b/>
+                <w:bCs/>
+                <w:color w:val="FF0000"/>
+                <w:sz w:val="26"/>
+                <w:szCs w:val="26"/>
+                <w:u w:val="single"/>
+                <w:rtl/>
+                <w:lang w:bidi="ar-JO"/>
+              </w:rPr>
+            </w:pPr>
+            <w:r>
+              <w:rPr>
+                <w:rFonts w:cstheme="minorHAnsi"/>
+                <w:b/>
+                <w:bCs/>
+                <w:color w:val="FF0000"/>
+                <w:sz w:val="26"/>
+                <w:szCs w:val="26"/>
+                <w:u w:val="single"/>
+                <w:rtl/>
+                <w:lang w:bidi="ar-JO"/>
+              </w:rPr>
+              <w:t>رقم القضية</w:t>
+            </w:r>
+          </w:p>
+        </w:tc>
+        <w:tc>
+          <w:tcPr>
+            <w:tcW w:w="2867" w:type="dxa"/>
+            <w:tcBorders>
+              <w:top w:val="single" w:sz="4" w:space="0" w:color="auto"/>
+              <w:left w:val="single" w:sz="4" w:space="0" w:color="auto"/>
+              <w:bottom w:val="single" w:sz="4" w:space="0" w:color="auto"/>
+              <w:right w:val="single" w:sz="4" w:space="0" w:color="auto"/>
+            </w:tcBorders>
+            <w:hideMark/>
+          </w:tcPr>
+          <w:p>
+            <w:pPr>
+              <w:bidi/>
+              <w:jc w:val="center"/>
+              <w:rPr>
+                <w:rFonts w:cstheme="minorHAnsi"/>
+                <w:b/>
+                <w:bCs/>
+                <w:color w:val="FF0000"/>
+                <w:sz w:val="26"/>
+                <w:szCs w:val="26"/>
+                <w:u w:val="single"/>
+                <w:lang w:bidi="ar-JO"/>
+              </w:rPr>
+            </w:pPr>
+            <w:r>
+              <w:rPr>
+                <w:rFonts w:cstheme="minorHAnsi"/>
+                <w:b/>
+                <w:bCs/>
+                <w:color w:val="FF0000"/>
+                <w:sz w:val="26"/>
+                <w:szCs w:val="26"/>
+                <w:u w:val="single"/>
+                <w:rtl/>
+                <w:lang w:bidi="ar-JO"/>
+              </w:rPr>
+              <w:t>اسم المدعي</w:t>
+            </w:r>
+          </w:p>
+        </w:tc>
+        <w:tc>
+          <w:tcPr>
+            <w:tcW w:w="1725" w:type="dxa"/>
+            <w:tcBorders>
+              <w:top w:val="single" w:sz="4" w:space="0" w:color="auto"/>
+              <w:left w:val="single" w:sz="4" w:space="0" w:color="auto"/>
+              <w:bottom w:val="single" w:sz="4" w:space="0" w:color="auto"/>
+              <w:right w:val="single" w:sz="4" w:space="0" w:color="auto"/>
+            </w:tcBorders>
+            <w:hideMark/>
+          </w:tcPr>
+          <w:p>
+            <w:pPr>
+              <w:bidi/>
+              <w:rPr>
+                <w:rFonts w:cstheme="minorHAnsi"/>
+                <w:b/>
+                <w:bCs/>
+                <w:color w:val="FF0000"/>
+                <w:sz w:val="26"/>
+                <w:szCs w:val="26"/>
+                <w:u w:val="single"/>
+                <w:lang w:bidi="ar-JO"/>
+              </w:rPr>
+            </w:pPr>
+            <w:r>
+              <w:rPr>
+                <w:rFonts w:cstheme="minorHAnsi"/>
+                <w:b/>
+                <w:bCs/>
+                <w:color w:val="FF0000"/>
+                <w:sz w:val="26"/>
+                <w:szCs w:val="26"/>
+                <w:u w:val="single"/>
+                <w:rtl/>
+                <w:lang w:bidi="ar-JO"/>
+              </w:rPr>
+              <w:t>رقم السيارة المتسببة</w:t>
+            </w:r>
+          </w:p>
+        </w:tc>
+        <w:tc>
+          <w:tcPr>
+            <w:tcW w:w="1787" w:type="dxa"/>
+            <w:tcBorders>
+              <w:top w:val="single" w:sz="4" w:space="0" w:color="auto"/>
+              <w:left w:val="single" w:sz="4" w:space="0" w:color="auto"/>
+              <w:bottom w:val="single" w:sz="4" w:space="0" w:color="auto"/>
+              <w:right w:val="single" w:sz="4" w:space="0" w:color="auto"/>
+            </w:tcBorders>
+            <w:hideMark/>
+          </w:tcPr>
+          <w:p>
+            <w:pPr>
+              <w:bidi/>
+              <w:jc w:val="center"/>
+              <w:rPr>
+                <w:rFonts w:cstheme="minorHAnsi"/>
+                <w:b/>
+                <w:bCs/>
+                <w:color w:val="FF0000"/>
+                <w:sz w:val="26"/>
+                <w:szCs w:val="26"/>
+                <w:u w:val="single"/>
+                <w:lang w:bidi="ar-JO"/>
+              </w:rPr>
+            </w:pPr>
+            <w:r>
+              <w:rPr>
+                <w:rFonts w:cstheme="minorHAnsi"/>
+                <w:b/>
+                <w:bCs/>
+                <w:color w:val="FF0000"/>
+                <w:sz w:val="26"/>
+                <w:szCs w:val="26"/>
                 <w:u w:val="single"/>
                 <w:rtl/>
                 <w:lang w:bidi="ar-JO"/>
@@ -424,243 +419,227 @@
       <w:tr>
         <w:trPr>
           <w:trHeight w:val="272"/>
+          <w:jc w:val="center"/>
         </w:trPr>
         <w:tc>
           <w:tcPr>
             <w:tcW w:w="1494" w:type="dxa"/>
             <w:tcBorders>
-              <w:top w:val="single" w:color="auto" w:sz="4" w:space="0"/>
-              <w:left w:val="single" w:color="auto" w:sz="4" w:space="0"/>
-              <w:bottom w:val="single" w:color="auto" w:sz="4" w:space="0"/>
-              <w:right w:val="single" w:color="auto" w:sz="4" w:space="0"/>
+              <w:top w:val="single" w:sz="4" w:space="0" w:color="auto"/>
+              <w:left w:val="single" w:sz="4" w:space="0" w:color="auto"/>
+              <w:bottom w:val="single" w:sz="4" w:space="0" w:color="auto"/>
+              <w:right w:val="single" w:sz="4" w:space="0" w:color="auto"/>
             </w:tcBorders>
-            <w:tcMar/>
             <w:hideMark/>
           </w:tcPr>
           <w:p>
             <w:pPr>
-              <w:bidi w:val="1"/>
+              <w:bidi/>
               <w:spacing w:line="360" w:lineRule="auto"/>
               <w:jc w:val="center"/>
               <w:rPr>
-                <w:sz w:val="24"/>
-                <w:szCs w:val="24"/>
+                <w:rFonts w:cstheme="minorHAnsi"/>
+                <w:b/>
+                <w:bCs/>
+                <w:sz w:val="26"/>
+                <w:szCs w:val="26"/>
                 <w:u w:val="single"/>
                 <w:lang w:bidi="ar-JO"/>
               </w:rPr>
             </w:pPr>
             <w:r>
               <w:rPr>
-                <w:sz w:val="24"/>
-                <w:szCs w:val="24"/>
+                <w:rFonts w:cstheme="minorHAnsi"/>
+                <w:b/>
+                <w:bCs/>
+                <w:sz w:val="26"/>
+                <w:szCs w:val="26"/>
                 <w:u w:val="single"/>
+                <w:lang w:bidi="ar-JO"/>
+              </w:rPr>
+              <w:t>{incident_date}</w:t>
+            </w:r>
+          </w:p>
+        </w:tc>
+        <w:tc>
+          <w:tcPr>
+            <w:tcW w:w="1531" w:type="dxa"/>
+            <w:tcBorders>
+              <w:top w:val="single" w:sz="4" w:space="0" w:color="auto"/>
+              <w:left w:val="single" w:sz="4" w:space="0" w:color="auto"/>
+              <w:bottom w:val="single" w:sz="4" w:space="0" w:color="auto"/>
+              <w:right w:val="single" w:sz="4" w:space="0" w:color="auto"/>
+            </w:tcBorders>
+          </w:tcPr>
+          <w:p>
+            <w:pPr>
+              <w:bidi/>
+              <w:spacing w:line="360" w:lineRule="auto"/>
+              <w:jc w:val="center"/>
+              <w:rPr>
+                <w:rFonts w:cstheme="minorHAnsi"/>
+                <w:b/>
+                <w:bCs/>
+                <w:sz w:val="26"/>
+                <w:szCs w:val="26"/>
+                <w:u w:val="single"/>
+                <w:lang w:bidi="ar-JO"/>
+              </w:rPr>
+            </w:pPr>
+            <w:r>
+              <w:rPr>
+                <w:rFonts w:cstheme="minorHAnsi"/>
+                <w:b/>
+                <w:bCs/>
+                <w:sz w:val="26"/>
+                <w:szCs w:val="26"/>
+                <w:u w:val="single"/>
+                <w:lang w:bidi="ar-JO"/>
+              </w:rPr>
+              <w:t>{incident_year</w:t>
+            </w:r>
+            <w:r>
+              <w:rPr>
+                <w:rFonts w:cstheme="minorHAnsi"/>
+                <w:b/>
+                <w:bCs/>
+                <w:sz w:val="26"/>
+                <w:szCs w:val="26"/>
+                <w:u w:val="single"/>
+                <w:rtl/>
+                <w:lang w:bidi="ar-JO"/>
+              </w:rPr>
+              <w:t>}</w:t>
+            </w:r>
+            <w:r>
+              <w:rPr>
+                <w:rFonts w:cstheme="minorHAnsi"/>
+                <w:b/>
+                <w:bCs/>
+                <w:sz w:val="26"/>
+                <w:szCs w:val="26"/>
+                <w:u w:val="single"/>
+                <w:rtl/>
+                <w:lang w:bidi="ar-JO"/>
+              </w:rPr>
+              <w:t>/</w:t>
+            </w:r>
+            <w:r>
+              <w:rPr>
+                <w:rFonts w:cstheme="minorHAnsi"/>
+                <w:b/>
+                <w:bCs/>
+                <w:sz w:val="26"/>
+                <w:szCs w:val="26"/>
+                <w:u w:val="single"/>
+                <w:rtl/>
+                <w:lang w:bidi="ar-JO"/>
+              </w:rPr>
+              <w:t xml:space="preserve"> {</w:t>
+            </w:r>
+            <w:r>
+              <w:rPr>
+                <w:rFonts w:cstheme="minorHAnsi"/>
+                <w:b/>
+                <w:bCs/>
+                <w:sz w:val="26"/>
+                <w:szCs w:val="26"/>
+                <w:u w:val="single"/>
+                <w:lang w:bidi="ar-JO"/>
+              </w:rPr>
+              <w:t>incident_num}</w:t>
+            </w:r>
+          </w:p>
+        </w:tc>
+        <w:tc>
+          <w:tcPr>
+            <w:tcW w:w="1531" w:type="dxa"/>
+            <w:tcBorders>
+              <w:top w:val="single" w:sz="4" w:space="0" w:color="auto"/>
+              <w:left w:val="single" w:sz="4" w:space="0" w:color="auto"/>
+              <w:bottom w:val="single" w:sz="4" w:space="0" w:color="auto"/>
+              <w:right w:val="single" w:sz="4" w:space="0" w:color="auto"/>
+            </w:tcBorders>
+            <w:hideMark/>
+          </w:tcPr>
+          <w:p>
+            <w:pPr>
+              <w:bidi/>
+              <w:spacing w:line="360" w:lineRule="auto"/>
+              <w:jc w:val="center"/>
+              <w:rPr>
+                <w:rFonts w:cstheme="minorHAnsi"/>
+                <w:b/>
+                <w:bCs/>
+                <w:sz w:val="26"/>
+                <w:szCs w:val="26"/>
+                <w:u w:val="single"/>
+                <w:rtl/>
+                <w:lang w:bidi="ar-JO"/>
+              </w:rPr>
+            </w:pPr>
+            <w:r>
+              <w:rPr>
+                <w:rFonts w:cstheme="minorHAnsi"/>
+                <w:b/>
+                <w:bCs/>
+                <w:sz w:val="26"/>
+                <w:szCs w:val="26"/>
+                <w:u w:val="single"/>
+                <w:lang w:bidi="ar-JO"/>
+              </w:rPr>
+              <w:t>{claim_year</w:t>
+            </w:r>
+            <w:r>
+              <w:rPr>
+                <w:rFonts w:cstheme="minorHAnsi"/>
+                <w:b/>
+                <w:bCs/>
+                <w:sz w:val="26"/>
+                <w:szCs w:val="26"/>
+                <w:u w:val="single"/>
+                <w:rtl/>
+                <w:lang w:bidi="ar-JO"/>
+              </w:rPr>
+              <w:t>}</w:t>
+            </w:r>
+            <w:r>
+              <w:rPr>
+                <w:rFonts w:cstheme="minorHAnsi"/>
+                <w:b/>
+                <w:bCs/>
+                <w:sz w:val="26"/>
+                <w:szCs w:val="26"/>
+                <w:u w:val="single"/>
+                <w:rtl/>
+                <w:lang w:bidi="ar-JO"/>
+              </w:rPr>
+              <w:t>/</w:t>
+            </w:r>
+            <w:r>
+              <w:rPr>
+                <w:rFonts w:cstheme="minorHAnsi"/>
+                <w:b/>
+                <w:bCs/>
+                <w:sz w:val="26"/>
+                <w:szCs w:val="26"/>
+                <w:u w:val="single"/>
+                <w:rtl/>
                 <w:lang w:bidi="ar-JO"/>
               </w:rPr>
               <w:t>{</w:t>
             </w:r>
             <w:r>
               <w:rPr>
-                <w:sz w:val="24"/>
-                <w:szCs w:val="24"/>
+                <w:rFonts w:cstheme="minorHAnsi"/>
+                <w:b/>
+                <w:bCs/>
+                <w:sz w:val="26"/>
+                <w:szCs w:val="26"/>
                 <w:u w:val="single"/>
                 <w:lang w:bidi="ar-JO"/>
               </w:rPr>
-              <w:t>incident_date</w:t>
-            </w:r>
-            <w:r>
-              <w:rPr>
-                <w:sz w:val="24"/>
-                <w:szCs w:val="24"/>
-                <w:u w:val="single"/>
-                <w:lang w:bidi="ar-JO"/>
-              </w:rPr>
-              <w:t>}</w:t>
-            </w:r>
-          </w:p>
-        </w:tc>
-        <w:tc>
-          <w:tcPr>
-            <w:tcW w:w="1531" w:type="dxa"/>
-            <w:tcBorders>
-              <w:top w:val="single" w:color="auto" w:sz="4" w:space="0"/>
-              <w:left w:val="single" w:color="auto" w:sz="4" w:space="0"/>
-              <w:bottom w:val="single" w:color="auto" w:sz="4" w:space="0"/>
-              <w:right w:val="single" w:color="auto" w:sz="4" w:space="0"/>
-            </w:tcBorders>
-            <w:tcMar/>
-          </w:tcPr>
-          <w:p>
-            <w:pPr>
-              <w:pStyle w:val="Normal"/>
-              <w:bidi w:val="1"/>
-              <w:spacing w:line="360" w:lineRule="auto"/>
-              <w:jc w:val="center"/>
-              <w:rPr>
-                <w:sz w:val="24"/>
-                <w:szCs w:val="24"/>
-                <w:u w:val="single"/>
-                <w:lang w:bidi="ar-JO"/>
-              </w:rPr>
-            </w:pPr>
-            <w:r>
-              <w:rPr>
-                <w:sz w:val="24"/>
-                <w:szCs w:val="24"/>
-                <w:u w:val="single"/>
-                <w:lang w:bidi="ar-JO"/>
-              </w:rPr>
-              <w:t>{</w:t>
-            </w:r>
-            <w:r>
-              <w:rPr>
-                <w:sz w:val="24"/>
-                <w:szCs w:val="24"/>
-                <w:u w:val="single"/>
-                <w:lang w:bidi="ar-JO"/>
-              </w:rPr>
-              <w:t>incident_year</w:t>
-            </w:r>
-            <w:r>
-              <w:rPr>
-                <w:sz w:val="24"/>
-                <w:szCs w:val="24"/>
-                <w:u w:val="single"/>
-                <w:rtl w:val="1"/>
-                <w:lang w:bidi="ar-JO"/>
-              </w:rPr>
-              <w:t>}</w:t>
-            </w:r>
-            <w:r>
-              <w:rPr>
-                <w:sz w:val="24"/>
-                <w:szCs w:val="24"/>
-                <w:u w:val="single"/>
-                <w:rtl w:val="1"/>
-                <w:lang w:bidi="ar-JO"/>
-              </w:rPr>
-              <w:t>/</w:t>
-            </w:r>
-            <w:r>
-              <w:rPr>
-                <w:sz w:val="24"/>
-                <w:szCs w:val="24"/>
-                <w:u w:val="single"/>
-                <w:rtl w:val="1"/>
-                <w:lang w:bidi="ar-JO"/>
-              </w:rPr>
-              <w:t xml:space="preserve"> {</w:t>
-            </w:r>
-            <w:r>
-              <w:rPr>
-                <w:sz w:val="24"/>
-                <w:szCs w:val="24"/>
-                <w:u w:val="single"/>
-                <w:lang w:bidi="ar-JO"/>
-              </w:rPr>
-              <w:t>incident_num</w:t>
-            </w:r>
-            <w:r>
-              <w:rPr>
-                <w:sz w:val="24"/>
-                <w:szCs w:val="24"/>
-                <w:u w:val="single"/>
-                <w:lang w:bidi="ar-JO"/>
-              </w:rPr>
-              <w:t>}</w:t>
-            </w:r>
-          </w:p>
-        </w:tc>
-        <w:tc>
-          <w:tcPr>
-            <w:tcW w:w="1531" w:type="dxa"/>
-            <w:tcBorders>
-              <w:top w:val="single" w:color="auto" w:sz="4" w:space="0"/>
-              <w:left w:val="single" w:color="auto" w:sz="4" w:space="0"/>
-              <w:bottom w:val="single" w:color="auto" w:sz="4" w:space="0"/>
-              <w:right w:val="single" w:color="auto" w:sz="4" w:space="0"/>
-            </w:tcBorders>
-            <w:tcMar/>
-            <w:hideMark/>
-          </w:tcPr>
-          <w:p>
-            <w:pPr>
-              <w:pStyle w:val="Normal"/>
-              <w:bidi/>
-              <w:spacing w:line="360" w:lineRule="auto"/>
-              <w:jc w:val="center"/>
-              <w:rPr>
-                <w:sz w:val="24"/>
-                <w:szCs w:val="24"/>
-                <w:u w:val="single"/>
-                <w:rtl w:val="1"/>
-                <w:lang w:bidi="ar-JO"/>
-              </w:rPr>
-            </w:pPr>
-            <w:r>
-              <w:rPr>
-                <w:sz w:val="24"/>
-                <w:szCs w:val="24"/>
-                <w:u w:val="single"/>
-                <w:lang w:bidi="ar-JO"/>
-              </w:rPr>
-              <w:t>{</w:t>
-            </w:r>
-            <w:r>
-              <w:rPr>
-                <w:sz w:val="24"/>
-                <w:szCs w:val="24"/>
-                <w:u w:val="single"/>
-                <w:lang w:bidi="ar-JO"/>
-              </w:rPr>
-              <w:t>claim_year</w:t>
-            </w:r>
-            <w:r>
-              <w:rPr>
-                <w:sz w:val="24"/>
-                <w:szCs w:val="24"/>
-                <w:u w:val="single"/>
-                <w:rtl w:val="1"/>
-                <w:lang w:bidi="ar-JO"/>
-              </w:rPr>
-              <w:t>}</w:t>
-            </w:r>
-            <w:r>
-              <w:rPr>
-                <w:sz w:val="24"/>
-                <w:szCs w:val="24"/>
-                <w:u w:val="single"/>
-                <w:rtl w:val="1"/>
-                <w:lang w:bidi="ar-JO"/>
-              </w:rPr>
-              <w:t>/</w:t>
-            </w:r>
-            <w:r>
-              <w:rPr>
-                <w:sz w:val="24"/>
-                <w:szCs w:val="24"/>
-                <w:u w:val="single"/>
-                <w:rtl w:val="1"/>
-                <w:lang w:bidi="ar-JO"/>
-              </w:rPr>
-              <w:t>{</w:t>
-            </w:r>
-            <w:r>
-              <w:rPr>
-                <w:sz w:val="24"/>
-                <w:szCs w:val="24"/>
-                <w:u w:val="single"/>
-                <w:lang w:bidi="ar-JO"/>
-              </w:rPr>
-              <w:t>claim_num</w:t>
-            </w:r>
-            <w:r>
-              <w:rPr>
-                <w:sz w:val="24"/>
-                <w:szCs w:val="24"/>
-                <w:u w:val="single"/>
-                <w:lang w:bidi="ar-JO"/>
-              </w:rPr>
-              <w:t>}</w:t>
+              <w:t>claim_num}</w:t>
             </w:r>
           </w:p>
         </w:tc>
@@ -668,12 +647,11 @@
           <w:tcPr>
             <w:tcW w:w="2867" w:type="dxa"/>
             <w:tcBorders>
-              <w:top w:val="single" w:color="auto" w:sz="4" w:space="0"/>
-              <w:left w:val="single" w:color="auto" w:sz="4" w:space="0"/>
-              <w:bottom w:val="single" w:color="auto" w:sz="4" w:space="0"/>
-              <w:right w:val="single" w:color="auto" w:sz="4" w:space="0"/>
+              <w:top w:val="single" w:sz="4" w:space="0" w:color="auto"/>
+              <w:left w:val="single" w:sz="4" w:space="0" w:color="auto"/>
+              <w:bottom w:val="single" w:sz="4" w:space="0" w:color="auto"/>
+              <w:right w:val="single" w:sz="4" w:space="0" w:color="auto"/>
             </w:tcBorders>
-            <w:tcMar/>
           </w:tcPr>
           <w:p>
             <w:pPr>
@@ -684,38 +662,26 @@
               <w:spacing w:line="360" w:lineRule="auto"/>
               <w:jc w:val="center"/>
               <w:rPr>
-                <w:sz w:val="24"/>
-                <w:szCs w:val="24"/>
+                <w:rFonts w:cstheme="minorHAnsi"/>
+                <w:b/>
+                <w:bCs/>
+                <w:sz w:val="26"/>
+                <w:szCs w:val="26"/>
                 <w:u w:val="single"/>
                 <w:lang w:bidi="ar-JO"/>
               </w:rPr>
             </w:pPr>
             <w:r>
               <w:rPr>
-                <w:sz w:val="24"/>
-                <w:szCs w:val="24"/>
+                <w:rFonts w:cstheme="minorHAnsi"/>
+                <w:b/>
+                <w:bCs/>
+                <w:sz w:val="26"/>
+                <w:szCs w:val="26"/>
                 <w:u w:val="single"/>
                 <w:lang w:bidi="ar-JO"/>
               </w:rPr>
-              <w:t>{</w:t>
-            </w:r>
-            <w:r>
-              <w:rPr>
-                <w:sz w:val="24"/>
-                <w:szCs w:val="24"/>
-                <w:u w:val="single"/>
-                <w:lang w:bidi="ar-JO"/>
-              </w:rPr>
-              <w:t>claim_name</w:t>
-            </w:r>
-            <w:r>
-              <w:rPr>
-                <w:sz w:val="24"/>
-                <w:szCs w:val="24"/>
-                <w:u w:val="single"/>
-                <w:lang w:bidi="ar-JO"/>
-              </w:rPr>
-              <w:t>}</w:t>
+              <w:t>{claim_name}</w:t>
             </w:r>
           </w:p>
         </w:tc>
@@ -723,12 +689,11 @@
           <w:tcPr>
             <w:tcW w:w="1725" w:type="dxa"/>
             <w:tcBorders>
-              <w:top w:val="single" w:color="auto" w:sz="4" w:space="0"/>
-              <w:left w:val="single" w:color="auto" w:sz="4" w:space="0"/>
-              <w:bottom w:val="single" w:color="auto" w:sz="4" w:space="0"/>
-              <w:right w:val="single" w:color="auto" w:sz="4" w:space="0"/>
+              <w:top w:val="single" w:sz="4" w:space="0" w:color="auto"/>
+              <w:left w:val="single" w:sz="4" w:space="0" w:color="auto"/>
+              <w:bottom w:val="single" w:sz="4" w:space="0" w:color="auto"/>
+              <w:right w:val="single" w:sz="4" w:space="0" w:color="auto"/>
             </w:tcBorders>
-            <w:tcMar/>
           </w:tcPr>
           <w:p>
             <w:pPr>
@@ -736,17 +701,23 @@
               <w:spacing w:line="360" w:lineRule="auto"/>
               <w:jc w:val="center"/>
               <w:rPr>
-                <w:sz w:val="24"/>
-                <w:szCs w:val="24"/>
+                <w:rFonts w:cstheme="minorHAnsi"/>
+                <w:b/>
+                <w:bCs/>
+                <w:sz w:val="26"/>
+                <w:szCs w:val="26"/>
                 <w:u w:val="single"/>
-                <w:rtl w:val="1"/>
+                <w:rtl/>
                 <w:lang w:bidi="ar-JO"/>
               </w:rPr>
             </w:pPr>
             <w:r>
               <w:rPr>
-                <w:sz w:val="24"/>
-                <w:szCs w:val="24"/>
+                <w:rFonts w:cstheme="minorHAnsi"/>
+                <w:b/>
+                <w:bCs/>
+                <w:sz w:val="26"/>
+                <w:szCs w:val="26"/>
                 <w:u w:val="single"/>
                 <w:lang w:bidi="ar-JO"/>
               </w:rPr>
@@ -758,12 +729,11 @@
           <w:tcPr>
             <w:tcW w:w="1787" w:type="dxa"/>
             <w:tcBorders>
-              <w:top w:val="single" w:color="auto" w:sz="4" w:space="0"/>
-              <w:left w:val="single" w:color="auto" w:sz="4" w:space="0"/>
-              <w:bottom w:val="single" w:color="auto" w:sz="4" w:space="0"/>
-              <w:right w:val="single" w:color="auto" w:sz="4" w:space="0"/>
+              <w:top w:val="single" w:sz="4" w:space="0" w:color="auto"/>
+              <w:left w:val="single" w:sz="4" w:space="0" w:color="auto"/>
+              <w:bottom w:val="single" w:sz="4" w:space="0" w:color="auto"/>
+              <w:right w:val="single" w:sz="4" w:space="0" w:color="auto"/>
             </w:tcBorders>
-            <w:tcMar/>
           </w:tcPr>
           <w:p>
             <w:pPr>
@@ -771,39 +741,27 @@
               <w:spacing w:line="360" w:lineRule="auto"/>
               <w:jc w:val="center"/>
               <w:rPr>
-                <w:sz w:val="24"/>
-                <w:szCs w:val="24"/>
+                <w:rFonts w:cstheme="minorHAnsi"/>
+                <w:b/>
+                <w:bCs/>
+                <w:sz w:val="26"/>
+                <w:szCs w:val="26"/>
                 <w:u w:val="single"/>
-                <w:rtl w:val="1"/>
+                <w:rtl/>
                 <w:lang w:bidi="ar-JO"/>
               </w:rPr>
             </w:pPr>
             <w:r>
               <w:rPr>
-                <w:sz w:val="24"/>
-                <w:szCs w:val="24"/>
+                <w:rFonts w:cstheme="minorHAnsi"/>
+                <w:b/>
+                <w:bCs/>
+                <w:sz w:val="26"/>
+                <w:szCs w:val="26"/>
                 <w:u w:val="single"/>
                 <w:lang w:bidi="ar-JO"/>
               </w:rPr>
-              <w:t>{</w:t>
-            </w:r>
-            <w:r>
-              <w:rPr>
-                <w:sz w:val="24"/>
-                <w:szCs w:val="24"/>
-                <w:u w:val="single"/>
-                <w:lang w:bidi="ar-JO"/>
-              </w:rPr>
-              <w:t>policy_num</w:t>
-            </w:r>
-            <w:r>
-              <w:rPr>
-                <w:sz w:val="24"/>
-                <w:szCs w:val="24"/>
-                <w:u w:val="single"/>
-                <w:lang w:bidi="ar-JO"/>
-              </w:rPr>
-              <w:t>}</w:t>
+              <w:t>{policy_num}</w:t>
             </w:r>
           </w:p>
         </w:tc>
@@ -811,8 +769,7 @@
     </w:tbl>
     <w:p>
       <w:pPr>
-        <w:pStyle w:val="Normal"/>
-        <w:bidi w:val="1"/>
+        <w:bidi/>
       </w:pPr>
     </w:p>
     <w:tbl>
@@ -822,22 +779,22 @@
         <w:bidiVisual/>
         <w:tblW w:w="10170" w:type="dxa"/>
         <w:tblBorders>
-          <w:top w:val="single" w:color="000000" w:themeColor="text1" w:sz="4" w:space="0"/>
-          <w:left w:val="single" w:color="000000" w:themeColor="text1" w:sz="4" w:space="0"/>
-          <w:bottom w:val="single" w:color="000000" w:themeColor="text1" w:sz="4" w:space="0"/>
-          <w:right w:val="single" w:color="000000" w:themeColor="text1" w:sz="4" w:space="0"/>
-          <w:insideH w:val="single" w:color="000000" w:themeColor="text1" w:sz="4" w:space="0"/>
-          <w:insideV w:val="single" w:color="000000" w:themeColor="text1" w:sz="4" w:space="0"/>
+          <w:top w:val="single" w:sz="4" w:space="0" w:color="000000" w:themeColor="text1"/>
+          <w:left w:val="single" w:sz="4" w:space="0" w:color="000000" w:themeColor="text1"/>
+          <w:bottom w:val="single" w:sz="4" w:space="0" w:color="000000" w:themeColor="text1"/>
+          <w:right w:val="single" w:sz="4" w:space="0" w:color="000000" w:themeColor="text1"/>
+          <w:insideH w:val="single" w:sz="4" w:space="0" w:color="000000" w:themeColor="text1"/>
+          <w:insideV w:val="single" w:sz="4" w:space="0" w:color="000000" w:themeColor="text1"/>
         </w:tblBorders>
         <w:tblLook w:val="04A0" w:firstRow="1" w:lastRow="0" w:firstColumn="1" w:lastColumn="0" w:noHBand="0" w:noVBand="1"/>
       </w:tblPr>
       <w:tblGrid>
-        <w:gridCol w:w="2340"/>
-        <w:gridCol w:w="1667"/>
-        <w:gridCol w:w="1651"/>
-        <w:gridCol w:w="1452"/>
-        <w:gridCol w:w="1710"/>
-        <w:gridCol w:w="1350"/>
+        <w:gridCol w:w="1703"/>
+        <w:gridCol w:w="1946"/>
+        <w:gridCol w:w="1309"/>
+        <w:gridCol w:w="2009"/>
+        <w:gridCol w:w="1249"/>
+        <w:gridCol w:w="1954"/>
       </w:tblGrid>
       <w:tr>
         <w:trPr>
@@ -846,7 +803,6 @@
         <w:tc>
           <w:tcPr>
             <w:tcW w:w="2340" w:type="dxa"/>
-            <w:tcMar/>
             <w:hideMark/>
           </w:tcPr>
           <w:p>
@@ -881,24 +837,27 @@
         <w:tc>
           <w:tcPr>
             <w:tcW w:w="1667" w:type="dxa"/>
-            <w:tcMar/>
           </w:tcPr>
           <w:p>
             <w:pPr>
               <w:bidi/>
               <w:rPr>
                 <w:rFonts w:ascii="Tajawal" w:hAnsi="Tajawal"/>
+                <w:b/>
+                <w:bCs/>
                 <w:color w:val="212529"/>
                 <w:sz w:val="28"/>
                 <w:szCs w:val="28"/>
                 <w:u w:val="single"/>
                 <w:shd w:val="clear" w:color="auto" w:fill="FFFFFF"/>
-                <w:rtl w:val="1"/>
+                <w:rtl/>
               </w:rPr>
             </w:pPr>
             <w:r>
               <w:rPr>
                 <w:rFonts w:ascii="Tajawal" w:hAnsi="Tajawal"/>
+                <w:b/>
+                <w:bCs/>
                 <w:color w:val="212529"/>
                 <w:sz w:val="28"/>
                 <w:szCs w:val="28"/>
@@ -911,7 +870,6 @@
         <w:tc>
           <w:tcPr>
             <w:tcW w:w="1651" w:type="dxa"/>
-            <w:tcMar/>
             <w:hideMark/>
           </w:tcPr>
           <w:p>
@@ -945,21 +903,24 @@
         <w:tc>
           <w:tcPr>
             <w:tcW w:w="1452" w:type="dxa"/>
-            <w:tcMar/>
           </w:tcPr>
           <w:p>
             <w:pPr>
               <w:bidi/>
               <w:rPr>
+                <w:b/>
+                <w:bCs/>
                 <w:sz w:val="28"/>
                 <w:szCs w:val="28"/>
                 <w:u w:val="single"/>
-                <w:rtl w:val="1"/>
+                <w:rtl/>
                 <w:lang w:bidi="ar-JO"/>
               </w:rPr>
             </w:pPr>
             <w:r>
               <w:rPr>
+                <w:b/>
+                <w:bCs/>
                 <w:sz w:val="28"/>
                 <w:szCs w:val="28"/>
                 <w:u w:val="single"/>
@@ -972,7 +933,6 @@
         <w:tc>
           <w:tcPr>
             <w:tcW w:w="1710" w:type="dxa"/>
-            <w:tcMar/>
             <w:hideMark/>
           </w:tcPr>
           <w:p>
@@ -1006,21 +966,24 @@
         <w:tc>
           <w:tcPr>
             <w:tcW w:w="1350" w:type="dxa"/>
-            <w:tcMar/>
           </w:tcPr>
           <w:p>
             <w:pPr>
               <w:bidi/>
               <w:rPr>
+                <w:b/>
+                <w:bCs/>
                 <w:sz w:val="28"/>
                 <w:szCs w:val="28"/>
                 <w:u w:val="single"/>
-                <w:rtl w:val="1"/>
+                <w:rtl/>
                 <w:lang w:bidi="ar-JO"/>
               </w:rPr>
             </w:pPr>
             <w:r>
               <w:rPr>
+                <w:b/>
+                <w:bCs/>
                 <w:sz w:val="28"/>
                 <w:szCs w:val="28"/>
                 <w:u w:val="single"/>
@@ -1038,7 +1001,6 @@
         <w:tc>
           <w:tcPr>
             <w:tcW w:w="2340" w:type="dxa"/>
-            <w:tcMar/>
             <w:hideMark/>
           </w:tcPr>
           <w:p>
@@ -1072,52 +1034,36 @@
         <w:tc>
           <w:tcPr>
             <w:tcW w:w="1667" w:type="dxa"/>
-            <w:tcMar/>
-          </w:tcPr>
-          <w:p>
-            <w:pPr>
-              <w:bidi w:val="1"/>
-              <w:rPr>
+          </w:tcPr>
+          <w:p>
+            <w:pPr>
+              <w:bidi/>
+              <w:rPr>
+                <w:b/>
+                <w:bCs/>
                 <w:sz w:val="28"/>
                 <w:szCs w:val="28"/>
                 <w:u w:val="single"/>
-                <w:rtl w:val="1"/>
+                <w:rtl/>
                 <w:lang w:bidi="ar-JO"/>
               </w:rPr>
             </w:pPr>
             <w:r>
               <w:rPr>
+                <w:b/>
+                <w:bCs/>
                 <w:sz w:val="28"/>
                 <w:szCs w:val="28"/>
                 <w:u w:val="single"/>
                 <w:lang w:bidi="ar-JO"/>
               </w:rPr>
-              <w:t>{</w:t>
+              <w:t>{vehicle_year}</w:t>
             </w:r>
-            <w:r>
-              <w:rPr>
-                <w:sz w:val="28"/>
-                <w:szCs w:val="28"/>
-                <w:u w:val="single"/>
-                <w:lang w:bidi="ar-JO"/>
-              </w:rPr>
-              <w:t>vehicle_year</w:t>
-            </w:r>
-            <w:r>
-              <w:rPr>
-                <w:sz w:val="28"/>
-                <w:szCs w:val="28"/>
-                <w:u w:val="single"/>
-                <w:lang w:bidi="ar-JO"/>
-              </w:rPr>
-              <w:t>}</w:t>
-            </w:r>
           </w:p>
         </w:tc>
         <w:tc>
           <w:tcPr>
             <w:tcW w:w="1651" w:type="dxa"/>
-            <w:tcMar/>
             <w:hideMark/>
           </w:tcPr>
           <w:p>
@@ -1152,22 +1098,25 @@
         <w:tc>
           <w:tcPr>
             <w:tcW w:w="1452" w:type="dxa"/>
-            <w:tcMar/>
             <w:hideMark/>
           </w:tcPr>
           <w:p>
             <w:pPr>
-              <w:bidi w:val="1"/>
-              <w:rPr>
+              <w:bidi/>
+              <w:rPr>
+                <w:b/>
+                <w:bCs/>
                 <w:sz w:val="28"/>
                 <w:szCs w:val="28"/>
                 <w:u w:val="single"/>
-                <w:rtl w:val="1"/>
+                <w:rtl/>
                 <w:lang w:bidi="ar-JO"/>
               </w:rPr>
             </w:pPr>
             <w:r>
               <w:rPr>
+                <w:b/>
+                <w:bCs/>
                 <w:sz w:val="28"/>
                 <w:szCs w:val="28"/>
                 <w:u w:val="single"/>
@@ -1180,7 +1129,6 @@
         <w:tc>
           <w:tcPr>
             <w:tcW w:w="1710" w:type="dxa"/>
-            <w:tcMar/>
             <w:hideMark/>
           </w:tcPr>
           <w:p>
@@ -1215,22 +1163,25 @@
         <w:tc>
           <w:tcPr>
             <w:tcW w:w="1350" w:type="dxa"/>
-            <w:tcMar/>
             <w:hideMark/>
           </w:tcPr>
           <w:p>
             <w:pPr>
-              <w:bidi w:val="1"/>
-              <w:rPr>
+              <w:bidi/>
+              <w:rPr>
+                <w:b/>
+                <w:bCs/>
                 <w:sz w:val="28"/>
                 <w:szCs w:val="28"/>
                 <w:u w:val="single"/>
-                <w:rtl w:val="1"/>
+                <w:rtl/>
                 <w:lang w:bidi="ar-JO"/>
               </w:rPr>
             </w:pPr>
             <w:r>
               <w:rPr>
+                <w:b/>
+                <w:bCs/>
                 <w:sz w:val="28"/>
                 <w:szCs w:val="28"/>
                 <w:u w:val="single"/>
@@ -1245,13 +1196,13 @@
     <w:p>
       <w:pPr>
         <w:pStyle w:val="ListParagraph"/>
-        <w:bidi w:val="1"/>
+        <w:bidi/>
         <w:spacing w:after="0" w:line="240" w:lineRule="auto"/>
         <w:ind w:left="566"/>
         <w:rPr>
           <w:sz w:val="28"/>
           <w:szCs w:val="28"/>
-          <w:rtl w:val="1"/>
+          <w:rtl/>
           <w:lang w:bidi="ar-JO"/>
         </w:rPr>
       </w:pPr>
@@ -1307,12 +1258,12 @@
         <w:tblW w:w="10343" w:type="dxa"/>
         <w:jc w:val="center"/>
         <w:tblBorders>
-          <w:top w:val="none" w:color="auto" w:sz="0" w:space="0"/>
-          <w:left w:val="none" w:color="auto" w:sz="0" w:space="0"/>
-          <w:bottom w:val="none" w:color="auto" w:sz="0" w:space="0"/>
-          <w:right w:val="none" w:color="auto" w:sz="0" w:space="0"/>
-          <w:insideH w:val="none" w:color="auto" w:sz="0" w:space="0"/>
-          <w:insideV w:val="none" w:color="auto" w:sz="0" w:space="0"/>
+          <w:top w:val="none" w:sz="0" w:space="0" w:color="auto"/>
+          <w:left w:val="none" w:sz="0" w:space="0" w:color="auto"/>
+          <w:bottom w:val="none" w:sz="0" w:space="0" w:color="auto"/>
+          <w:right w:val="none" w:sz="0" w:space="0" w:color="auto"/>
+          <w:insideH w:val="none" w:sz="0" w:space="0" w:color="auto"/>
+          <w:insideV w:val="none" w:sz="0" w:space="0" w:color="auto"/>
         </w:tblBorders>
         <w:tblLook w:val="04A0" w:firstRow="1" w:lastRow="0" w:firstColumn="1" w:lastColumn="0" w:noHBand="0" w:noVBand="1"/>
       </w:tblPr>
@@ -1324,18 +1275,16 @@
         <w:trPr>
           <w:trHeight w:val="541"/>
           <w:jc w:val="center"/>
-          <w:hidden/>
         </w:trPr>
         <w:tc>
           <w:tcPr>
             <w:tcW w:w="9908" w:type="dxa"/>
             <w:tcBorders>
-              <w:top w:val="double" w:color="964B00" w:sz="12" w:space="0"/>
-              <w:left w:val="double" w:color="964B00" w:sz="12" w:space="0"/>
-              <w:bottom w:val="double" w:color="964B00" w:sz="12" w:space="0"/>
-              <w:right w:val="double" w:color="964B00" w:sz="12" w:space="0"/>
+              <w:top w:val="double" w:sz="12" w:space="0" w:color="964B00"/>
+              <w:left w:val="double" w:sz="12" w:space="0" w:color="964B00"/>
+              <w:bottom w:val="double" w:sz="12" w:space="0" w:color="964B00"/>
+              <w:right w:val="double" w:sz="12" w:space="0" w:color="964B00"/>
             </w:tcBorders>
-            <w:tcMar/>
           </w:tcPr>
           <w:p>
             <w:pPr>
@@ -1346,168 +1295,100 @@
               </w:numPr>
               <w:bidi/>
               <w:rPr>
-                <w:b w:val="1"/>
-                <w:bCs w:val="1"/>
-                <w:sz w:val="28"/>
-                <w:szCs w:val="28"/>
-                <w:rtl w:val="1"/>
+                <w:b/>
+                <w:bCs/>
+                <w:sz w:val="28"/>
+                <w:szCs w:val="28"/>
+                <w:rtl/>
                 <w:lang w:bidi="ar-JO"/>
               </w:rPr>
             </w:pPr>
             <w:r>
               <w:rPr>
-                <w:b w:val="1"/>
-                <w:bCs w:val="1"/>
-                <w:sz w:val="28"/>
-                <w:szCs w:val="28"/>
-                <w:rtl w:val="1"/>
-                <w:lang w:bidi="ar-JO"/>
-              </w:rPr>
-              <w:t xml:space="preserve">مناطق </w:t>
+                <w:b/>
+                <w:bCs/>
+                <w:sz w:val="28"/>
+                <w:szCs w:val="28"/>
+                <w:rtl/>
+                <w:lang w:bidi="ar-JO"/>
+              </w:rPr>
+              <w:t xml:space="preserve">مناطق الضرر :   </w:t>
             </w:r>
             <w:r>
               <w:rPr>
-                <w:b w:val="1"/>
-                <w:bCs w:val="1"/>
-                <w:sz w:val="28"/>
-                <w:szCs w:val="28"/>
-                <w:rtl w:val="1"/>
-                <w:lang w:bidi="ar-JO"/>
-              </w:rPr>
-              <w:t>الضرر :</w:t>
+                <w:b/>
+                <w:bCs/>
+                <w:sz w:val="28"/>
+                <w:szCs w:val="28"/>
+                <w:lang w:bidi="ar-JO"/>
+              </w:rPr>
+              <w:t>{</w:t>
+            </w:r>
+            <w:proofErr w:type="spellStart"/>
+            <w:r>
+              <w:rPr>
+                <w:b/>
+                <w:bCs/>
+                <w:sz w:val="28"/>
+                <w:szCs w:val="28"/>
+                <w:lang w:bidi="ar-JO"/>
+              </w:rPr>
+              <w:t>damage_areas</w:t>
+            </w:r>
+            <w:proofErr w:type="spellEnd"/>
+            <w:r>
+              <w:rPr>
+                <w:b/>
+                <w:bCs/>
+                <w:sz w:val="28"/>
+                <w:szCs w:val="28"/>
+                <w:lang w:bidi="ar-JO"/>
+              </w:rPr>
+              <w:t>}</w:t>
+            </w:r>
+          </w:p>
+          <w:p>
+            <w:pPr>
+              <w:bidi/>
+              <w:ind w:left="61"/>
+              <w:rPr>
+                <w:b/>
+                <w:bCs/>
+                <w:sz w:val="28"/>
+                <w:szCs w:val="28"/>
+                <w:lang w:bidi="ar-JO"/>
+              </w:rPr>
+            </w:pPr>
+            <w:r>
+              <w:rPr>
+                <w:b/>
+                <w:bCs/>
+                <w:color w:val="FF0000"/>
+                <w:sz w:val="28"/>
+                <w:szCs w:val="28"/>
+                <w:rtl/>
+                <w:lang w:bidi="ar-JO"/>
+              </w:rPr>
+              <w:t xml:space="preserve">الوصف الكتابي : </w:t>
             </w:r>
             <w:r>
               <w:rPr>
-                <w:b w:val="1"/>
-                <w:bCs w:val="1"/>
-                <w:sz w:val="28"/>
-                <w:szCs w:val="28"/>
-                <w:rtl w:val="1"/>
-                <w:lang w:bidi="ar-JO"/>
-              </w:rPr>
-              <w:t xml:space="preserve">   </w:t>
+                <w:b/>
+                <w:bCs/>
+                <w:color w:val="FF0000"/>
+                <w:sz w:val="28"/>
+                <w:szCs w:val="28"/>
+                <w:lang w:bidi="ar-JO"/>
+              </w:rPr>
+              <w:t>{description}</w:t>
             </w:r>
-            <w:r>
-              <w:rPr>
-                <w:b w:val="1"/>
-                <w:bCs w:val="1"/>
-                <w:sz w:val="28"/>
-                <w:szCs w:val="28"/>
-                <w:rtl w:val="1"/>
-                <w:lang w:bidi="ar-JO"/>
-              </w:rPr>
-              <w:t>{</w:t>
-            </w:r>
-            <w:r>
-              <w:rPr>
-                <w:b w:val="1"/>
-                <w:bCs w:val="1"/>
-                <w:sz w:val="28"/>
-                <w:szCs w:val="28"/>
-                <w:lang w:bidi="ar-JO"/>
-              </w:rPr>
-              <w:t>damage_areas</w:t>
-            </w:r>
-            <w:r>
-              <w:rPr>
-                <w:b w:val="1"/>
-                <w:bCs w:val="1"/>
-                <w:sz w:val="28"/>
-                <w:szCs w:val="28"/>
-                <w:lang w:bidi="ar-JO"/>
-              </w:rPr>
-              <w:t>}</w:t>
-            </w:r>
           </w:p>
           <w:p>
             <w:pPr>
               <w:bidi/>
-              <w:ind w:left="61"/>
-              <w:rPr>
-                <w:b w:val="1"/>
-                <w:bCs w:val="1"/>
-                <w:sz w:val="28"/>
-                <w:szCs w:val="28"/>
-                <w:lang w:bidi="ar-JO"/>
-              </w:rPr>
-            </w:pPr>
-            <w:r>
-              <w:rPr>
-                <w:b w:val="1"/>
-                <w:bCs w:val="1"/>
-                <w:color w:val="FF0000"/>
-                <w:sz w:val="28"/>
-                <w:szCs w:val="28"/>
-                <w:rtl w:val="1"/>
-                <w:lang w:bidi="ar-JO"/>
-              </w:rPr>
-              <w:t xml:space="preserve">الوصف </w:t>
-            </w:r>
-            <w:r>
-              <w:rPr>
-                <w:b w:val="1"/>
-                <w:bCs w:val="1"/>
-                <w:color w:val="FF0000"/>
-                <w:sz w:val="28"/>
-                <w:szCs w:val="28"/>
-                <w:rtl w:val="1"/>
-                <w:lang w:bidi="ar-JO"/>
-              </w:rPr>
-              <w:t>الكتابي :</w:t>
-            </w:r>
-            <w:r>
-              <w:rPr>
-                <w:b w:val="1"/>
-                <w:bCs w:val="1"/>
-                <w:color w:val="FF0000"/>
-                <w:sz w:val="28"/>
-                <w:szCs w:val="28"/>
-                <w:rtl w:val="1"/>
-                <w:lang w:bidi="ar-JO"/>
-              </w:rPr>
-              <w:t xml:space="preserve"> </w:t>
-            </w:r>
-            <w:r>
-              <w:rPr>
-                <w:b w:val="1"/>
-                <w:bCs w:val="1"/>
-                <w:color w:val="FF0000"/>
-                <w:sz w:val="28"/>
-                <w:szCs w:val="28"/>
-                <w:rtl w:val="1"/>
-                <w:lang w:bidi="ar-JO"/>
-              </w:rPr>
-              <w:t>{</w:t>
-            </w:r>
-            <w:r>
-              <w:rPr>
-                <w:b w:val="1"/>
-                <w:bCs w:val="1"/>
-                <w:color w:val="FF0000"/>
-                <w:sz w:val="28"/>
-                <w:szCs w:val="28"/>
-                <w:lang w:bidi="ar-JO"/>
-              </w:rPr>
-              <w:t>description</w:t>
-            </w:r>
-            <w:r>
-              <w:rPr>
-                <w:b w:val="1"/>
-                <w:bCs w:val="1"/>
-                <w:color w:val="FF0000"/>
-                <w:sz w:val="28"/>
-                <w:szCs w:val="28"/>
-                <w:lang w:bidi="ar-JO"/>
-              </w:rPr>
-              <w:t>}</w:t>
-            </w:r>
-          </w:p>
-          <w:p>
-            <w:pPr>
-              <w:bidi/>
-              <w:rPr>
-                <w:b w:val="1"/>
-                <w:bCs w:val="1"/>
+              <w:rPr>
+                <w:b/>
+                <w:bCs/>
                 <w:color w:val="FF0000"/>
                 <w:sz w:val="30"/>
                 <w:szCs w:val="30"/>
@@ -1516,12 +1397,12 @@
             </w:pPr>
             <w:r>
               <w:rPr>
-                <w:b w:val="1"/>
-                <w:bCs w:val="1"/>
+                <w:b/>
+                <w:bCs/>
                 <w:color w:val="FFFF00"/>
                 <w:sz w:val="30"/>
                 <w:szCs w:val="30"/>
-                <w:rtl w:val="1"/>
+                <w:rtl/>
                 <w:lang w:bidi="ar-JO"/>
                 <w14:glow w14:rad="101600">
                   <w14:schemeClr w14:val="tx1">
@@ -1538,12 +1419,12 @@
             </w:r>
             <w:r>
               <w:rPr>
-                <w:b w:val="1"/>
-                <w:bCs w:val="1"/>
+                <w:b/>
+                <w:bCs/>
                 <w:color w:val="FFFF00"/>
                 <w:sz w:val="30"/>
                 <w:szCs w:val="30"/>
-                <w:rtl w:val="1"/>
+                <w:rtl/>
                 <w:lang w:bidi="ar-JO"/>
                 <w14:glow w14:rad="101600">
                   <w14:schemeClr w14:val="tx1">
@@ -1560,12 +1441,12 @@
             </w:r>
             <w:r>
               <w:rPr>
-                <w:b w:val="1"/>
-                <w:bCs w:val="1"/>
+                <w:b/>
+                <w:bCs/>
                 <w:color w:val="FF0000"/>
                 <w:sz w:val="30"/>
                 <w:szCs w:val="30"/>
-                <w:rtl w:val="1"/>
+                <w:rtl/>
                 <w:lang w:bidi="ar-JO"/>
                 <w14:glow w14:rad="101600">
                   <w14:srgbClr w14:val="FFCC00"/>
@@ -1576,53 +1457,33 @@
                   </w14:srgbClr>
                 </w14:shadow>
               </w:rPr>
-              <w:t xml:space="preserve">حدود </w:t>
+              <w:t xml:space="preserve">حدود المسؤولية </w:t>
             </w:r>
             <w:r>
               <w:rPr>
-                <w:b w:val="1"/>
-                <w:bCs w:val="1"/>
+                <w:b/>
+                <w:bCs/>
                 <w:color w:val="FF0000"/>
                 <w:sz w:val="30"/>
                 <w:szCs w:val="30"/>
-                <w:rtl w:val="1"/>
-                <w:lang w:bidi="ar-JO"/>
-                <w14:glow w14:rad="101600">
-                  <w14:srgbClr w14:val="FFCC00"/>
-                </w14:glow>
+                <w:rtl/>
+                <w:lang w:bidi="ar-JO"/>
                 <w14:shadow w14:blurRad="50800" w14:dist="38100" w14:dir="13500000" w14:sx="100000" w14:sy="100000" w14:kx="0" w14:ky="0" w14:algn="br">
                   <w14:srgbClr w14:val="000000">
                     <w14:alpha w14:val="60000"/>
                   </w14:srgbClr>
                 </w14:shadow>
               </w:rPr>
-              <w:t xml:space="preserve">المسؤولية </w:t>
+              <w:t>:</w:t>
             </w:r>
             <w:r>
               <w:rPr>
-                <w:b w:val="1"/>
-                <w:bCs w:val="1"/>
+                <w:b/>
+                <w:bCs/>
                 <w:color w:val="FF0000"/>
                 <w:sz w:val="30"/>
                 <w:szCs w:val="30"/>
-                <w:rtl w:val="1"/>
-                <w:lang w:bidi="ar-JO"/>
-                <w14:shadow w14:blurRad="50800" w14:dist="38100" w14:dir="13500000" w14:sx="100000" w14:sy="100000" w14:kx="0" w14:ky="0" w14:algn="br">
-                  <w14:srgbClr w14:val="000000">
-                    <w14:alpha w14:val="60000"/>
-                  </w14:srgbClr>
-                </w14:shadow>
-              </w:rPr>
-              <w:t>:</w:t>
-            </w:r>
-            <w:r>
-              <w:rPr>
-                <w:b w:val="1"/>
-                <w:bCs w:val="1"/>
-                <w:color w:val="FF0000"/>
-                <w:sz w:val="30"/>
-                <w:szCs w:val="30"/>
-                <w:rtl w:val="1"/>
+                <w:rtl/>
                 <w:lang w:bidi="ar-JO"/>
                 <w14:glow w14:rad="101600">
                   <w14:srgbClr w14:val="0070C0">
@@ -1639,20 +1500,20 @@
             </w:r>
             <w:r>
               <w:rPr>
-                <w:b w:val="1"/>
-                <w:bCs w:val="1"/>
+                <w:b/>
+                <w:bCs/>
                 <w:color w:val="FF0000"/>
                 <w:sz w:val="30"/>
                 <w:szCs w:val="30"/>
-                <w:rtl w:val="1"/>
+                <w:rtl/>
                 <w:lang w:bidi="ar-JO"/>
               </w:rPr>
               <w:t>{</w:t>
             </w:r>
             <w:r>
               <w:rPr>
-                <w:b w:val="1"/>
-                <w:bCs w:val="1"/>
+                <w:b/>
+                <w:bCs/>
                 <w:color w:val="FF0000"/>
                 <w:sz w:val="30"/>
                 <w:szCs w:val="30"/>
@@ -1662,279 +1523,27 @@
             </w:r>
             <w:r>
               <w:rPr>
-                <w:b w:val="1"/>
-                <w:bCs w:val="1"/>
+                <w:b/>
+                <w:bCs/>
                 <w:color w:val="FF0000"/>
                 <w:sz w:val="30"/>
                 <w:szCs w:val="30"/>
-                <w:rtl w:val="1"/>
+                <w:rtl/>
                 <w:lang w:bidi="ar-JO"/>
               </w:rPr>
               <w:t>}</w:t>
             </w:r>
             <w:r>
               <w:rPr>
-                <w:b w:val="1"/>
-                <w:bCs w:val="1"/>
+                <w:b/>
+                <w:bCs/>
                 <w:color w:val="FF0000"/>
                 <w:sz w:val="30"/>
                 <w:szCs w:val="30"/>
-                <w:rtl w:val="1"/>
-                <w:lang w:bidi="ar-JO"/>
-              </w:rPr>
-              <w:t xml:space="preserve"> </w:t>
-            </w:r>
-            <w:r>
-              <w:rPr>
-                <w:b w:val="1"/>
-                <w:bCs w:val="1"/>
-                <w:color w:val="FF0000"/>
-                <w:sz w:val="30"/>
-                <w:szCs w:val="30"/>
-                <w:rtl w:val="1"/>
-                <w:lang w:bidi="ar-JO"/>
-              </w:rPr>
-              <w:t>من</w:t>
-            </w:r>
-            <w:r>
-              <w:rPr>
-                <w:b w:val="1"/>
-                <w:bCs w:val="1"/>
-                <w:color w:val="FF0000"/>
-                <w:sz w:val="30"/>
-                <w:szCs w:val="30"/>
-                <w:rtl w:val="1"/>
-                <w:lang w:bidi="ar-JO"/>
-              </w:rPr>
-              <w:t xml:space="preserve"> </w:t>
-            </w:r>
-            <w:r>
-              <w:rPr>
-                <w:b w:val="1"/>
-                <w:bCs w:val="1"/>
-                <w:color w:val="FF0000"/>
-                <w:sz w:val="30"/>
-                <w:szCs w:val="30"/>
-                <w:rtl w:val="1"/>
-                <w:lang w:bidi="ar-JO"/>
-              </w:rPr>
-              <w:t>مس</w:t>
-            </w:r>
-            <w:r>
-              <w:rPr>
-                <w:b w:val="1"/>
-                <w:bCs w:val="1"/>
-                <w:color w:val="FF0000"/>
-                <w:sz w:val="30"/>
-                <w:szCs w:val="30"/>
-                <w:rtl w:val="1"/>
-                <w:lang w:bidi="ar-JO"/>
-              </w:rPr>
-              <w:t>ؤو</w:t>
-            </w:r>
-            <w:r>
-              <w:rPr>
-                <w:b w:val="1"/>
-                <w:bCs w:val="1"/>
-                <w:color w:val="FF0000"/>
-                <w:sz w:val="30"/>
-                <w:szCs w:val="30"/>
-                <w:rtl w:val="1"/>
-                <w:lang w:bidi="ar-JO"/>
-              </w:rPr>
-              <w:t>ل</w:t>
-            </w:r>
-            <w:r>
-              <w:rPr>
-                <w:b w:val="1"/>
-                <w:bCs w:val="1"/>
-                <w:color w:val="FF0000"/>
-                <w:sz w:val="30"/>
-                <w:szCs w:val="30"/>
-                <w:rtl w:val="1"/>
-                <w:lang w:bidi="ar-JO"/>
-              </w:rPr>
-              <w:t>ية</w:t>
-            </w:r>
-            <w:r>
-              <w:rPr>
-                <w:b w:val="1"/>
-                <w:bCs w:val="1"/>
-                <w:color w:val="FF0000"/>
-                <w:sz w:val="30"/>
-                <w:szCs w:val="30"/>
-                <w:rtl w:val="1"/>
-                <w:lang w:bidi="ar-JO"/>
-              </w:rPr>
-              <w:t xml:space="preserve"> </w:t>
-            </w:r>
-            <w:r>
-              <w:rPr>
-                <w:b w:val="1"/>
-                <w:bCs w:val="1"/>
-                <w:color w:val="FF0000"/>
-                <w:sz w:val="30"/>
-                <w:szCs w:val="30"/>
-                <w:rtl w:val="1"/>
-                <w:lang w:bidi="ar-JO"/>
-              </w:rPr>
-              <w:t>على</w:t>
-            </w:r>
-            <w:r>
-              <w:rPr>
-                <w:b w:val="1"/>
-                <w:bCs w:val="1"/>
-                <w:color w:val="FF0000"/>
-                <w:sz w:val="30"/>
-                <w:szCs w:val="30"/>
-                <w:rtl w:val="1"/>
-                <w:lang w:bidi="ar-JO"/>
-              </w:rPr>
-              <w:t xml:space="preserve"> </w:t>
-            </w:r>
-            <w:r>
-              <w:rPr>
-                <w:b w:val="1"/>
-                <w:bCs w:val="1"/>
-                <w:color w:val="FF0000"/>
-                <w:sz w:val="30"/>
-                <w:szCs w:val="30"/>
-                <w:rtl w:val="1"/>
-                <w:lang w:bidi="ar-JO"/>
-              </w:rPr>
-              <w:t>ا</w:t>
-            </w:r>
-            <w:r>
-              <w:rPr>
-                <w:b w:val="1"/>
-                <w:bCs w:val="1"/>
-                <w:color w:val="FF0000"/>
-                <w:sz w:val="30"/>
-                <w:szCs w:val="30"/>
-                <w:rtl w:val="1"/>
-                <w:lang w:bidi="ar-JO"/>
-              </w:rPr>
-              <w:t>لمر</w:t>
-            </w:r>
-            <w:r>
-              <w:rPr>
-                <w:b w:val="1"/>
-                <w:bCs w:val="1"/>
-                <w:color w:val="FF0000"/>
-                <w:sz w:val="30"/>
-                <w:szCs w:val="30"/>
-                <w:rtl w:val="1"/>
-                <w:lang w:bidi="ar-JO"/>
-              </w:rPr>
-              <w:t>ك</w:t>
-            </w:r>
-            <w:r>
-              <w:rPr>
-                <w:b w:val="1"/>
-                <w:bCs w:val="1"/>
-                <w:color w:val="FF0000"/>
-                <w:sz w:val="30"/>
-                <w:szCs w:val="30"/>
-                <w:rtl w:val="1"/>
-                <w:lang w:bidi="ar-JO"/>
-              </w:rPr>
-              <w:t>بة</w:t>
-            </w:r>
-            <w:r>
-              <w:rPr>
-                <w:b w:val="1"/>
-                <w:bCs w:val="1"/>
-                <w:color w:val="FF0000"/>
-                <w:sz w:val="30"/>
-                <w:szCs w:val="30"/>
-                <w:rtl w:val="1"/>
-                <w:lang w:bidi="ar-JO"/>
-              </w:rPr>
-              <w:t xml:space="preserve"> </w:t>
-            </w:r>
-            <w:r>
-              <w:rPr>
-                <w:b w:val="1"/>
-                <w:bCs w:val="1"/>
-                <w:color w:val="FF0000"/>
-                <w:sz w:val="30"/>
-                <w:szCs w:val="30"/>
-                <w:rtl w:val="1"/>
-                <w:lang w:bidi="ar-JO"/>
-              </w:rPr>
-              <w:t>المؤ</w:t>
-            </w:r>
-            <w:r>
-              <w:rPr>
-                <w:b w:val="1"/>
-                <w:bCs w:val="1"/>
-                <w:color w:val="FF0000"/>
-                <w:sz w:val="30"/>
-                <w:szCs w:val="30"/>
-                <w:rtl w:val="1"/>
-                <w:lang w:bidi="ar-JO"/>
-              </w:rPr>
-              <w:t>م</w:t>
-            </w:r>
-            <w:r>
-              <w:rPr>
-                <w:b w:val="1"/>
-                <w:bCs w:val="1"/>
-                <w:color w:val="FF0000"/>
-                <w:sz w:val="30"/>
-                <w:szCs w:val="30"/>
-                <w:rtl w:val="1"/>
-                <w:lang w:bidi="ar-JO"/>
-              </w:rPr>
-              <w:t>نة</w:t>
-            </w:r>
-            <w:r>
-              <w:rPr>
-                <w:b w:val="1"/>
-                <w:bCs w:val="1"/>
-                <w:color w:val="FF0000"/>
-                <w:sz w:val="30"/>
-                <w:szCs w:val="30"/>
-                <w:rtl w:val="1"/>
-                <w:lang w:bidi="ar-JO"/>
-              </w:rPr>
-              <w:t xml:space="preserve"> </w:t>
-            </w:r>
-            <w:r>
-              <w:rPr>
-                <w:b w:val="1"/>
-                <w:bCs w:val="1"/>
-                <w:color w:val="FF0000"/>
-                <w:sz w:val="30"/>
-                <w:szCs w:val="30"/>
-                <w:rtl w:val="1"/>
-                <w:lang w:bidi="ar-JO"/>
-              </w:rPr>
-              <w:t>لدين</w:t>
-            </w:r>
-            <w:r>
-              <w:rPr>
-                <w:b w:val="1"/>
-                <w:bCs w:val="1"/>
-                <w:color w:val="FF0000"/>
-                <w:sz w:val="30"/>
-                <w:szCs w:val="30"/>
-                <w:rtl w:val="1"/>
-                <w:lang w:bidi="ar-JO"/>
-              </w:rPr>
-              <w:t>ا</w:t>
-            </w:r>
-            <w:r>
-              <w:rPr>
-                <w:b w:val="1"/>
-                <w:bCs w:val="1"/>
-                <w:color w:val="FF0000"/>
-                <w:sz w:val="30"/>
-                <w:szCs w:val="30"/>
-                <w:rtl w:val="1"/>
-                <w:lang w:bidi="ar-JO"/>
-              </w:rPr>
-              <w:t xml:space="preserve"> .</w:t>
+                <w:rtl/>
+                <w:lang w:bidi="ar-JO"/>
+              </w:rPr>
+              <w:t xml:space="preserve"> من مسؤولية على المركبة المؤمنة لدينا .</w:t>
             </w:r>
           </w:p>
         </w:tc>
@@ -1943,12 +1552,11 @@
             <w:tcW w:w="435" w:type="dxa"/>
             <w:tcBorders>
               <w:top w:val="nil"/>
-              <w:left w:val="double" w:color="964B00" w:sz="12" w:space="0"/>
+              <w:left w:val="double" w:sz="12" w:space="0" w:color="964B00"/>
               <w:bottom w:val="nil"/>
               <w:right w:val="nil"/>
             </w:tcBorders>
             <w:shd w:val="clear" w:color="auto" w:fill="FFFFFF" w:themeFill="background1"/>
-            <w:tcMar/>
           </w:tcPr>
           <w:p>
             <w:pPr>
@@ -2198,10 +1806,10 @@
           <w:tcPr>
             <w:tcW w:w="4073" w:type="dxa"/>
             <w:tcBorders>
-              <w:top w:val="single" w:color="auto" w:sz="4" w:space="0"/>
-              <w:left w:val="single" w:color="auto" w:sz="4" w:space="0"/>
-              <w:bottom w:val="single" w:color="auto" w:sz="4" w:space="0"/>
-              <w:right w:val="single" w:color="auto" w:sz="4" w:space="0"/>
+              <w:top w:val="single" w:sz="4" w:space="0" w:color="auto"/>
+              <w:left w:val="single" w:sz="4" w:space="0" w:color="auto"/>
+              <w:bottom w:val="single" w:sz="4" w:space="0" w:color="auto"/>
+              <w:right w:val="single" w:sz="4" w:space="0" w:color="auto"/>
             </w:tcBorders>
             <w:hideMark/>
           </w:tcPr>
@@ -2236,10 +1844,10 @@
           <w:tcPr>
             <w:tcW w:w="1695" w:type="dxa"/>
             <w:tcBorders>
-              <w:top w:val="single" w:color="auto" w:sz="4" w:space="0"/>
-              <w:left w:val="single" w:color="auto" w:sz="4" w:space="0"/>
-              <w:bottom w:val="single" w:color="auto" w:sz="4" w:space="0"/>
-              <w:right w:val="single" w:color="auto" w:sz="4" w:space="0"/>
+              <w:top w:val="single" w:sz="4" w:space="0" w:color="auto"/>
+              <w:left w:val="single" w:sz="4" w:space="0" w:color="auto"/>
+              <w:bottom w:val="single" w:sz="4" w:space="0" w:color="auto"/>
+              <w:right w:val="single" w:sz="4" w:space="0" w:color="auto"/>
             </w:tcBorders>
             <w:hideMark/>
           </w:tcPr>
@@ -2280,10 +1888,10 @@
           <w:tcPr>
             <w:tcW w:w="4073" w:type="dxa"/>
             <w:tcBorders>
-              <w:top w:val="single" w:color="auto" w:sz="4" w:space="0"/>
-              <w:left w:val="single" w:color="auto" w:sz="4" w:space="0"/>
-              <w:bottom w:val="single" w:color="auto" w:sz="4" w:space="0"/>
-              <w:right w:val="single" w:color="auto" w:sz="4" w:space="0"/>
+              <w:top w:val="single" w:sz="4" w:space="0" w:color="auto"/>
+              <w:left w:val="single" w:sz="4" w:space="0" w:color="auto"/>
+              <w:bottom w:val="single" w:sz="4" w:space="0" w:color="auto"/>
+              <w:right w:val="single" w:sz="4" w:space="0" w:color="auto"/>
             </w:tcBorders>
           </w:tcPr>
           <w:p>
@@ -2304,10 +1912,10 @@
           <w:tcPr>
             <w:tcW w:w="1695" w:type="dxa"/>
             <w:tcBorders>
-              <w:top w:val="single" w:color="auto" w:sz="4" w:space="0"/>
-              <w:left w:val="single" w:color="auto" w:sz="4" w:space="0"/>
-              <w:bottom w:val="single" w:color="auto" w:sz="4" w:space="0"/>
-              <w:right w:val="single" w:color="auto" w:sz="4" w:space="0"/>
+              <w:top w:val="single" w:sz="4" w:space="0" w:color="auto"/>
+              <w:left w:val="single" w:sz="4" w:space="0" w:color="auto"/>
+              <w:bottom w:val="single" w:sz="4" w:space="0" w:color="auto"/>
+              <w:right w:val="single" w:sz="4" w:space="0" w:color="auto"/>
             </w:tcBorders>
           </w:tcPr>
           <w:p>
@@ -2332,10 +1940,10 @@
           <w:tcPr>
             <w:tcW w:w="4073" w:type="dxa"/>
             <w:tcBorders>
-              <w:top w:val="single" w:color="auto" w:sz="4" w:space="0"/>
-              <w:left w:val="single" w:color="auto" w:sz="4" w:space="0"/>
-              <w:bottom w:val="single" w:color="auto" w:sz="4" w:space="0"/>
-              <w:right w:val="single" w:color="auto" w:sz="4" w:space="0"/>
+              <w:top w:val="single" w:sz="4" w:space="0" w:color="auto"/>
+              <w:left w:val="single" w:sz="4" w:space="0" w:color="auto"/>
+              <w:bottom w:val="single" w:sz="4" w:space="0" w:color="auto"/>
+              <w:right w:val="single" w:sz="4" w:space="0" w:color="auto"/>
             </w:tcBorders>
           </w:tcPr>
           <w:p>
@@ -2357,10 +1965,10 @@
           <w:tcPr>
             <w:tcW w:w="1695" w:type="dxa"/>
             <w:tcBorders>
-              <w:top w:val="single" w:color="auto" w:sz="4" w:space="0"/>
-              <w:left w:val="single" w:color="auto" w:sz="4" w:space="0"/>
-              <w:bottom w:val="single" w:color="auto" w:sz="4" w:space="0"/>
-              <w:right w:val="single" w:color="auto" w:sz="4" w:space="0"/>
+              <w:top w:val="single" w:sz="4" w:space="0" w:color="auto"/>
+              <w:left w:val="single" w:sz="4" w:space="0" w:color="auto"/>
+              <w:bottom w:val="single" w:sz="4" w:space="0" w:color="auto"/>
+              <w:right w:val="single" w:sz="4" w:space="0" w:color="auto"/>
             </w:tcBorders>
           </w:tcPr>
           <w:p>
@@ -2386,10 +1994,10 @@
           <w:tcPr>
             <w:tcW w:w="4073" w:type="dxa"/>
             <w:tcBorders>
-              <w:top w:val="single" w:color="auto" w:sz="4" w:space="0"/>
-              <w:left w:val="single" w:color="auto" w:sz="4" w:space="0"/>
-              <w:bottom w:val="single" w:color="auto" w:sz="4" w:space="0"/>
-              <w:right w:val="single" w:color="auto" w:sz="4" w:space="0"/>
+              <w:top w:val="single" w:sz="4" w:space="0" w:color="auto"/>
+              <w:left w:val="single" w:sz="4" w:space="0" w:color="auto"/>
+              <w:bottom w:val="single" w:sz="4" w:space="0" w:color="auto"/>
+              <w:right w:val="single" w:sz="4" w:space="0" w:color="auto"/>
             </w:tcBorders>
           </w:tcPr>
           <w:p>
@@ -2411,10 +2019,10 @@
           <w:tcPr>
             <w:tcW w:w="1695" w:type="dxa"/>
             <w:tcBorders>
-              <w:top w:val="single" w:color="auto" w:sz="4" w:space="0"/>
-              <w:left w:val="single" w:color="auto" w:sz="4" w:space="0"/>
-              <w:bottom w:val="single" w:color="auto" w:sz="4" w:space="0"/>
-              <w:right w:val="single" w:color="auto" w:sz="4" w:space="0"/>
+              <w:top w:val="single" w:sz="4" w:space="0" w:color="auto"/>
+              <w:left w:val="single" w:sz="4" w:space="0" w:color="auto"/>
+              <w:bottom w:val="single" w:sz="4" w:space="0" w:color="auto"/>
+              <w:right w:val="single" w:sz="4" w:space="0" w:color="auto"/>
             </w:tcBorders>
           </w:tcPr>
           <w:p>
@@ -2440,10 +2048,10 @@
           <w:tcPr>
             <w:tcW w:w="4073" w:type="dxa"/>
             <w:tcBorders>
-              <w:top w:val="single" w:color="auto" w:sz="4" w:space="0"/>
-              <w:left w:val="single" w:color="auto" w:sz="4" w:space="0"/>
-              <w:bottom w:val="single" w:color="auto" w:sz="4" w:space="0"/>
-              <w:right w:val="single" w:color="auto" w:sz="4" w:space="0"/>
+              <w:top w:val="single" w:sz="4" w:space="0" w:color="auto"/>
+              <w:left w:val="single" w:sz="4" w:space="0" w:color="auto"/>
+              <w:bottom w:val="single" w:sz="4" w:space="0" w:color="auto"/>
+              <w:right w:val="single" w:sz="4" w:space="0" w:color="auto"/>
             </w:tcBorders>
           </w:tcPr>
           <w:p>
@@ -2465,10 +2073,10 @@
           <w:tcPr>
             <w:tcW w:w="1695" w:type="dxa"/>
             <w:tcBorders>
-              <w:top w:val="single" w:color="auto" w:sz="4" w:space="0"/>
-              <w:left w:val="single" w:color="auto" w:sz="4" w:space="0"/>
-              <w:bottom w:val="single" w:color="auto" w:sz="4" w:space="0"/>
-              <w:right w:val="single" w:color="auto" w:sz="4" w:space="0"/>
+              <w:top w:val="single" w:sz="4" w:space="0" w:color="auto"/>
+              <w:left w:val="single" w:sz="4" w:space="0" w:color="auto"/>
+              <w:bottom w:val="single" w:sz="4" w:space="0" w:color="auto"/>
+              <w:right w:val="single" w:sz="4" w:space="0" w:color="auto"/>
             </w:tcBorders>
           </w:tcPr>
           <w:p>
@@ -2494,10 +2102,10 @@
           <w:tcPr>
             <w:tcW w:w="4073" w:type="dxa"/>
             <w:tcBorders>
-              <w:top w:val="single" w:color="auto" w:sz="4" w:space="0"/>
-              <w:left w:val="single" w:color="auto" w:sz="4" w:space="0"/>
-              <w:bottom w:val="single" w:color="auto" w:sz="4" w:space="0"/>
-              <w:right w:val="single" w:color="auto" w:sz="4" w:space="0"/>
+              <w:top w:val="single" w:sz="4" w:space="0" w:color="auto"/>
+              <w:left w:val="single" w:sz="4" w:space="0" w:color="auto"/>
+              <w:bottom w:val="single" w:sz="4" w:space="0" w:color="auto"/>
+              <w:right w:val="single" w:sz="4" w:space="0" w:color="auto"/>
             </w:tcBorders>
           </w:tcPr>
           <w:p>
@@ -2519,10 +2127,10 @@
           <w:tcPr>
             <w:tcW w:w="1695" w:type="dxa"/>
             <w:tcBorders>
-              <w:top w:val="single" w:color="auto" w:sz="4" w:space="0"/>
-              <w:left w:val="single" w:color="auto" w:sz="4" w:space="0"/>
-              <w:bottom w:val="single" w:color="auto" w:sz="4" w:space="0"/>
-              <w:right w:val="single" w:color="auto" w:sz="4" w:space="0"/>
+              <w:top w:val="single" w:sz="4" w:space="0" w:color="auto"/>
+              <w:left w:val="single" w:sz="4" w:space="0" w:color="auto"/>
+              <w:bottom w:val="single" w:sz="4" w:space="0" w:color="auto"/>
+              <w:right w:val="single" w:sz="4" w:space="0" w:color="auto"/>
             </w:tcBorders>
           </w:tcPr>
           <w:p>
@@ -2548,10 +2156,10 @@
           <w:tcPr>
             <w:tcW w:w="4073" w:type="dxa"/>
             <w:tcBorders>
-              <w:top w:val="single" w:color="auto" w:sz="4" w:space="0"/>
-              <w:left w:val="single" w:color="auto" w:sz="4" w:space="0"/>
-              <w:bottom w:val="single" w:color="auto" w:sz="4" w:space="0"/>
-              <w:right w:val="single" w:color="auto" w:sz="4" w:space="0"/>
+              <w:top w:val="single" w:sz="4" w:space="0" w:color="auto"/>
+              <w:left w:val="single" w:sz="4" w:space="0" w:color="auto"/>
+              <w:bottom w:val="single" w:sz="4" w:space="0" w:color="auto"/>
+              <w:right w:val="single" w:sz="4" w:space="0" w:color="auto"/>
             </w:tcBorders>
           </w:tcPr>
           <w:p>
@@ -2573,10 +2181,10 @@
           <w:tcPr>
             <w:tcW w:w="1695" w:type="dxa"/>
             <w:tcBorders>
-              <w:top w:val="single" w:color="auto" w:sz="4" w:space="0"/>
-              <w:left w:val="single" w:color="auto" w:sz="4" w:space="0"/>
-              <w:bottom w:val="single" w:color="auto" w:sz="4" w:space="0"/>
-              <w:right w:val="single" w:color="auto" w:sz="4" w:space="0"/>
+              <w:top w:val="single" w:sz="4" w:space="0" w:color="auto"/>
+              <w:left w:val="single" w:sz="4" w:space="0" w:color="auto"/>
+              <w:bottom w:val="single" w:sz="4" w:space="0" w:color="auto"/>
+              <w:right w:val="single" w:sz="4" w:space="0" w:color="auto"/>
             </w:tcBorders>
           </w:tcPr>
           <w:p>
@@ -2602,10 +2210,10 @@
           <w:tcPr>
             <w:tcW w:w="4073" w:type="dxa"/>
             <w:tcBorders>
-              <w:top w:val="single" w:color="auto" w:sz="4" w:space="0"/>
-              <w:left w:val="single" w:color="auto" w:sz="4" w:space="0"/>
-              <w:bottom w:val="single" w:color="auto" w:sz="4" w:space="0"/>
-              <w:right w:val="single" w:color="auto" w:sz="4" w:space="0"/>
+              <w:top w:val="single" w:sz="4" w:space="0" w:color="auto"/>
+              <w:left w:val="single" w:sz="4" w:space="0" w:color="auto"/>
+              <w:bottom w:val="single" w:sz="4" w:space="0" w:color="auto"/>
+              <w:right w:val="single" w:sz="4" w:space="0" w:color="auto"/>
             </w:tcBorders>
             <w:hideMark/>
           </w:tcPr>
@@ -2641,10 +2249,10 @@
           <w:tcPr>
             <w:tcW w:w="1695" w:type="dxa"/>
             <w:tcBorders>
-              <w:top w:val="single" w:color="auto" w:sz="4" w:space="0"/>
-              <w:left w:val="single" w:color="auto" w:sz="4" w:space="0"/>
-              <w:bottom w:val="single" w:color="auto" w:sz="4" w:space="0"/>
-              <w:right w:val="single" w:color="auto" w:sz="4" w:space="0"/>
+              <w:top w:val="single" w:sz="4" w:space="0" w:color="auto"/>
+              <w:left w:val="single" w:sz="4" w:space="0" w:color="auto"/>
+              <w:bottom w:val="single" w:sz="4" w:space="0" w:color="auto"/>
+              <w:right w:val="single" w:sz="4" w:space="0" w:color="auto"/>
             </w:tcBorders>
             <w:hideMark/>
           </w:tcPr>
@@ -2710,10 +2318,10 @@
           <w:tcPr>
             <w:tcW w:w="3638" w:type="dxa"/>
             <w:tcBorders>
-              <w:top w:val="single" w:color="auto" w:sz="4" w:space="0"/>
-              <w:left w:val="single" w:color="auto" w:sz="4" w:space="0"/>
-              <w:bottom w:val="single" w:color="auto" w:sz="4" w:space="0"/>
-              <w:right w:val="single" w:color="auto" w:sz="4" w:space="0"/>
+              <w:top w:val="single" w:sz="4" w:space="0" w:color="auto"/>
+              <w:left w:val="single" w:sz="4" w:space="0" w:color="auto"/>
+              <w:bottom w:val="single" w:sz="4" w:space="0" w:color="auto"/>
+              <w:right w:val="single" w:sz="4" w:space="0" w:color="auto"/>
             </w:tcBorders>
           </w:tcPr>
           <w:p>
@@ -2725,6 +2333,8 @@
                 <w:lang w:bidi="ar-JO"/>
               </w:rPr>
             </w:pPr>
+            <w:bookmarkStart w:id="0" w:name="_GoBack"/>
+            <w:bookmarkEnd w:id="0"/>
           </w:p>
         </w:tc>
       </w:tr>
@@ -2736,10 +2346,10 @@
           <w:tcPr>
             <w:tcW w:w="3638" w:type="dxa"/>
             <w:tcBorders>
-              <w:top w:val="single" w:color="auto" w:sz="4" w:space="0"/>
-              <w:left w:val="single" w:color="auto" w:sz="4" w:space="0"/>
-              <w:bottom w:val="single" w:color="auto" w:sz="4" w:space="0"/>
-              <w:right w:val="single" w:color="auto" w:sz="4" w:space="0"/>
+              <w:top w:val="single" w:sz="4" w:space="0" w:color="auto"/>
+              <w:left w:val="single" w:sz="4" w:space="0" w:color="auto"/>
+              <w:bottom w:val="single" w:sz="4" w:space="0" w:color="auto"/>
+              <w:right w:val="single" w:sz="4" w:space="0" w:color="auto"/>
             </w:tcBorders>
           </w:tcPr>
           <w:p>
@@ -2763,10 +2373,10 @@
           <w:tcPr>
             <w:tcW w:w="3638" w:type="dxa"/>
             <w:tcBorders>
-              <w:top w:val="single" w:color="auto" w:sz="4" w:space="0"/>
-              <w:left w:val="single" w:color="auto" w:sz="4" w:space="0"/>
-              <w:bottom w:val="single" w:color="auto" w:sz="4" w:space="0"/>
-              <w:right w:val="single" w:color="auto" w:sz="4" w:space="0"/>
+              <w:top w:val="single" w:sz="4" w:space="0" w:color="auto"/>
+              <w:left w:val="single" w:sz="4" w:space="0" w:color="auto"/>
+              <w:bottom w:val="single" w:sz="4" w:space="0" w:color="auto"/>
+              <w:right w:val="single" w:sz="4" w:space="0" w:color="auto"/>
             </w:tcBorders>
           </w:tcPr>
           <w:p>
@@ -2790,10 +2400,10 @@
           <w:tcPr>
             <w:tcW w:w="3638" w:type="dxa"/>
             <w:tcBorders>
-              <w:top w:val="single" w:color="auto" w:sz="4" w:space="0"/>
-              <w:left w:val="single" w:color="auto" w:sz="4" w:space="0"/>
-              <w:bottom w:val="single" w:color="auto" w:sz="4" w:space="0"/>
-              <w:right w:val="single" w:color="auto" w:sz="4" w:space="0"/>
+              <w:top w:val="single" w:sz="4" w:space="0" w:color="auto"/>
+              <w:left w:val="single" w:sz="4" w:space="0" w:color="auto"/>
+              <w:bottom w:val="single" w:sz="4" w:space="0" w:color="auto"/>
+              <w:right w:val="single" w:sz="4" w:space="0" w:color="auto"/>
             </w:tcBorders>
           </w:tcPr>
           <w:p>
@@ -2817,10 +2427,10 @@
           <w:tcPr>
             <w:tcW w:w="3638" w:type="dxa"/>
             <w:tcBorders>
-              <w:top w:val="single" w:color="auto" w:sz="4" w:space="0"/>
-              <w:left w:val="single" w:color="auto" w:sz="4" w:space="0"/>
-              <w:bottom w:val="single" w:color="auto" w:sz="4" w:space="0"/>
-              <w:right w:val="single" w:color="auto" w:sz="4" w:space="0"/>
+              <w:top w:val="single" w:sz="4" w:space="0" w:color="auto"/>
+              <w:left w:val="single" w:sz="4" w:space="0" w:color="auto"/>
+              <w:bottom w:val="single" w:sz="4" w:space="0" w:color="auto"/>
+              <w:right w:val="single" w:sz="4" w:space="0" w:color="auto"/>
             </w:tcBorders>
           </w:tcPr>
           <w:p>
@@ -2844,10 +2454,10 @@
           <w:tcPr>
             <w:tcW w:w="3638" w:type="dxa"/>
             <w:tcBorders>
-              <w:top w:val="single" w:color="auto" w:sz="4" w:space="0"/>
-              <w:left w:val="single" w:color="auto" w:sz="4" w:space="0"/>
-              <w:bottom w:val="single" w:color="auto" w:sz="4" w:space="0"/>
-              <w:right w:val="single" w:color="auto" w:sz="4" w:space="0"/>
+              <w:top w:val="single" w:sz="4" w:space="0" w:color="auto"/>
+              <w:left w:val="single" w:sz="4" w:space="0" w:color="auto"/>
+              <w:bottom w:val="single" w:sz="4" w:space="0" w:color="auto"/>
+              <w:right w:val="single" w:sz="4" w:space="0" w:color="auto"/>
             </w:tcBorders>
             <w:hideMark/>
           </w:tcPr>
@@ -2881,10 +2491,10 @@
           <w:tcPr>
             <w:tcW w:w="3638" w:type="dxa"/>
             <w:tcBorders>
-              <w:top w:val="single" w:color="auto" w:sz="4" w:space="0"/>
-              <w:left w:val="single" w:color="auto" w:sz="4" w:space="0"/>
-              <w:bottom w:val="single" w:color="auto" w:sz="4" w:space="0"/>
-              <w:right w:val="single" w:color="auto" w:sz="4" w:space="0"/>
+              <w:top w:val="single" w:sz="4" w:space="0" w:color="auto"/>
+              <w:left w:val="single" w:sz="4" w:space="0" w:color="auto"/>
+              <w:bottom w:val="single" w:sz="4" w:space="0" w:color="auto"/>
+              <w:right w:val="single" w:sz="4" w:space="0" w:color="auto"/>
             </w:tcBorders>
             <w:hideMark/>
           </w:tcPr>
@@ -2918,10 +2528,10 @@
           <w:tcPr>
             <w:tcW w:w="3638" w:type="dxa"/>
             <w:tcBorders>
-              <w:top w:val="single" w:color="auto" w:sz="4" w:space="0"/>
-              <w:left w:val="single" w:color="auto" w:sz="4" w:space="0"/>
-              <w:bottom w:val="single" w:color="auto" w:sz="4" w:space="0"/>
-              <w:right w:val="single" w:color="auto" w:sz="4" w:space="0"/>
+              <w:top w:val="single" w:sz="4" w:space="0" w:color="auto"/>
+              <w:left w:val="single" w:sz="4" w:space="0" w:color="auto"/>
+              <w:bottom w:val="single" w:sz="4" w:space="0" w:color="auto"/>
+              <w:right w:val="single" w:sz="4" w:space="0" w:color="auto"/>
             </w:tcBorders>
             <w:hideMark/>
           </w:tcPr>
@@ -2985,23 +2595,9 @@
                 <w:sz w:val="28"/>
                 <w:szCs w:val="28"/>
                 <w:u w:val="single"/>
-                <w:rtl/>
-                <w:lang w:bidi="ar-JO"/>
-              </w:rPr>
-              <w:t xml:space="preserve">00 </w:t>
-            </w:r>
-            <w:r>
-              <w:rPr>
-                <w:rFonts w:hint="cs"/>
-                <w:b/>
-                <w:bCs/>
-                <w:color w:val="FF0000"/>
-                <w:sz w:val="28"/>
-                <w:szCs w:val="28"/>
-                <w:u w:val="single"/>
-                <w:lang w:bidi="ar-JO"/>
-              </w:rPr>
-              <w:t xml:space="preserve"> </w:t>
+                <w:lang w:bidi="ar-JO"/>
+              </w:rPr>
+              <w:t>{wages}</w:t>
             </w:r>
             <w:r>
               <w:rPr>
@@ -3417,6 +3013,7 @@
           <w:rtl/>
           <w:lang w:bidi="ar-JO"/>
         </w:rPr>
+        <w:lastRenderedPageBreak/>
         <w:t xml:space="preserve">حادث وقع بتاريخ // وكانت الاضرار </w:t>
       </w:r>
     </w:p>
@@ -3675,12 +3272,12 @@
         <w:bidiVisual/>
         <w:tblW w:w="10348" w:type="dxa"/>
         <w:tblBorders>
-          <w:top w:val="single" w:color="auto" w:sz="18" w:space="0"/>
-          <w:left w:val="single" w:color="auto" w:sz="18" w:space="0"/>
-          <w:bottom w:val="single" w:color="auto" w:sz="18" w:space="0"/>
-          <w:right w:val="single" w:color="auto" w:sz="18" w:space="0"/>
-          <w:insideH w:val="single" w:color="auto" w:sz="18" w:space="0"/>
-          <w:insideV w:val="single" w:color="auto" w:sz="18" w:space="0"/>
+          <w:top w:val="single" w:sz="18" w:space="0" w:color="auto"/>
+          <w:left w:val="single" w:sz="18" w:space="0" w:color="auto"/>
+          <w:bottom w:val="single" w:sz="18" w:space="0" w:color="auto"/>
+          <w:right w:val="single" w:sz="18" w:space="0" w:color="auto"/>
+          <w:insideH w:val="single" w:sz="18" w:space="0" w:color="auto"/>
+          <w:insideV w:val="single" w:sz="18" w:space="0" w:color="auto"/>
         </w:tblBorders>
         <w:shd w:val="clear" w:color="auto" w:fill="FFFF00"/>
         <w:tblLook w:val="04A0" w:firstRow="1" w:lastRow="0" w:firstColumn="1" w:lastColumn="0" w:noHBand="0" w:noVBand="1"/>
@@ -3693,10 +3290,10 @@
           <w:tcPr>
             <w:tcW w:w="10348" w:type="dxa"/>
             <w:tcBorders>
-              <w:top w:val="single" w:color="964C00" w:sz="18" w:space="0"/>
-              <w:left w:val="single" w:color="964B00" w:sz="18" w:space="0"/>
-              <w:bottom w:val="single" w:color="964C00" w:sz="24" w:space="0"/>
-              <w:right w:val="single" w:color="964B00" w:sz="18" w:space="0"/>
+              <w:top w:val="single" w:sz="18" w:space="0" w:color="964C00"/>
+              <w:left w:val="single" w:sz="18" w:space="0" w:color="964B00"/>
+              <w:bottom w:val="single" w:sz="24" w:space="0" w:color="964C00"/>
+              <w:right w:val="single" w:sz="18" w:space="0" w:color="964B00"/>
             </w:tcBorders>
             <w:hideMark/>
           </w:tcPr>
@@ -3815,7 +3412,7 @@
         <w:spacing w:after="0" w:line="240" w:lineRule="auto"/>
         <w:ind w:left="99" w:hanging="180"/>
         <w:rPr>
-          <w:rFonts w:ascii="Times New Roman" w:hAnsi="Times New Roman" w:eastAsia="Times New Roman" w:cs="Times New Roman"/>
+          <w:rFonts w:ascii="Times New Roman" w:eastAsia="Times New Roman" w:hAnsi="Times New Roman" w:cs="Times New Roman"/>
           <w:b/>
           <w:bCs/>
           <w:color w:val="FF0000"/>
@@ -3834,7 +3431,7 @@
         <w:spacing w:after="0" w:line="240" w:lineRule="auto"/>
         <w:ind w:left="99" w:hanging="180"/>
         <w:rPr>
-          <w:rFonts w:ascii="Times New Roman" w:hAnsi="Times New Roman" w:eastAsia="Times New Roman" w:cs="Times New Roman"/>
+          <w:rFonts w:ascii="Times New Roman" w:eastAsia="Times New Roman" w:hAnsi="Times New Roman" w:cs="Times New Roman"/>
           <w:b/>
           <w:bCs/>
           <w:color w:val="FF0000"/>
@@ -3853,7 +3450,7 @@
         <w:spacing w:after="0" w:line="240" w:lineRule="auto"/>
         <w:ind w:left="99" w:hanging="180"/>
         <w:rPr>
-          <w:rFonts w:ascii="Times New Roman" w:hAnsi="Times New Roman" w:eastAsia="Times New Roman" w:cs="Times New Roman"/>
+          <w:rFonts w:ascii="Times New Roman" w:eastAsia="Times New Roman" w:hAnsi="Times New Roman" w:cs="Times New Roman"/>
           <w:b/>
           <w:bCs/>
           <w:color w:val="FF0000"/>
@@ -3872,7 +3469,7 @@
         <w:spacing w:after="0" w:line="240" w:lineRule="auto"/>
         <w:ind w:left="99" w:hanging="180"/>
         <w:rPr>
-          <w:rFonts w:ascii="Times New Roman" w:hAnsi="Times New Roman" w:eastAsia="Times New Roman" w:cs="Times New Roman"/>
+          <w:rFonts w:ascii="Times New Roman" w:eastAsia="Times New Roman" w:hAnsi="Times New Roman" w:cs="Times New Roman"/>
           <w:b/>
           <w:bCs/>
           <w:color w:val="FF0000"/>
@@ -3891,7 +3488,7 @@
         <w:spacing w:after="0" w:line="240" w:lineRule="auto"/>
         <w:ind w:left="99" w:hanging="180"/>
         <w:rPr>
-          <w:rFonts w:ascii="Times New Roman" w:hAnsi="Times New Roman" w:eastAsia="Times New Roman" w:cs="Times New Roman"/>
+          <w:rFonts w:ascii="Times New Roman" w:eastAsia="Times New Roman" w:hAnsi="Times New Roman" w:cs="Times New Roman"/>
           <w:b/>
           <w:bCs/>
           <w:color w:val="FF0000"/>
@@ -3910,7 +3507,7 @@
         <w:spacing w:after="0" w:line="240" w:lineRule="auto"/>
         <w:ind w:left="656" w:hanging="180"/>
         <w:rPr>
-          <w:rFonts w:ascii="Times New Roman" w:hAnsi="Times New Roman" w:eastAsia="Times New Roman" w:cs="Times New Roman"/>
+          <w:rFonts w:ascii="Times New Roman" w:eastAsia="Times New Roman" w:hAnsi="Times New Roman" w:cs="Times New Roman"/>
           <w:b/>
           <w:bCs/>
           <w:color w:val="FF0000"/>
@@ -3923,7 +3520,7 @@
       </w:pPr>
       <w:r>
         <w:rPr>
-          <w:rFonts w:ascii="Times New Roman" w:hAnsi="Times New Roman" w:eastAsia="Times New Roman" w:cs="Times New Roman"/>
+          <w:rFonts w:ascii="Times New Roman" w:eastAsia="Times New Roman" w:hAnsi="Times New Roman" w:cs="Times New Roman"/>
           <w:b/>
           <w:bCs/>
           <w:color w:val="FF0000"/>
@@ -3943,7 +3540,7 @@
         <w:ind w:left="656" w:hanging="196"/>
         <w:jc w:val="lowKashida"/>
         <w:rPr>
-          <w:rFonts w:ascii="Times New Roman" w:hAnsi="Times New Roman" w:eastAsia="Times New Roman" w:cs="Times New Roman"/>
+          <w:rFonts w:ascii="Times New Roman" w:eastAsia="Times New Roman" w:hAnsi="Times New Roman" w:cs="Times New Roman"/>
           <w:b/>
           <w:bCs/>
           <w:sz w:val="28"/>
@@ -3953,7 +3550,7 @@
       </w:pPr>
       <w:r>
         <w:rPr>
-          <w:rFonts w:ascii="Times New Roman" w:hAnsi="Times New Roman" w:eastAsia="Times New Roman" w:cs="Times New Roman"/>
+          <w:rFonts w:ascii="Times New Roman" w:eastAsia="Times New Roman" w:hAnsi="Times New Roman" w:cs="Times New Roman"/>
           <w:b/>
           <w:bCs/>
           <w:sz w:val="28"/>
@@ -3965,7 +3562,7 @@
       </w:r>
       <w:r>
         <w:rPr>
-          <w:rFonts w:ascii="Times New Roman" w:hAnsi="Times New Roman" w:eastAsia="Times New Roman" w:cs="Times New Roman"/>
+          <w:rFonts w:ascii="Times New Roman" w:eastAsia="Times New Roman" w:hAnsi="Times New Roman" w:cs="Times New Roman"/>
           <w:b/>
           <w:bCs/>
           <w:sz w:val="28"/>
@@ -3976,7 +3573,7 @@
       </w:r>
       <w:r>
         <w:rPr>
-          <w:rFonts w:ascii="Times New Roman" w:hAnsi="Times New Roman" w:eastAsia="Times New Roman" w:cs="Times New Roman"/>
+          <w:rFonts w:ascii="Times New Roman" w:eastAsia="Times New Roman" w:hAnsi="Times New Roman" w:cs="Times New Roman"/>
           <w:b/>
           <w:bCs/>
           <w:sz w:val="28"/>
@@ -3994,7 +3591,7 @@
         <w:ind w:left="279" w:hanging="196"/>
         <w:jc w:val="lowKashida"/>
         <w:rPr>
-          <w:rFonts w:ascii="Times New Roman" w:hAnsi="Times New Roman" w:eastAsia="Times New Roman" w:cs="Times New Roman"/>
+          <w:rFonts w:ascii="Times New Roman" w:eastAsia="Times New Roman" w:hAnsi="Times New Roman" w:cs="Times New Roman"/>
           <w:b/>
           <w:bCs/>
           <w:sz w:val="6"/>
@@ -4009,12 +3606,12 @@
         <w:tblW w:w="7793" w:type="dxa"/>
         <w:jc w:val="center"/>
         <w:tblBorders>
-          <w:top w:val="single" w:color="auto" w:sz="4" w:space="0"/>
-          <w:left w:val="single" w:color="auto" w:sz="4" w:space="0"/>
-          <w:bottom w:val="single" w:color="auto" w:sz="4" w:space="0"/>
-          <w:right w:val="single" w:color="auto" w:sz="4" w:space="0"/>
-          <w:insideH w:val="single" w:color="auto" w:sz="4" w:space="0"/>
-          <w:insideV w:val="single" w:color="auto" w:sz="4" w:space="0"/>
+          <w:top w:val="single" w:sz="4" w:space="0" w:color="auto"/>
+          <w:left w:val="single" w:sz="4" w:space="0" w:color="auto"/>
+          <w:bottom w:val="single" w:sz="4" w:space="0" w:color="auto"/>
+          <w:right w:val="single" w:sz="4" w:space="0" w:color="auto"/>
+          <w:insideH w:val="single" w:sz="4" w:space="0" w:color="auto"/>
+          <w:insideV w:val="single" w:sz="4" w:space="0" w:color="auto"/>
         </w:tblBorders>
         <w:tblLook w:val="01E0" w:firstRow="1" w:lastRow="1" w:firstColumn="1" w:lastColumn="1" w:noHBand="0" w:noVBand="0"/>
       </w:tblPr>
@@ -4032,10 +3629,10 @@
           <w:tcPr>
             <w:tcW w:w="892" w:type="dxa"/>
             <w:tcBorders>
-              <w:top w:val="single" w:color="auto" w:sz="4" w:space="0"/>
-              <w:left w:val="single" w:color="auto" w:sz="4" w:space="0"/>
-              <w:bottom w:val="single" w:color="auto" w:sz="4" w:space="0"/>
-              <w:right w:val="single" w:color="auto" w:sz="4" w:space="0"/>
+              <w:top w:val="single" w:sz="4" w:space="0" w:color="auto"/>
+              <w:left w:val="single" w:sz="4" w:space="0" w:color="auto"/>
+              <w:bottom w:val="single" w:sz="4" w:space="0" w:color="auto"/>
+              <w:right w:val="single" w:sz="4" w:space="0" w:color="auto"/>
             </w:tcBorders>
             <w:shd w:val="clear" w:color="auto" w:fill="FFFFFF"/>
             <w:hideMark/>
@@ -4046,7 +3643,7 @@
               <w:spacing w:after="0" w:line="240" w:lineRule="auto"/>
               <w:jc w:val="center"/>
               <w:rPr>
-                <w:rFonts w:ascii="Times New Roman" w:hAnsi="Times New Roman" w:eastAsia="Times New Roman" w:cs="Times New Roman"/>
+                <w:rFonts w:ascii="Times New Roman" w:eastAsia="Times New Roman" w:hAnsi="Times New Roman" w:cs="Times New Roman"/>
                 <w:b/>
                 <w:bCs/>
                 <w:color w:val="0070C0"/>
@@ -4058,7 +3655,7 @@
             </w:pPr>
             <w:r>
               <w:rPr>
-                <w:rFonts w:ascii="Times New Roman" w:hAnsi="Times New Roman" w:eastAsia="Times New Roman" w:cs="Times New Roman"/>
+                <w:rFonts w:ascii="Times New Roman" w:eastAsia="Times New Roman" w:hAnsi="Times New Roman" w:cs="Times New Roman"/>
                 <w:b/>
                 <w:bCs/>
                 <w:color w:val="FF0000"/>
@@ -4075,10 +3672,10 @@
           <w:tcPr>
             <w:tcW w:w="4381" w:type="dxa"/>
             <w:tcBorders>
-              <w:top w:val="single" w:color="auto" w:sz="4" w:space="0"/>
-              <w:left w:val="single" w:color="auto" w:sz="4" w:space="0"/>
-              <w:bottom w:val="single" w:color="auto" w:sz="4" w:space="0"/>
-              <w:right w:val="single" w:color="auto" w:sz="4" w:space="0"/>
+              <w:top w:val="single" w:sz="4" w:space="0" w:color="auto"/>
+              <w:left w:val="single" w:sz="4" w:space="0" w:color="auto"/>
+              <w:bottom w:val="single" w:sz="4" w:space="0" w:color="auto"/>
+              <w:right w:val="single" w:sz="4" w:space="0" w:color="auto"/>
             </w:tcBorders>
             <w:shd w:val="clear" w:color="auto" w:fill="FFFFFF"/>
             <w:hideMark/>
@@ -4089,7 +3686,7 @@
               <w:spacing w:after="0" w:line="240" w:lineRule="auto"/>
               <w:jc w:val="center"/>
               <w:rPr>
-                <w:rFonts w:ascii="Times New Roman" w:hAnsi="Times New Roman" w:eastAsia="Times New Roman" w:cs="Times New Roman"/>
+                <w:rFonts w:ascii="Times New Roman" w:eastAsia="Times New Roman" w:hAnsi="Times New Roman" w:cs="Times New Roman"/>
                 <w:b/>
                 <w:bCs/>
                 <w:color w:val="FF0000"/>
@@ -4101,7 +3698,7 @@
             </w:pPr>
             <w:r>
               <w:rPr>
-                <w:rFonts w:ascii="Times New Roman" w:hAnsi="Times New Roman" w:eastAsia="Times New Roman" w:cs="Times New Roman"/>
+                <w:rFonts w:ascii="Times New Roman" w:eastAsia="Times New Roman" w:hAnsi="Times New Roman" w:cs="Times New Roman"/>
                 <w:b/>
                 <w:bCs/>
                 <w:color w:val="FF0000"/>
@@ -4118,10 +3715,10 @@
           <w:tcPr>
             <w:tcW w:w="2520" w:type="dxa"/>
             <w:tcBorders>
-              <w:top w:val="single" w:color="auto" w:sz="4" w:space="0"/>
-              <w:left w:val="single" w:color="auto" w:sz="4" w:space="0"/>
-              <w:bottom w:val="single" w:color="auto" w:sz="4" w:space="0"/>
-              <w:right w:val="single" w:color="auto" w:sz="4" w:space="0"/>
+              <w:top w:val="single" w:sz="4" w:space="0" w:color="auto"/>
+              <w:left w:val="single" w:sz="4" w:space="0" w:color="auto"/>
+              <w:bottom w:val="single" w:sz="4" w:space="0" w:color="auto"/>
+              <w:right w:val="single" w:sz="4" w:space="0" w:color="auto"/>
             </w:tcBorders>
             <w:shd w:val="clear" w:color="auto" w:fill="FFFFFF"/>
             <w:hideMark/>
@@ -4132,7 +3729,7 @@
               <w:spacing w:after="0" w:line="240" w:lineRule="auto"/>
               <w:jc w:val="center"/>
               <w:rPr>
-                <w:rFonts w:ascii="Times New Roman" w:hAnsi="Times New Roman" w:eastAsia="Times New Roman" w:cs="Times New Roman"/>
+                <w:rFonts w:ascii="Times New Roman" w:eastAsia="Times New Roman" w:hAnsi="Times New Roman" w:cs="Times New Roman"/>
                 <w:b/>
                 <w:bCs/>
                 <w:color w:val="FF0000"/>
@@ -4144,7 +3741,7 @@
             </w:pPr>
             <w:r>
               <w:rPr>
-                <w:rFonts w:ascii="Times New Roman" w:hAnsi="Times New Roman" w:eastAsia="Times New Roman" w:cs="Times New Roman"/>
+                <w:rFonts w:ascii="Times New Roman" w:eastAsia="Times New Roman" w:hAnsi="Times New Roman" w:cs="Times New Roman"/>
                 <w:b/>
                 <w:bCs/>
                 <w:color w:val="FF0000"/>
@@ -4167,10 +3764,10 @@
           <w:tcPr>
             <w:tcW w:w="892" w:type="dxa"/>
             <w:tcBorders>
-              <w:top w:val="single" w:color="auto" w:sz="4" w:space="0"/>
-              <w:left w:val="single" w:color="auto" w:sz="4" w:space="0"/>
-              <w:bottom w:val="single" w:color="auto" w:sz="4" w:space="0"/>
-              <w:right w:val="single" w:color="auto" w:sz="4" w:space="0"/>
+              <w:top w:val="single" w:sz="4" w:space="0" w:color="auto"/>
+              <w:left w:val="single" w:sz="4" w:space="0" w:color="auto"/>
+              <w:bottom w:val="single" w:sz="4" w:space="0" w:color="auto"/>
+              <w:right w:val="single" w:sz="4" w:space="0" w:color="auto"/>
             </w:tcBorders>
           </w:tcPr>
           <w:p>
@@ -4183,7 +3780,7 @@
               <w:spacing w:line="240" w:lineRule="auto"/>
               <w:contextualSpacing/>
               <w:rPr>
-                <w:rFonts w:ascii="Times New Roman" w:hAnsi="Times New Roman" w:eastAsia="Times New Roman" w:cs="Times New Roman"/>
+                <w:rFonts w:ascii="Times New Roman" w:eastAsia="Times New Roman" w:hAnsi="Times New Roman" w:cs="Times New Roman"/>
                 <w:b/>
                 <w:bCs/>
                 <w:sz w:val="28"/>
@@ -4198,10 +3795,10 @@
           <w:tcPr>
             <w:tcW w:w="4381" w:type="dxa"/>
             <w:tcBorders>
-              <w:top w:val="single" w:color="auto" w:sz="4" w:space="0"/>
-              <w:left w:val="single" w:color="auto" w:sz="4" w:space="0"/>
-              <w:bottom w:val="single" w:color="auto" w:sz="4" w:space="0"/>
-              <w:right w:val="single" w:color="auto" w:sz="4" w:space="0"/>
+              <w:top w:val="single" w:sz="4" w:space="0" w:color="auto"/>
+              <w:left w:val="single" w:sz="4" w:space="0" w:color="auto"/>
+              <w:bottom w:val="single" w:sz="4" w:space="0" w:color="auto"/>
+              <w:right w:val="single" w:sz="4" w:space="0" w:color="auto"/>
             </w:tcBorders>
           </w:tcPr>
           <w:p>
@@ -4223,10 +3820,10 @@
           <w:tcPr>
             <w:tcW w:w="2520" w:type="dxa"/>
             <w:tcBorders>
-              <w:top w:val="single" w:color="auto" w:sz="4" w:space="0"/>
-              <w:left w:val="single" w:color="auto" w:sz="4" w:space="0"/>
-              <w:bottom w:val="single" w:color="auto" w:sz="4" w:space="0"/>
-              <w:right w:val="single" w:color="auto" w:sz="4" w:space="0"/>
+              <w:top w:val="single" w:sz="4" w:space="0" w:color="auto"/>
+              <w:left w:val="single" w:sz="4" w:space="0" w:color="auto"/>
+              <w:bottom w:val="single" w:sz="4" w:space="0" w:color="auto"/>
+              <w:right w:val="single" w:sz="4" w:space="0" w:color="auto"/>
             </w:tcBorders>
           </w:tcPr>
           <w:p>
@@ -4255,10 +3852,10 @@
           <w:tcPr>
             <w:tcW w:w="892" w:type="dxa"/>
             <w:tcBorders>
-              <w:top w:val="single" w:color="auto" w:sz="4" w:space="0"/>
-              <w:left w:val="single" w:color="auto" w:sz="4" w:space="0"/>
-              <w:bottom w:val="single" w:color="auto" w:sz="4" w:space="0"/>
-              <w:right w:val="single" w:color="auto" w:sz="4" w:space="0"/>
+              <w:top w:val="single" w:sz="4" w:space="0" w:color="auto"/>
+              <w:left w:val="single" w:sz="4" w:space="0" w:color="auto"/>
+              <w:bottom w:val="single" w:sz="4" w:space="0" w:color="auto"/>
+              <w:right w:val="single" w:sz="4" w:space="0" w:color="auto"/>
             </w:tcBorders>
           </w:tcPr>
           <w:p>
@@ -4271,7 +3868,7 @@
               <w:spacing w:line="240" w:lineRule="auto"/>
               <w:contextualSpacing/>
               <w:rPr>
-                <w:rFonts w:ascii="Times New Roman" w:hAnsi="Times New Roman" w:eastAsia="Times New Roman" w:cs="Times New Roman"/>
+                <w:rFonts w:ascii="Times New Roman" w:eastAsia="Times New Roman" w:hAnsi="Times New Roman" w:cs="Times New Roman"/>
                 <w:b/>
                 <w:bCs/>
                 <w:sz w:val="28"/>
@@ -4286,10 +3883,10 @@
           <w:tcPr>
             <w:tcW w:w="4381" w:type="dxa"/>
             <w:tcBorders>
-              <w:top w:val="single" w:color="auto" w:sz="4" w:space="0"/>
-              <w:left w:val="single" w:color="auto" w:sz="4" w:space="0"/>
-              <w:bottom w:val="single" w:color="auto" w:sz="4" w:space="0"/>
-              <w:right w:val="single" w:color="auto" w:sz="4" w:space="0"/>
+              <w:top w:val="single" w:sz="4" w:space="0" w:color="auto"/>
+              <w:left w:val="single" w:sz="4" w:space="0" w:color="auto"/>
+              <w:bottom w:val="single" w:sz="4" w:space="0" w:color="auto"/>
+              <w:right w:val="single" w:sz="4" w:space="0" w:color="auto"/>
             </w:tcBorders>
           </w:tcPr>
           <w:p>
@@ -4311,10 +3908,10 @@
           <w:tcPr>
             <w:tcW w:w="2520" w:type="dxa"/>
             <w:tcBorders>
-              <w:top w:val="single" w:color="auto" w:sz="4" w:space="0"/>
-              <w:left w:val="single" w:color="auto" w:sz="4" w:space="0"/>
-              <w:bottom w:val="single" w:color="auto" w:sz="4" w:space="0"/>
-              <w:right w:val="single" w:color="auto" w:sz="4" w:space="0"/>
+              <w:top w:val="single" w:sz="4" w:space="0" w:color="auto"/>
+              <w:left w:val="single" w:sz="4" w:space="0" w:color="auto"/>
+              <w:bottom w:val="single" w:sz="4" w:space="0" w:color="auto"/>
+              <w:right w:val="single" w:sz="4" w:space="0" w:color="auto"/>
             </w:tcBorders>
           </w:tcPr>
           <w:p>
@@ -4343,10 +3940,10 @@
           <w:tcPr>
             <w:tcW w:w="892" w:type="dxa"/>
             <w:tcBorders>
-              <w:top w:val="single" w:color="auto" w:sz="4" w:space="0"/>
-              <w:left w:val="single" w:color="auto" w:sz="4" w:space="0"/>
-              <w:bottom w:val="single" w:color="auto" w:sz="4" w:space="0"/>
-              <w:right w:val="single" w:color="auto" w:sz="4" w:space="0"/>
+              <w:top w:val="single" w:sz="4" w:space="0" w:color="auto"/>
+              <w:left w:val="single" w:sz="4" w:space="0" w:color="auto"/>
+              <w:bottom w:val="single" w:sz="4" w:space="0" w:color="auto"/>
+              <w:right w:val="single" w:sz="4" w:space="0" w:color="auto"/>
             </w:tcBorders>
           </w:tcPr>
           <w:p>
@@ -4359,7 +3956,7 @@
               <w:spacing w:line="240" w:lineRule="auto"/>
               <w:contextualSpacing/>
               <w:rPr>
-                <w:rFonts w:ascii="Times New Roman" w:hAnsi="Times New Roman" w:eastAsia="Times New Roman" w:cs="Times New Roman"/>
+                <w:rFonts w:ascii="Times New Roman" w:eastAsia="Times New Roman" w:hAnsi="Times New Roman" w:cs="Times New Roman"/>
                 <w:b/>
                 <w:bCs/>
                 <w:sz w:val="28"/>
@@ -4374,10 +3971,10 @@
           <w:tcPr>
             <w:tcW w:w="4381" w:type="dxa"/>
             <w:tcBorders>
-              <w:top w:val="single" w:color="auto" w:sz="4" w:space="0"/>
-              <w:left w:val="single" w:color="auto" w:sz="4" w:space="0"/>
-              <w:bottom w:val="single" w:color="auto" w:sz="4" w:space="0"/>
-              <w:right w:val="single" w:color="auto" w:sz="4" w:space="0"/>
+              <w:top w:val="single" w:sz="4" w:space="0" w:color="auto"/>
+              <w:left w:val="single" w:sz="4" w:space="0" w:color="auto"/>
+              <w:bottom w:val="single" w:sz="4" w:space="0" w:color="auto"/>
+              <w:right w:val="single" w:sz="4" w:space="0" w:color="auto"/>
             </w:tcBorders>
           </w:tcPr>
           <w:p>
@@ -4399,10 +3996,10 @@
           <w:tcPr>
             <w:tcW w:w="2520" w:type="dxa"/>
             <w:tcBorders>
-              <w:top w:val="single" w:color="auto" w:sz="4" w:space="0"/>
-              <w:left w:val="single" w:color="auto" w:sz="4" w:space="0"/>
-              <w:bottom w:val="single" w:color="auto" w:sz="4" w:space="0"/>
-              <w:right w:val="single" w:color="auto" w:sz="4" w:space="0"/>
+              <w:top w:val="single" w:sz="4" w:space="0" w:color="auto"/>
+              <w:left w:val="single" w:sz="4" w:space="0" w:color="auto"/>
+              <w:bottom w:val="single" w:sz="4" w:space="0" w:color="auto"/>
+              <w:right w:val="single" w:sz="4" w:space="0" w:color="auto"/>
             </w:tcBorders>
           </w:tcPr>
           <w:p>
@@ -4431,10 +4028,10 @@
           <w:tcPr>
             <w:tcW w:w="892" w:type="dxa"/>
             <w:tcBorders>
-              <w:top w:val="single" w:color="auto" w:sz="4" w:space="0"/>
-              <w:left w:val="single" w:color="auto" w:sz="4" w:space="0"/>
-              <w:bottom w:val="single" w:color="auto" w:sz="4" w:space="0"/>
-              <w:right w:val="single" w:color="auto" w:sz="4" w:space="0"/>
+              <w:top w:val="single" w:sz="4" w:space="0" w:color="auto"/>
+              <w:left w:val="single" w:sz="4" w:space="0" w:color="auto"/>
+              <w:bottom w:val="single" w:sz="4" w:space="0" w:color="auto"/>
+              <w:right w:val="single" w:sz="4" w:space="0" w:color="auto"/>
             </w:tcBorders>
           </w:tcPr>
           <w:p>
@@ -4447,7 +4044,7 @@
               <w:spacing w:line="240" w:lineRule="auto"/>
               <w:contextualSpacing/>
               <w:rPr>
-                <w:rFonts w:ascii="Times New Roman" w:hAnsi="Times New Roman" w:eastAsia="Times New Roman" w:cs="Times New Roman"/>
+                <w:rFonts w:ascii="Times New Roman" w:eastAsia="Times New Roman" w:hAnsi="Times New Roman" w:cs="Times New Roman"/>
                 <w:b/>
                 <w:bCs/>
                 <w:sz w:val="28"/>
@@ -4462,10 +4059,10 @@
           <w:tcPr>
             <w:tcW w:w="4381" w:type="dxa"/>
             <w:tcBorders>
-              <w:top w:val="single" w:color="auto" w:sz="4" w:space="0"/>
-              <w:left w:val="single" w:color="auto" w:sz="4" w:space="0"/>
-              <w:bottom w:val="single" w:color="auto" w:sz="4" w:space="0"/>
-              <w:right w:val="single" w:color="auto" w:sz="4" w:space="0"/>
+              <w:top w:val="single" w:sz="4" w:space="0" w:color="auto"/>
+              <w:left w:val="single" w:sz="4" w:space="0" w:color="auto"/>
+              <w:bottom w:val="single" w:sz="4" w:space="0" w:color="auto"/>
+              <w:right w:val="single" w:sz="4" w:space="0" w:color="auto"/>
             </w:tcBorders>
           </w:tcPr>
           <w:p>
@@ -4487,10 +4084,10 @@
           <w:tcPr>
             <w:tcW w:w="2520" w:type="dxa"/>
             <w:tcBorders>
-              <w:top w:val="single" w:color="auto" w:sz="4" w:space="0"/>
-              <w:left w:val="single" w:color="auto" w:sz="4" w:space="0"/>
-              <w:bottom w:val="single" w:color="auto" w:sz="4" w:space="0"/>
-              <w:right w:val="single" w:color="auto" w:sz="4" w:space="0"/>
+              <w:top w:val="single" w:sz="4" w:space="0" w:color="auto"/>
+              <w:left w:val="single" w:sz="4" w:space="0" w:color="auto"/>
+              <w:bottom w:val="single" w:sz="4" w:space="0" w:color="auto"/>
+              <w:right w:val="single" w:sz="4" w:space="0" w:color="auto"/>
             </w:tcBorders>
           </w:tcPr>
           <w:p>
@@ -4519,10 +4116,10 @@
           <w:tcPr>
             <w:tcW w:w="892" w:type="dxa"/>
             <w:tcBorders>
-              <w:top w:val="single" w:color="auto" w:sz="4" w:space="0"/>
-              <w:left w:val="single" w:color="auto" w:sz="4" w:space="0"/>
-              <w:bottom w:val="single" w:color="auto" w:sz="4" w:space="0"/>
-              <w:right w:val="single" w:color="auto" w:sz="4" w:space="0"/>
+              <w:top w:val="single" w:sz="4" w:space="0" w:color="auto"/>
+              <w:left w:val="single" w:sz="4" w:space="0" w:color="auto"/>
+              <w:bottom w:val="single" w:sz="4" w:space="0" w:color="auto"/>
+              <w:right w:val="single" w:sz="4" w:space="0" w:color="auto"/>
             </w:tcBorders>
           </w:tcPr>
           <w:p>
@@ -4535,7 +4132,7 @@
               <w:spacing w:line="240" w:lineRule="auto"/>
               <w:contextualSpacing/>
               <w:rPr>
-                <w:rFonts w:ascii="Times New Roman" w:hAnsi="Times New Roman" w:eastAsia="Times New Roman" w:cs="Times New Roman"/>
+                <w:rFonts w:ascii="Times New Roman" w:eastAsia="Times New Roman" w:hAnsi="Times New Roman" w:cs="Times New Roman"/>
                 <w:b/>
                 <w:bCs/>
                 <w:sz w:val="28"/>
@@ -4550,10 +4147,10 @@
           <w:tcPr>
             <w:tcW w:w="4381" w:type="dxa"/>
             <w:tcBorders>
-              <w:top w:val="single" w:color="auto" w:sz="4" w:space="0"/>
-              <w:left w:val="single" w:color="auto" w:sz="4" w:space="0"/>
-              <w:bottom w:val="single" w:color="auto" w:sz="4" w:space="0"/>
-              <w:right w:val="single" w:color="auto" w:sz="4" w:space="0"/>
+              <w:top w:val="single" w:sz="4" w:space="0" w:color="auto"/>
+              <w:left w:val="single" w:sz="4" w:space="0" w:color="auto"/>
+              <w:bottom w:val="single" w:sz="4" w:space="0" w:color="auto"/>
+              <w:right w:val="single" w:sz="4" w:space="0" w:color="auto"/>
             </w:tcBorders>
           </w:tcPr>
           <w:p>
@@ -4575,10 +4172,10 @@
           <w:tcPr>
             <w:tcW w:w="2520" w:type="dxa"/>
             <w:tcBorders>
-              <w:top w:val="single" w:color="auto" w:sz="4" w:space="0"/>
-              <w:left w:val="single" w:color="auto" w:sz="4" w:space="0"/>
-              <w:bottom w:val="single" w:color="auto" w:sz="4" w:space="0"/>
-              <w:right w:val="single" w:color="auto" w:sz="4" w:space="0"/>
+              <w:top w:val="single" w:sz="4" w:space="0" w:color="auto"/>
+              <w:left w:val="single" w:sz="4" w:space="0" w:color="auto"/>
+              <w:bottom w:val="single" w:sz="4" w:space="0" w:color="auto"/>
+              <w:right w:val="single" w:sz="4" w:space="0" w:color="auto"/>
             </w:tcBorders>
           </w:tcPr>
           <w:p>
@@ -4607,10 +4204,10 @@
           <w:tcPr>
             <w:tcW w:w="892" w:type="dxa"/>
             <w:tcBorders>
-              <w:top w:val="single" w:color="auto" w:sz="4" w:space="0"/>
-              <w:left w:val="single" w:color="auto" w:sz="4" w:space="0"/>
-              <w:bottom w:val="single" w:color="auto" w:sz="4" w:space="0"/>
-              <w:right w:val="single" w:color="auto" w:sz="4" w:space="0"/>
+              <w:top w:val="single" w:sz="4" w:space="0" w:color="auto"/>
+              <w:left w:val="single" w:sz="4" w:space="0" w:color="auto"/>
+              <w:bottom w:val="single" w:sz="4" w:space="0" w:color="auto"/>
+              <w:right w:val="single" w:sz="4" w:space="0" w:color="auto"/>
             </w:tcBorders>
           </w:tcPr>
           <w:p>
@@ -4623,7 +4220,7 @@
               <w:spacing w:line="240" w:lineRule="auto"/>
               <w:contextualSpacing/>
               <w:rPr>
-                <w:rFonts w:ascii="Times New Roman" w:hAnsi="Times New Roman" w:eastAsia="Times New Roman" w:cs="Times New Roman"/>
+                <w:rFonts w:ascii="Times New Roman" w:eastAsia="Times New Roman" w:hAnsi="Times New Roman" w:cs="Times New Roman"/>
                 <w:b/>
                 <w:bCs/>
                 <w:sz w:val="28"/>
@@ -4638,10 +4235,10 @@
           <w:tcPr>
             <w:tcW w:w="4381" w:type="dxa"/>
             <w:tcBorders>
-              <w:top w:val="single" w:color="auto" w:sz="4" w:space="0"/>
-              <w:left w:val="single" w:color="auto" w:sz="4" w:space="0"/>
-              <w:bottom w:val="single" w:color="auto" w:sz="4" w:space="0"/>
-              <w:right w:val="single" w:color="auto" w:sz="4" w:space="0"/>
+              <w:top w:val="single" w:sz="4" w:space="0" w:color="auto"/>
+              <w:left w:val="single" w:sz="4" w:space="0" w:color="auto"/>
+              <w:bottom w:val="single" w:sz="4" w:space="0" w:color="auto"/>
+              <w:right w:val="single" w:sz="4" w:space="0" w:color="auto"/>
             </w:tcBorders>
           </w:tcPr>
           <w:p>
@@ -4663,10 +4260,10 @@
           <w:tcPr>
             <w:tcW w:w="2520" w:type="dxa"/>
             <w:tcBorders>
-              <w:top w:val="single" w:color="auto" w:sz="4" w:space="0"/>
-              <w:left w:val="single" w:color="auto" w:sz="4" w:space="0"/>
-              <w:bottom w:val="single" w:color="auto" w:sz="4" w:space="0"/>
-              <w:right w:val="single" w:color="auto" w:sz="4" w:space="0"/>
+              <w:top w:val="single" w:sz="4" w:space="0" w:color="auto"/>
+              <w:left w:val="single" w:sz="4" w:space="0" w:color="auto"/>
+              <w:bottom w:val="single" w:sz="4" w:space="0" w:color="auto"/>
+              <w:right w:val="single" w:sz="4" w:space="0" w:color="auto"/>
             </w:tcBorders>
           </w:tcPr>
           <w:p>
@@ -4696,10 +4293,10 @@
             <w:tcW w:w="5273" w:type="dxa"/>
             <w:gridSpan w:val="2"/>
             <w:tcBorders>
-              <w:top w:val="single" w:color="auto" w:sz="4" w:space="0"/>
-              <w:left w:val="single" w:color="auto" w:sz="4" w:space="0"/>
-              <w:bottom w:val="single" w:color="auto" w:sz="4" w:space="0"/>
-              <w:right w:val="single" w:color="auto" w:sz="4" w:space="0"/>
+              <w:top w:val="single" w:sz="4" w:space="0" w:color="auto"/>
+              <w:left w:val="single" w:sz="4" w:space="0" w:color="auto"/>
+              <w:bottom w:val="single" w:sz="4" w:space="0" w:color="auto"/>
+              <w:right w:val="single" w:sz="4" w:space="0" w:color="auto"/>
             </w:tcBorders>
             <w:hideMark/>
           </w:tcPr>
@@ -4709,7 +4306,7 @@
               <w:spacing w:after="0" w:line="240" w:lineRule="auto"/>
               <w:jc w:val="right"/>
               <w:rPr>
-                <w:rFonts w:ascii="Times New Roman" w:hAnsi="Times New Roman" w:eastAsia="Times New Roman" w:cs="Times New Roman"/>
+                <w:rFonts w:ascii="Times New Roman" w:eastAsia="Times New Roman" w:hAnsi="Times New Roman" w:cs="Times New Roman"/>
                 <w:b/>
                 <w:bCs/>
                 <w:sz w:val="28"/>
@@ -4720,7 +4317,7 @@
             </w:pPr>
             <w:r>
               <w:rPr>
-                <w:rFonts w:ascii="Times New Roman" w:hAnsi="Times New Roman" w:eastAsia="Times New Roman" w:cs="Times New Roman"/>
+                <w:rFonts w:ascii="Times New Roman" w:eastAsia="Times New Roman" w:hAnsi="Times New Roman" w:cs="Times New Roman"/>
                 <w:b/>
                 <w:bCs/>
                 <w:color w:val="FF0000"/>
@@ -4733,7 +4330,7 @@
             </w:r>
             <w:r>
               <w:rPr>
-                <w:rFonts w:ascii="Times New Roman" w:hAnsi="Times New Roman" w:eastAsia="Times New Roman" w:cs="Times New Roman"/>
+                <w:rFonts w:ascii="Times New Roman" w:eastAsia="Times New Roman" w:hAnsi="Times New Roman" w:cs="Times New Roman"/>
                 <w:b/>
                 <w:bCs/>
                 <w:color w:val="FF0000"/>
@@ -4745,7 +4342,7 @@
             </w:r>
             <w:r>
               <w:rPr>
-                <w:rFonts w:ascii="Times New Roman" w:hAnsi="Times New Roman" w:eastAsia="Times New Roman" w:cs="Times New Roman"/>
+                <w:rFonts w:ascii="Times New Roman" w:eastAsia="Times New Roman" w:hAnsi="Times New Roman" w:cs="Times New Roman"/>
                 <w:b/>
                 <w:bCs/>
                 <w:color w:val="FF0000"/>
@@ -4762,10 +4359,10 @@
           <w:tcPr>
             <w:tcW w:w="2520" w:type="dxa"/>
             <w:tcBorders>
-              <w:top w:val="single" w:color="auto" w:sz="4" w:space="0"/>
-              <w:left w:val="single" w:color="auto" w:sz="4" w:space="0"/>
-              <w:bottom w:val="single" w:color="auto" w:sz="4" w:space="0"/>
-              <w:right w:val="single" w:color="auto" w:sz="4" w:space="0"/>
+              <w:top w:val="single" w:sz="4" w:space="0" w:color="auto"/>
+              <w:left w:val="single" w:sz="4" w:space="0" w:color="auto"/>
+              <w:bottom w:val="single" w:sz="4" w:space="0" w:color="auto"/>
+              <w:right w:val="single" w:sz="4" w:space="0" w:color="auto"/>
             </w:tcBorders>
             <w:hideMark/>
           </w:tcPr>
@@ -4779,7 +4376,7 @@
               <w:ind w:left="34"/>
               <w:jc w:val="center"/>
               <w:rPr>
-                <w:rFonts w:ascii="Times New Roman" w:hAnsi="Times New Roman" w:eastAsia="Times New Roman" w:cs="Times New Roman"/>
+                <w:rFonts w:ascii="Times New Roman" w:eastAsia="Times New Roman" w:hAnsi="Times New Roman" w:cs="Times New Roman"/>
                 <w:b/>
                 <w:bCs/>
                 <w:color w:val="FF0000"/>
@@ -4792,7 +4389,7 @@
             </w:pPr>
             <w:r>
               <w:rPr>
-                <w:rFonts w:ascii="Times New Roman" w:hAnsi="Times New Roman" w:eastAsia="Times New Roman" w:cs="Times New Roman"/>
+                <w:rFonts w:ascii="Times New Roman" w:eastAsia="Times New Roman" w:hAnsi="Times New Roman" w:cs="Times New Roman"/>
                 <w:b/>
                 <w:bCs/>
                 <w:color w:val="FF0000"/>
@@ -4806,7 +4403,7 @@
             </w:r>
             <w:r>
               <w:rPr>
-                <w:rFonts w:ascii="Times New Roman" w:hAnsi="Times New Roman" w:eastAsia="Times New Roman" w:cs="Times New Roman"/>
+                <w:rFonts w:ascii="Times New Roman" w:eastAsia="Times New Roman" w:hAnsi="Times New Roman" w:cs="Times New Roman"/>
                 <w:b/>
                 <w:bCs/>
                 <w:sz w:val="28"/>
@@ -5134,7 +4731,7 @@
       </w:r>
       <w:r>
         <w:rPr>
-          <w:rFonts w:hint="cs" w:asciiTheme="minorBidi" w:hAnsiTheme="minorBidi"/>
+          <w:rFonts w:asciiTheme="minorBidi" w:hAnsiTheme="minorBidi" w:hint="cs"/>
           <w:b/>
           <w:bCs/>
           <w:sz w:val="17"/>
@@ -5268,10 +4865,10 @@
           <w:tcPr>
             <w:tcW w:w="850" w:type="dxa"/>
             <w:tcBorders>
-              <w:top w:val="single" w:color="auto" w:sz="4" w:space="0"/>
-              <w:left w:val="single" w:color="auto" w:sz="4" w:space="0"/>
-              <w:bottom w:val="single" w:color="auto" w:sz="4" w:space="0"/>
-              <w:right w:val="single" w:color="auto" w:sz="4" w:space="0"/>
+              <w:top w:val="single" w:sz="4" w:space="0" w:color="auto"/>
+              <w:left w:val="single" w:sz="4" w:space="0" w:color="auto"/>
+              <w:bottom w:val="single" w:sz="4" w:space="0" w:color="auto"/>
+              <w:right w:val="single" w:sz="4" w:space="0" w:color="auto"/>
             </w:tcBorders>
             <w:vAlign w:val="center"/>
             <w:hideMark/>
@@ -5302,10 +4899,10 @@
           <w:tcPr>
             <w:tcW w:w="851" w:type="dxa"/>
             <w:tcBorders>
-              <w:top w:val="single" w:color="auto" w:sz="4" w:space="0"/>
-              <w:left w:val="single" w:color="auto" w:sz="4" w:space="0"/>
-              <w:bottom w:val="single" w:color="auto" w:sz="4" w:space="0"/>
-              <w:right w:val="single" w:color="auto" w:sz="4" w:space="0"/>
+              <w:top w:val="single" w:sz="4" w:space="0" w:color="auto"/>
+              <w:left w:val="single" w:sz="4" w:space="0" w:color="auto"/>
+              <w:bottom w:val="single" w:sz="4" w:space="0" w:color="auto"/>
+              <w:right w:val="single" w:sz="4" w:space="0" w:color="auto"/>
             </w:tcBorders>
             <w:vAlign w:val="center"/>
             <w:hideMark/>
@@ -5406,12 +5003,12 @@
         <w:tblW w:w="9487" w:type="dxa"/>
         <w:jc w:val="center"/>
         <w:tblBorders>
-          <w:top w:val="single" w:color="auto" w:sz="4" w:space="0"/>
-          <w:left w:val="single" w:color="auto" w:sz="4" w:space="0"/>
-          <w:bottom w:val="single" w:color="auto" w:sz="4" w:space="0"/>
-          <w:right w:val="single" w:color="auto" w:sz="4" w:space="0"/>
-          <w:insideH w:val="single" w:color="auto" w:sz="4" w:space="0"/>
-          <w:insideV w:val="single" w:color="auto" w:sz="4" w:space="0"/>
+          <w:top w:val="single" w:sz="4" w:space="0" w:color="auto"/>
+          <w:left w:val="single" w:sz="4" w:space="0" w:color="auto"/>
+          <w:bottom w:val="single" w:sz="4" w:space="0" w:color="auto"/>
+          <w:right w:val="single" w:sz="4" w:space="0" w:color="auto"/>
+          <w:insideH w:val="single" w:sz="4" w:space="0" w:color="auto"/>
+          <w:insideV w:val="single" w:sz="4" w:space="0" w:color="auto"/>
         </w:tblBorders>
         <w:tblLook w:val="04A0" w:firstRow="1" w:lastRow="0" w:firstColumn="1" w:lastColumn="0" w:noHBand="0" w:noVBand="1"/>
       </w:tblPr>
@@ -5429,10 +5026,10 @@
           <w:tcPr>
             <w:tcW w:w="2204" w:type="dxa"/>
             <w:tcBorders>
-              <w:top w:val="single" w:color="auto" w:sz="4" w:space="0"/>
-              <w:left w:val="single" w:color="auto" w:sz="4" w:space="0"/>
-              <w:bottom w:val="single" w:color="auto" w:sz="4" w:space="0"/>
-              <w:right w:val="single" w:color="auto" w:sz="4" w:space="0"/>
+              <w:top w:val="single" w:sz="4" w:space="0" w:color="auto"/>
+              <w:left w:val="single" w:sz="4" w:space="0" w:color="auto"/>
+              <w:bottom w:val="single" w:sz="4" w:space="0" w:color="auto"/>
+              <w:right w:val="single" w:sz="4" w:space="0" w:color="auto"/>
             </w:tcBorders>
             <w:hideMark/>
           </w:tcPr>
@@ -5467,10 +5064,10 @@
           <w:tcPr>
             <w:tcW w:w="2488" w:type="dxa"/>
             <w:tcBorders>
-              <w:top w:val="single" w:color="auto" w:sz="4" w:space="0"/>
-              <w:left w:val="single" w:color="auto" w:sz="4" w:space="0"/>
-              <w:bottom w:val="single" w:color="auto" w:sz="4" w:space="0"/>
-              <w:right w:val="single" w:color="auto" w:sz="4" w:space="0"/>
+              <w:top w:val="single" w:sz="4" w:space="0" w:color="auto"/>
+              <w:left w:val="single" w:sz="4" w:space="0" w:color="auto"/>
+              <w:bottom w:val="single" w:sz="4" w:space="0" w:color="auto"/>
+              <w:right w:val="single" w:sz="4" w:space="0" w:color="auto"/>
             </w:tcBorders>
             <w:hideMark/>
           </w:tcPr>
@@ -5506,10 +5103,10 @@
           <w:tcPr>
             <w:tcW w:w="4795" w:type="dxa"/>
             <w:tcBorders>
-              <w:top w:val="single" w:color="auto" w:sz="4" w:space="0"/>
-              <w:left w:val="single" w:color="auto" w:sz="4" w:space="0"/>
-              <w:bottom w:val="single" w:color="auto" w:sz="4" w:space="0"/>
-              <w:right w:val="single" w:color="auto" w:sz="4" w:space="0"/>
+              <w:top w:val="single" w:sz="4" w:space="0" w:color="auto"/>
+              <w:left w:val="single" w:sz="4" w:space="0" w:color="auto"/>
+              <w:bottom w:val="single" w:sz="4" w:space="0" w:color="auto"/>
+              <w:right w:val="single" w:sz="4" w:space="0" w:color="auto"/>
             </w:tcBorders>
             <w:hideMark/>
           </w:tcPr>
@@ -5551,10 +5148,10 @@
           <w:tcPr>
             <w:tcW w:w="2204" w:type="dxa"/>
             <w:tcBorders>
-              <w:top w:val="single" w:color="auto" w:sz="4" w:space="0"/>
-              <w:left w:val="single" w:color="auto" w:sz="4" w:space="0"/>
-              <w:bottom w:val="single" w:color="auto" w:sz="4" w:space="0"/>
-              <w:right w:val="single" w:color="auto" w:sz="4" w:space="0"/>
+              <w:top w:val="single" w:sz="4" w:space="0" w:color="auto"/>
+              <w:left w:val="single" w:sz="4" w:space="0" w:color="auto"/>
+              <w:bottom w:val="single" w:sz="4" w:space="0" w:color="auto"/>
+              <w:right w:val="single" w:sz="4" w:space="0" w:color="auto"/>
             </w:tcBorders>
           </w:tcPr>
           <w:p>
@@ -5577,10 +5174,10 @@
           <w:tcPr>
             <w:tcW w:w="2488" w:type="dxa"/>
             <w:tcBorders>
-              <w:top w:val="single" w:color="auto" w:sz="4" w:space="0"/>
-              <w:left w:val="single" w:color="auto" w:sz="4" w:space="0"/>
-              <w:bottom w:val="single" w:color="auto" w:sz="4" w:space="0"/>
-              <w:right w:val="single" w:color="auto" w:sz="4" w:space="0"/>
+              <w:top w:val="single" w:sz="4" w:space="0" w:color="auto"/>
+              <w:left w:val="single" w:sz="4" w:space="0" w:color="auto"/>
+              <w:bottom w:val="single" w:sz="4" w:space="0" w:color="auto"/>
+              <w:right w:val="single" w:sz="4" w:space="0" w:color="auto"/>
             </w:tcBorders>
           </w:tcPr>
           <w:p>
@@ -5602,10 +5199,10 @@
           <w:tcPr>
             <w:tcW w:w="4795" w:type="dxa"/>
             <w:tcBorders>
-              <w:top w:val="single" w:color="auto" w:sz="4" w:space="0"/>
-              <w:left w:val="single" w:color="auto" w:sz="4" w:space="0"/>
-              <w:bottom w:val="single" w:color="auto" w:sz="4" w:space="0"/>
-              <w:right w:val="single" w:color="auto" w:sz="4" w:space="0"/>
+              <w:top w:val="single" w:sz="4" w:space="0" w:color="auto"/>
+              <w:left w:val="single" w:sz="4" w:space="0" w:color="auto"/>
+              <w:bottom w:val="single" w:sz="4" w:space="0" w:color="auto"/>
+              <w:right w:val="single" w:sz="4" w:space="0" w:color="auto"/>
             </w:tcBorders>
           </w:tcPr>
           <w:p>
@@ -5756,7 +5353,7 @@
       <w:footerReference w:type="default" r:id="rId11"/>
       <w:headerReference w:type="first" r:id="rId12"/>
       <w:footerReference w:type="first" r:id="rId13"/>
-      <w:pgSz w:w="11906" w:h="16838" w:orient="portrait" w:code="9"/>
+      <w:pgSz w:w="11906" w:h="16838" w:code="9"/>
       <w:pgMar w:top="720" w:right="720" w:bottom="720" w:left="720" w:header="576" w:footer="144" w:gutter="0"/>
       <w:cols w:space="720"/>
       <w:docGrid w:linePitch="360"/>
@@ -5766,7 +5363,7 @@
 </file>
 
 <file path=word/endnotes.xml><?xml version="1.0" encoding="utf-8"?>
-<w:endnotes xmlns:wpc="http://schemas.microsoft.com/office/word/2010/wordprocessingCanvas" xmlns:cx="http://schemas.microsoft.com/office/drawing/2014/chartex" xmlns:cx1="http://schemas.microsoft.com/office/drawing/2015/9/8/chartex" xmlns:cx2="http://schemas.microsoft.com/office/drawing/2015/10/21/chartex" xmlns:cx3="http://schemas.microsoft.com/office/drawing/2016/5/9/chartex" xmlns:cx4="http://schemas.microsoft.com/office/drawing/2016/5/10/chartex" xmlns:cx5="http://schemas.microsoft.com/office/drawing/2016/5/11/chartex" xmlns:cx6="http://schemas.microsoft.com/office/drawing/2016/5/12/chartex" xmlns:cx7="http://schemas.microsoft.com/office/drawing/2016/5/13/chartex" xmlns:cx8="http://schemas.microsoft.com/office/drawing/2016/5/14/chartex" xmlns:mc="http://schemas.openxmlformats.org/markup-compatibility/2006" xmlns:aink="http://schemas.microsoft.com/office/drawing/2016/ink" xmlns:am3d="http://schemas.microsoft.com/office/drawing/2017/model3d" xmlns:o="urn:schemas-microsoft-com:office:office" xmlns:r="http://schemas.openxmlformats.org/officeDocument/2006/relationships" xmlns:m="http://schemas.openxmlformats.org/officeDocument/2006/math" xmlns:v="urn:schemas-microsoft-com:vml" xmlns:wp14="http://schemas.microsoft.com/office/word/2010/wordprocessingDrawing" xmlns:wp="http://schemas.openxmlformats.org/drawingml/2006/wordprocessingDrawing" xmlns:w10="urn:schemas-microsoft-com:office:word" xmlns:w="http://schemas.openxmlformats.org/wordprocessingml/2006/main" xmlns:w14="http://schemas.microsoft.com/office/word/2010/wordml" xmlns:w15="http://schemas.microsoft.com/office/word/2012/wordml" xmlns:w16cid="http://schemas.microsoft.com/office/word/2016/wordml/cid" xmlns:w16se="http://schemas.microsoft.com/office/word/2015/wordml/symex" xmlns:wpg="http://schemas.microsoft.com/office/word/2010/wordprocessingGroup" xmlns:wpi="http://schemas.microsoft.com/office/word/2010/wordprocessingInk" xmlns:wne="http://schemas.microsoft.com/office/word/2006/wordml" xmlns:wps="http://schemas.microsoft.com/office/word/2010/wordprocessingShape" mc:Ignorable="w14 w15 w16se w16cid wp14">
+<w:endnotes xmlns:wpc="http://schemas.microsoft.com/office/word/2010/wordprocessingCanvas" xmlns:cx="http://schemas.microsoft.com/office/drawing/2014/chartex" xmlns:mc="http://schemas.openxmlformats.org/markup-compatibility/2006" xmlns:o="urn:schemas-microsoft-com:office:office" xmlns:r="http://schemas.openxmlformats.org/officeDocument/2006/relationships" xmlns:m="http://schemas.openxmlformats.org/officeDocument/2006/math" xmlns:v="urn:schemas-microsoft-com:vml" xmlns:wp14="http://schemas.microsoft.com/office/word/2010/wordprocessingDrawing" xmlns:wp="http://schemas.openxmlformats.org/drawingml/2006/wordprocessingDrawing" xmlns:w10="urn:schemas-microsoft-com:office:word" xmlns:w="http://schemas.openxmlformats.org/wordprocessingml/2006/main" xmlns:w14="http://schemas.microsoft.com/office/word/2010/wordml" xmlns:w15="http://schemas.microsoft.com/office/word/2012/wordml" xmlns:w16se="http://schemas.microsoft.com/office/word/2015/wordml/symex" xmlns:wpg="http://schemas.microsoft.com/office/word/2010/wordprocessingGroup" xmlns:wpi="http://schemas.microsoft.com/office/word/2010/wordprocessingInk" xmlns:wne="http://schemas.microsoft.com/office/word/2006/wordml" xmlns:wps="http://schemas.microsoft.com/office/word/2010/wordprocessingShape" mc:Ignorable="w14 w15 w16se wp14">
   <w:endnote w:type="separator" w:id="-1">
     <w:p>
       <w:pPr>
@@ -5791,7 +5388,7 @@
 </file>
 
 <file path=word/footer1.xml><?xml version="1.0" encoding="utf-8"?>
-<w:ftr xmlns:wpc="http://schemas.microsoft.com/office/word/2010/wordprocessingCanvas" xmlns:cx="http://schemas.microsoft.com/office/drawing/2014/chartex" xmlns:cx1="http://schemas.microsoft.com/office/drawing/2015/9/8/chartex" xmlns:cx2="http://schemas.microsoft.com/office/drawing/2015/10/21/chartex" xmlns:cx3="http://schemas.microsoft.com/office/drawing/2016/5/9/chartex" xmlns:cx4="http://schemas.microsoft.com/office/drawing/2016/5/10/chartex" xmlns:cx5="http://schemas.microsoft.com/office/drawing/2016/5/11/chartex" xmlns:cx6="http://schemas.microsoft.com/office/drawing/2016/5/12/chartex" xmlns:cx7="http://schemas.microsoft.com/office/drawing/2016/5/13/chartex" xmlns:cx8="http://schemas.microsoft.com/office/drawing/2016/5/14/chartex" xmlns:mc="http://schemas.openxmlformats.org/markup-compatibility/2006" xmlns:aink="http://schemas.microsoft.com/office/drawing/2016/ink" xmlns:am3d="http://schemas.microsoft.com/office/drawing/2017/model3d" xmlns:o="urn:schemas-microsoft-com:office:office" xmlns:r="http://schemas.openxmlformats.org/officeDocument/2006/relationships" xmlns:m="http://schemas.openxmlformats.org/officeDocument/2006/math" xmlns:v="urn:schemas-microsoft-com:vml" xmlns:wp14="http://schemas.microsoft.com/office/word/2010/wordprocessingDrawing" xmlns:wp="http://schemas.openxmlformats.org/drawingml/2006/wordprocessingDrawing" xmlns:w10="urn:schemas-microsoft-com:office:word" xmlns:w="http://schemas.openxmlformats.org/wordprocessingml/2006/main" xmlns:w14="http://schemas.microsoft.com/office/word/2010/wordml" xmlns:w15="http://schemas.microsoft.com/office/word/2012/wordml" xmlns:w16cid="http://schemas.microsoft.com/office/word/2016/wordml/cid" xmlns:w16se="http://schemas.microsoft.com/office/word/2015/wordml/symex" xmlns:wpg="http://schemas.microsoft.com/office/word/2010/wordprocessingGroup" xmlns:wpi="http://schemas.microsoft.com/office/word/2010/wordprocessingInk" xmlns:wne="http://schemas.microsoft.com/office/word/2006/wordml" xmlns:wps="http://schemas.microsoft.com/office/word/2010/wordprocessingShape" xmlns:a="http://schemas.openxmlformats.org/drawingml/2006/main" xmlns:pic="http://schemas.openxmlformats.org/drawingml/2006/picture" xmlns:a14="http://schemas.microsoft.com/office/drawing/2010/main" mc:Ignorable="w14 w15 w16se w16cid wp14">
+<w:ftr xmlns:wpc="http://schemas.microsoft.com/office/word/2010/wordprocessingCanvas" xmlns:cx="http://schemas.microsoft.com/office/drawing/2014/chartex" xmlns:mc="http://schemas.openxmlformats.org/markup-compatibility/2006" xmlns:o="urn:schemas-microsoft-com:office:office" xmlns:r="http://schemas.openxmlformats.org/officeDocument/2006/relationships" xmlns:m="http://schemas.openxmlformats.org/officeDocument/2006/math" xmlns:v="urn:schemas-microsoft-com:vml" xmlns:wp14="http://schemas.microsoft.com/office/word/2010/wordprocessingDrawing" xmlns:wp="http://schemas.openxmlformats.org/drawingml/2006/wordprocessingDrawing" xmlns:w10="urn:schemas-microsoft-com:office:word" xmlns:w="http://schemas.openxmlformats.org/wordprocessingml/2006/main" xmlns:w14="http://schemas.microsoft.com/office/word/2010/wordml" xmlns:w15="http://schemas.microsoft.com/office/word/2012/wordml" xmlns:w16se="http://schemas.microsoft.com/office/word/2015/wordml/symex" xmlns:wpg="http://schemas.microsoft.com/office/word/2010/wordprocessingGroup" xmlns:wpi="http://schemas.microsoft.com/office/word/2010/wordprocessingInk" xmlns:wne="http://schemas.microsoft.com/office/word/2006/wordml" xmlns:wps="http://schemas.microsoft.com/office/word/2010/wordprocessingShape" mc:Ignorable="w14 w15 w16se wp14">
   <w:p>
     <w:pPr>
       <w:pStyle w:val="Footer"/>
@@ -5855,7 +5452,7 @@
 </file>
 
 <file path=word/footer2.xml><?xml version="1.0" encoding="utf-8"?>
-<w:ftr xmlns:wpc="http://schemas.microsoft.com/office/word/2010/wordprocessingCanvas" xmlns:cx="http://schemas.microsoft.com/office/drawing/2014/chartex" xmlns:cx1="http://schemas.microsoft.com/office/drawing/2015/9/8/chartex" xmlns:cx2="http://schemas.microsoft.com/office/drawing/2015/10/21/chartex" xmlns:cx3="http://schemas.microsoft.com/office/drawing/2016/5/9/chartex" xmlns:cx4="http://schemas.microsoft.com/office/drawing/2016/5/10/chartex" xmlns:cx5="http://schemas.microsoft.com/office/drawing/2016/5/11/chartex" xmlns:cx6="http://schemas.microsoft.com/office/drawing/2016/5/12/chartex" xmlns:cx7="http://schemas.microsoft.com/office/drawing/2016/5/13/chartex" xmlns:cx8="http://schemas.microsoft.com/office/drawing/2016/5/14/chartex" xmlns:mc="http://schemas.openxmlformats.org/markup-compatibility/2006" xmlns:aink="http://schemas.microsoft.com/office/drawing/2016/ink" xmlns:am3d="http://schemas.microsoft.com/office/drawing/2017/model3d" xmlns:o="urn:schemas-microsoft-com:office:office" xmlns:r="http://schemas.openxmlformats.org/officeDocument/2006/relationships" xmlns:m="http://schemas.openxmlformats.org/officeDocument/2006/math" xmlns:v="urn:schemas-microsoft-com:vml" xmlns:wp14="http://schemas.microsoft.com/office/word/2010/wordprocessingDrawing" xmlns:wp="http://schemas.openxmlformats.org/drawingml/2006/wordprocessingDrawing" xmlns:w10="urn:schemas-microsoft-com:office:word" xmlns:w="http://schemas.openxmlformats.org/wordprocessingml/2006/main" xmlns:w14="http://schemas.microsoft.com/office/word/2010/wordml" xmlns:w15="http://schemas.microsoft.com/office/word/2012/wordml" xmlns:w16cid="http://schemas.microsoft.com/office/word/2016/wordml/cid" xmlns:w16se="http://schemas.microsoft.com/office/word/2015/wordml/symex" xmlns:wpg="http://schemas.microsoft.com/office/word/2010/wordprocessingGroup" xmlns:wpi="http://schemas.microsoft.com/office/word/2010/wordprocessingInk" xmlns:wne="http://schemas.microsoft.com/office/word/2006/wordml" xmlns:wps="http://schemas.microsoft.com/office/word/2010/wordprocessingShape" xmlns:a="http://schemas.openxmlformats.org/drawingml/2006/main" xmlns:pic="http://schemas.openxmlformats.org/drawingml/2006/picture" xmlns:a14="http://schemas.microsoft.com/office/drawing/2010/main" mc:Ignorable="w14 w15 w16se w16cid wp14">
+<w:ftr xmlns:wpc="http://schemas.microsoft.com/office/word/2010/wordprocessingCanvas" xmlns:cx="http://schemas.microsoft.com/office/drawing/2014/chartex" xmlns:mc="http://schemas.openxmlformats.org/markup-compatibility/2006" xmlns:o="urn:schemas-microsoft-com:office:office" xmlns:r="http://schemas.openxmlformats.org/officeDocument/2006/relationships" xmlns:m="http://schemas.openxmlformats.org/officeDocument/2006/math" xmlns:v="urn:schemas-microsoft-com:vml" xmlns:wp14="http://schemas.microsoft.com/office/word/2010/wordprocessingDrawing" xmlns:wp="http://schemas.openxmlformats.org/drawingml/2006/wordprocessingDrawing" xmlns:w10="urn:schemas-microsoft-com:office:word" xmlns:w="http://schemas.openxmlformats.org/wordprocessingml/2006/main" xmlns:w14="http://schemas.microsoft.com/office/word/2010/wordml" xmlns:w15="http://schemas.microsoft.com/office/word/2012/wordml" xmlns:w16se="http://schemas.microsoft.com/office/word/2015/wordml/symex" xmlns:wpg="http://schemas.microsoft.com/office/word/2010/wordprocessingGroup" xmlns:wpi="http://schemas.microsoft.com/office/word/2010/wordprocessingInk" xmlns:wne="http://schemas.microsoft.com/office/word/2006/wordml" xmlns:wps="http://schemas.microsoft.com/office/word/2010/wordprocessingShape" mc:Ignorable="w14 w15 w16se wp14">
   <w:p>
     <w:pPr>
       <w:pStyle w:val="Footer"/>
@@ -5918,7 +5515,7 @@
 </file>
 
 <file path=word/footer3.xml><?xml version="1.0" encoding="utf-8"?>
-<w:ftr xmlns:wpc="http://schemas.microsoft.com/office/word/2010/wordprocessingCanvas" xmlns:cx="http://schemas.microsoft.com/office/drawing/2014/chartex" xmlns:cx1="http://schemas.microsoft.com/office/drawing/2015/9/8/chartex" xmlns:cx2="http://schemas.microsoft.com/office/drawing/2015/10/21/chartex" xmlns:cx3="http://schemas.microsoft.com/office/drawing/2016/5/9/chartex" xmlns:cx4="http://schemas.microsoft.com/office/drawing/2016/5/10/chartex" xmlns:cx5="http://schemas.microsoft.com/office/drawing/2016/5/11/chartex" xmlns:cx6="http://schemas.microsoft.com/office/drawing/2016/5/12/chartex" xmlns:cx7="http://schemas.microsoft.com/office/drawing/2016/5/13/chartex" xmlns:cx8="http://schemas.microsoft.com/office/drawing/2016/5/14/chartex" xmlns:mc="http://schemas.openxmlformats.org/markup-compatibility/2006" xmlns:aink="http://schemas.microsoft.com/office/drawing/2016/ink" xmlns:am3d="http://schemas.microsoft.com/office/drawing/2017/model3d" xmlns:o="urn:schemas-microsoft-com:office:office" xmlns:r="http://schemas.openxmlformats.org/officeDocument/2006/relationships" xmlns:m="http://schemas.openxmlformats.org/officeDocument/2006/math" xmlns:v="urn:schemas-microsoft-com:vml" xmlns:wp14="http://schemas.microsoft.com/office/word/2010/wordprocessingDrawing" xmlns:wp="http://schemas.openxmlformats.org/drawingml/2006/wordprocessingDrawing" xmlns:w10="urn:schemas-microsoft-com:office:word" xmlns:w="http://schemas.openxmlformats.org/wordprocessingml/2006/main" xmlns:w14="http://schemas.microsoft.com/office/word/2010/wordml" xmlns:w15="http://schemas.microsoft.com/office/word/2012/wordml" xmlns:w16cid="http://schemas.microsoft.com/office/word/2016/wordml/cid" xmlns:w16se="http://schemas.microsoft.com/office/word/2015/wordml/symex" xmlns:wpg="http://schemas.microsoft.com/office/word/2010/wordprocessingGroup" xmlns:wpi="http://schemas.microsoft.com/office/word/2010/wordprocessingInk" xmlns:wne="http://schemas.microsoft.com/office/word/2006/wordml" xmlns:wps="http://schemas.microsoft.com/office/word/2010/wordprocessingShape" xmlns:a="http://schemas.openxmlformats.org/drawingml/2006/main" xmlns:pic="http://schemas.openxmlformats.org/drawingml/2006/picture" xmlns:a14="http://schemas.microsoft.com/office/drawing/2010/main" mc:Ignorable="w14 w15 w16se w16cid wp14">
+<w:ftr xmlns:wpc="http://schemas.microsoft.com/office/word/2010/wordprocessingCanvas" xmlns:cx="http://schemas.microsoft.com/office/drawing/2014/chartex" xmlns:mc="http://schemas.openxmlformats.org/markup-compatibility/2006" xmlns:o="urn:schemas-microsoft-com:office:office" xmlns:r="http://schemas.openxmlformats.org/officeDocument/2006/relationships" xmlns:m="http://schemas.openxmlformats.org/officeDocument/2006/math" xmlns:v="urn:schemas-microsoft-com:vml" xmlns:wp14="http://schemas.microsoft.com/office/word/2010/wordprocessingDrawing" xmlns:wp="http://schemas.openxmlformats.org/drawingml/2006/wordprocessingDrawing" xmlns:w10="urn:schemas-microsoft-com:office:word" xmlns:w="http://schemas.openxmlformats.org/wordprocessingml/2006/main" xmlns:w14="http://schemas.microsoft.com/office/word/2010/wordml" xmlns:w15="http://schemas.microsoft.com/office/word/2012/wordml" xmlns:w16se="http://schemas.microsoft.com/office/word/2015/wordml/symex" xmlns:wpg="http://schemas.microsoft.com/office/word/2010/wordprocessingGroup" xmlns:wpi="http://schemas.microsoft.com/office/word/2010/wordprocessingInk" xmlns:wne="http://schemas.microsoft.com/office/word/2006/wordml" xmlns:wps="http://schemas.microsoft.com/office/word/2010/wordprocessingShape" mc:Ignorable="w14 w15 w16se wp14">
   <w:p>
     <w:pPr>
       <w:pStyle w:val="Footer"/>
@@ -5996,7 +5593,7 @@
 </file>
 
 <file path=word/footnotes.xml><?xml version="1.0" encoding="utf-8"?>
-<w:footnotes xmlns:wpc="http://schemas.microsoft.com/office/word/2010/wordprocessingCanvas" xmlns:cx="http://schemas.microsoft.com/office/drawing/2014/chartex" xmlns:cx1="http://schemas.microsoft.com/office/drawing/2015/9/8/chartex" xmlns:cx2="http://schemas.microsoft.com/office/drawing/2015/10/21/chartex" xmlns:cx3="http://schemas.microsoft.com/office/drawing/2016/5/9/chartex" xmlns:cx4="http://schemas.microsoft.com/office/drawing/2016/5/10/chartex" xmlns:cx5="http://schemas.microsoft.com/office/drawing/2016/5/11/chartex" xmlns:cx6="http://schemas.microsoft.com/office/drawing/2016/5/12/chartex" xmlns:cx7="http://schemas.microsoft.com/office/drawing/2016/5/13/chartex" xmlns:cx8="http://schemas.microsoft.com/office/drawing/2016/5/14/chartex" xmlns:mc="http://schemas.openxmlformats.org/markup-compatibility/2006" xmlns:aink="http://schemas.microsoft.com/office/drawing/2016/ink" xmlns:am3d="http://schemas.microsoft.com/office/drawing/2017/model3d" xmlns:o="urn:schemas-microsoft-com:office:office" xmlns:r="http://schemas.openxmlformats.org/officeDocument/2006/relationships" xmlns:m="http://schemas.openxmlformats.org/officeDocument/2006/math" xmlns:v="urn:schemas-microsoft-com:vml" xmlns:wp14="http://schemas.microsoft.com/office/word/2010/wordprocessingDrawing" xmlns:wp="http://schemas.openxmlformats.org/drawingml/2006/wordprocessingDrawing" xmlns:w10="urn:schemas-microsoft-com:office:word" xmlns:w="http://schemas.openxmlformats.org/wordprocessingml/2006/main" xmlns:w14="http://schemas.microsoft.com/office/word/2010/wordml" xmlns:w15="http://schemas.microsoft.com/office/word/2012/wordml" xmlns:w16cid="http://schemas.microsoft.com/office/word/2016/wordml/cid" xmlns:w16se="http://schemas.microsoft.com/office/word/2015/wordml/symex" xmlns:wpg="http://schemas.microsoft.com/office/word/2010/wordprocessingGroup" xmlns:wpi="http://schemas.microsoft.com/office/word/2010/wordprocessingInk" xmlns:wne="http://schemas.microsoft.com/office/word/2006/wordml" xmlns:wps="http://schemas.microsoft.com/office/word/2010/wordprocessingShape" mc:Ignorable="w14 w15 w16se w16cid wp14">
+<w:footnotes xmlns:wpc="http://schemas.microsoft.com/office/word/2010/wordprocessingCanvas" xmlns:cx="http://schemas.microsoft.com/office/drawing/2014/chartex" xmlns:mc="http://schemas.openxmlformats.org/markup-compatibility/2006" xmlns:o="urn:schemas-microsoft-com:office:office" xmlns:r="http://schemas.openxmlformats.org/officeDocument/2006/relationships" xmlns:m="http://schemas.openxmlformats.org/officeDocument/2006/math" xmlns:v="urn:schemas-microsoft-com:vml" xmlns:wp14="http://schemas.microsoft.com/office/word/2010/wordprocessingDrawing" xmlns:wp="http://schemas.openxmlformats.org/drawingml/2006/wordprocessingDrawing" xmlns:w10="urn:schemas-microsoft-com:office:word" xmlns:w="http://schemas.openxmlformats.org/wordprocessingml/2006/main" xmlns:w14="http://schemas.microsoft.com/office/word/2010/wordml" xmlns:w15="http://schemas.microsoft.com/office/word/2012/wordml" xmlns:w16se="http://schemas.microsoft.com/office/word/2015/wordml/symex" xmlns:wpg="http://schemas.microsoft.com/office/word/2010/wordprocessingGroup" xmlns:wpi="http://schemas.microsoft.com/office/word/2010/wordprocessingInk" xmlns:wne="http://schemas.microsoft.com/office/word/2006/wordml" xmlns:wps="http://schemas.microsoft.com/office/word/2010/wordprocessingShape" mc:Ignorable="w14 w15 w16se wp14">
   <w:footnote w:type="separator" w:id="-1">
     <w:p>
       <w:pPr>
@@ -6021,7 +5618,7 @@
 </file>
 
 <file path=word/header1.xml><?xml version="1.0" encoding="utf-8"?>
-<w:hdr xmlns:wpc="http://schemas.microsoft.com/office/word/2010/wordprocessingCanvas" xmlns:cx="http://schemas.microsoft.com/office/drawing/2014/chartex" xmlns:cx1="http://schemas.microsoft.com/office/drawing/2015/9/8/chartex" xmlns:cx2="http://schemas.microsoft.com/office/drawing/2015/10/21/chartex" xmlns:cx3="http://schemas.microsoft.com/office/drawing/2016/5/9/chartex" xmlns:cx4="http://schemas.microsoft.com/office/drawing/2016/5/10/chartex" xmlns:cx5="http://schemas.microsoft.com/office/drawing/2016/5/11/chartex" xmlns:cx6="http://schemas.microsoft.com/office/drawing/2016/5/12/chartex" xmlns:cx7="http://schemas.microsoft.com/office/drawing/2016/5/13/chartex" xmlns:cx8="http://schemas.microsoft.com/office/drawing/2016/5/14/chartex" xmlns:mc="http://schemas.openxmlformats.org/markup-compatibility/2006" xmlns:aink="http://schemas.microsoft.com/office/drawing/2016/ink" xmlns:am3d="http://schemas.microsoft.com/office/drawing/2017/model3d" xmlns:o="urn:schemas-microsoft-com:office:office" xmlns:r="http://schemas.openxmlformats.org/officeDocument/2006/relationships" xmlns:m="http://schemas.openxmlformats.org/officeDocument/2006/math" xmlns:v="urn:schemas-microsoft-com:vml" xmlns:wp14="http://schemas.microsoft.com/office/word/2010/wordprocessingDrawing" xmlns:wp="http://schemas.openxmlformats.org/drawingml/2006/wordprocessingDrawing" xmlns:w10="urn:schemas-microsoft-com:office:word" xmlns:w="http://schemas.openxmlformats.org/wordprocessingml/2006/main" xmlns:w14="http://schemas.microsoft.com/office/word/2010/wordml" xmlns:w15="http://schemas.microsoft.com/office/word/2012/wordml" xmlns:w16cid="http://schemas.microsoft.com/office/word/2016/wordml/cid" xmlns:w16se="http://schemas.microsoft.com/office/word/2015/wordml/symex" xmlns:wpg="http://schemas.microsoft.com/office/word/2010/wordprocessingGroup" xmlns:wpi="http://schemas.microsoft.com/office/word/2010/wordprocessingInk" xmlns:wne="http://schemas.microsoft.com/office/word/2006/wordml" xmlns:wps="http://schemas.microsoft.com/office/word/2010/wordprocessingShape" xmlns:a="http://schemas.openxmlformats.org/drawingml/2006/main" xmlns:pic="http://schemas.openxmlformats.org/drawingml/2006/picture" xmlns:a14="http://schemas.microsoft.com/office/drawing/2010/main" mc:Ignorable="w14 w15 w16se w16cid wp14">
+<w:hdr xmlns:wpc="http://schemas.microsoft.com/office/word/2010/wordprocessingCanvas" xmlns:cx="http://schemas.microsoft.com/office/drawing/2014/chartex" xmlns:mc="http://schemas.openxmlformats.org/markup-compatibility/2006" xmlns:o="urn:schemas-microsoft-com:office:office" xmlns:r="http://schemas.openxmlformats.org/officeDocument/2006/relationships" xmlns:m="http://schemas.openxmlformats.org/officeDocument/2006/math" xmlns:v="urn:schemas-microsoft-com:vml" xmlns:wp14="http://schemas.microsoft.com/office/word/2010/wordprocessingDrawing" xmlns:wp="http://schemas.openxmlformats.org/drawingml/2006/wordprocessingDrawing" xmlns:w10="urn:schemas-microsoft-com:office:word" xmlns:w="http://schemas.openxmlformats.org/wordprocessingml/2006/main" xmlns:w14="http://schemas.microsoft.com/office/word/2010/wordml" xmlns:w15="http://schemas.microsoft.com/office/word/2012/wordml" xmlns:w16se="http://schemas.microsoft.com/office/word/2015/wordml/symex" xmlns:wpg="http://schemas.microsoft.com/office/word/2010/wordprocessingGroup" xmlns:wpi="http://schemas.microsoft.com/office/word/2010/wordprocessingInk" xmlns:wne="http://schemas.microsoft.com/office/word/2006/wordml" xmlns:wps="http://schemas.microsoft.com/office/word/2010/wordprocessingShape" mc:Ignorable="w14 w15 w16se wp14">
   <w:p>
     <w:pPr>
       <w:pStyle w:val="Header"/>
@@ -6100,7 +5697,7 @@
 </file>
 
 <file path=word/header2.xml><?xml version="1.0" encoding="utf-8"?>
-<w:hdr xmlns:wpc="http://schemas.microsoft.com/office/word/2010/wordprocessingCanvas" xmlns:cx="http://schemas.microsoft.com/office/drawing/2014/chartex" xmlns:cx1="http://schemas.microsoft.com/office/drawing/2015/9/8/chartex" xmlns:cx2="http://schemas.microsoft.com/office/drawing/2015/10/21/chartex" xmlns:cx3="http://schemas.microsoft.com/office/drawing/2016/5/9/chartex" xmlns:cx4="http://schemas.microsoft.com/office/drawing/2016/5/10/chartex" xmlns:cx5="http://schemas.microsoft.com/office/drawing/2016/5/11/chartex" xmlns:cx6="http://schemas.microsoft.com/office/drawing/2016/5/12/chartex" xmlns:cx7="http://schemas.microsoft.com/office/drawing/2016/5/13/chartex" xmlns:cx8="http://schemas.microsoft.com/office/drawing/2016/5/14/chartex" xmlns:mc="http://schemas.openxmlformats.org/markup-compatibility/2006" xmlns:aink="http://schemas.microsoft.com/office/drawing/2016/ink" xmlns:am3d="http://schemas.microsoft.com/office/drawing/2017/model3d" xmlns:o="urn:schemas-microsoft-com:office:office" xmlns:r="http://schemas.openxmlformats.org/officeDocument/2006/relationships" xmlns:m="http://schemas.openxmlformats.org/officeDocument/2006/math" xmlns:v="urn:schemas-microsoft-com:vml" xmlns:wp14="http://schemas.microsoft.com/office/word/2010/wordprocessingDrawing" xmlns:wp="http://schemas.openxmlformats.org/drawingml/2006/wordprocessingDrawing" xmlns:w10="urn:schemas-microsoft-com:office:word" xmlns:w="http://schemas.openxmlformats.org/wordprocessingml/2006/main" xmlns:w14="http://schemas.microsoft.com/office/word/2010/wordml" xmlns:w15="http://schemas.microsoft.com/office/word/2012/wordml" xmlns:w16cid="http://schemas.microsoft.com/office/word/2016/wordml/cid" xmlns:w16se="http://schemas.microsoft.com/office/word/2015/wordml/symex" xmlns:wpg="http://schemas.microsoft.com/office/word/2010/wordprocessingGroup" xmlns:wpi="http://schemas.microsoft.com/office/word/2010/wordprocessingInk" xmlns:wne="http://schemas.microsoft.com/office/word/2006/wordml" xmlns:wps="http://schemas.microsoft.com/office/word/2010/wordprocessingShape" xmlns:a="http://schemas.openxmlformats.org/drawingml/2006/main" xmlns:pic="http://schemas.openxmlformats.org/drawingml/2006/picture" xmlns:a14="http://schemas.microsoft.com/office/drawing/2010/main" mc:Ignorable="w14 w15 w16se w16cid wp14">
+<w:hdr xmlns:wpc="http://schemas.microsoft.com/office/word/2010/wordprocessingCanvas" xmlns:cx="http://schemas.microsoft.com/office/drawing/2014/chartex" xmlns:mc="http://schemas.openxmlformats.org/markup-compatibility/2006" xmlns:o="urn:schemas-microsoft-com:office:office" xmlns:r="http://schemas.openxmlformats.org/officeDocument/2006/relationships" xmlns:m="http://schemas.openxmlformats.org/officeDocument/2006/math" xmlns:v="urn:schemas-microsoft-com:vml" xmlns:wp14="http://schemas.microsoft.com/office/word/2010/wordprocessingDrawing" xmlns:wp="http://schemas.openxmlformats.org/drawingml/2006/wordprocessingDrawing" xmlns:w10="urn:schemas-microsoft-com:office:word" xmlns:w="http://schemas.openxmlformats.org/wordprocessingml/2006/main" xmlns:w14="http://schemas.microsoft.com/office/word/2010/wordml" xmlns:w15="http://schemas.microsoft.com/office/word/2012/wordml" xmlns:w16se="http://schemas.microsoft.com/office/word/2015/wordml/symex" xmlns:wpg="http://schemas.microsoft.com/office/word/2010/wordprocessingGroup" xmlns:wpi="http://schemas.microsoft.com/office/word/2010/wordprocessingInk" xmlns:wne="http://schemas.microsoft.com/office/word/2006/wordml" xmlns:wps="http://schemas.microsoft.com/office/word/2010/wordprocessingShape" mc:Ignorable="w14 w15 w16se wp14">
   <w:p>
     <w:pPr>
       <w:pStyle w:val="Header"/>
@@ -6188,7 +5785,7 @@
 </file>
 
 <file path=word/header3.xml><?xml version="1.0" encoding="utf-8"?>
-<w:hdr xmlns:wpc="http://schemas.microsoft.com/office/word/2010/wordprocessingCanvas" xmlns:cx="http://schemas.microsoft.com/office/drawing/2014/chartex" xmlns:cx1="http://schemas.microsoft.com/office/drawing/2015/9/8/chartex" xmlns:cx2="http://schemas.microsoft.com/office/drawing/2015/10/21/chartex" xmlns:cx3="http://schemas.microsoft.com/office/drawing/2016/5/9/chartex" xmlns:cx4="http://schemas.microsoft.com/office/drawing/2016/5/10/chartex" xmlns:cx5="http://schemas.microsoft.com/office/drawing/2016/5/11/chartex" xmlns:cx6="http://schemas.microsoft.com/office/drawing/2016/5/12/chartex" xmlns:cx7="http://schemas.microsoft.com/office/drawing/2016/5/13/chartex" xmlns:cx8="http://schemas.microsoft.com/office/drawing/2016/5/14/chartex" xmlns:mc="http://schemas.openxmlformats.org/markup-compatibility/2006" xmlns:aink="http://schemas.microsoft.com/office/drawing/2016/ink" xmlns:am3d="http://schemas.microsoft.com/office/drawing/2017/model3d" xmlns:o="urn:schemas-microsoft-com:office:office" xmlns:r="http://schemas.openxmlformats.org/officeDocument/2006/relationships" xmlns:m="http://schemas.openxmlformats.org/officeDocument/2006/math" xmlns:v="urn:schemas-microsoft-com:vml" xmlns:wp14="http://schemas.microsoft.com/office/word/2010/wordprocessingDrawing" xmlns:wp="http://schemas.openxmlformats.org/drawingml/2006/wordprocessingDrawing" xmlns:w10="urn:schemas-microsoft-com:office:word" xmlns:w="http://schemas.openxmlformats.org/wordprocessingml/2006/main" xmlns:w14="http://schemas.microsoft.com/office/word/2010/wordml" xmlns:w15="http://schemas.microsoft.com/office/word/2012/wordml" xmlns:w16cid="http://schemas.microsoft.com/office/word/2016/wordml/cid" xmlns:w16se="http://schemas.microsoft.com/office/word/2015/wordml/symex" xmlns:wpg="http://schemas.microsoft.com/office/word/2010/wordprocessingGroup" xmlns:wpi="http://schemas.microsoft.com/office/word/2010/wordprocessingInk" xmlns:wne="http://schemas.microsoft.com/office/word/2006/wordml" xmlns:wps="http://schemas.microsoft.com/office/word/2010/wordprocessingShape" xmlns:a="http://schemas.openxmlformats.org/drawingml/2006/main" xmlns:pic="http://schemas.openxmlformats.org/drawingml/2006/picture" xmlns:a14="http://schemas.microsoft.com/office/drawing/2010/main" mc:Ignorable="w14 w15 w16se w16cid wp14">
+<w:hdr xmlns:wpc="http://schemas.microsoft.com/office/word/2010/wordprocessingCanvas" xmlns:cx="http://schemas.microsoft.com/office/drawing/2014/chartex" xmlns:mc="http://schemas.openxmlformats.org/markup-compatibility/2006" xmlns:o="urn:schemas-microsoft-com:office:office" xmlns:r="http://schemas.openxmlformats.org/officeDocument/2006/relationships" xmlns:m="http://schemas.openxmlformats.org/officeDocument/2006/math" xmlns:v="urn:schemas-microsoft-com:vml" xmlns:wp14="http://schemas.microsoft.com/office/word/2010/wordprocessingDrawing" xmlns:wp="http://schemas.openxmlformats.org/drawingml/2006/wordprocessingDrawing" xmlns:w10="urn:schemas-microsoft-com:office:word" xmlns:w="http://schemas.openxmlformats.org/wordprocessingml/2006/main" xmlns:w14="http://schemas.microsoft.com/office/word/2010/wordml" xmlns:w15="http://schemas.microsoft.com/office/word/2012/wordml" xmlns:w16se="http://schemas.microsoft.com/office/word/2015/wordml/symex" xmlns:wpg="http://schemas.microsoft.com/office/word/2010/wordprocessingGroup" xmlns:wpi="http://schemas.microsoft.com/office/word/2010/wordprocessingInk" xmlns:wne="http://schemas.microsoft.com/office/word/2006/wordml" xmlns:wps="http://schemas.microsoft.com/office/word/2010/wordprocessingShape" mc:Ignorable="w14 w15 w16se wp14">
   <w:p>
     <w:pPr>
       <w:pStyle w:val="Header"/>
@@ -6277,7 +5874,7 @@
 </file>
 
 <file path=word/numbering.xml><?xml version="1.0" encoding="utf-8"?>
-<w:numbering xmlns:wpc="http://schemas.microsoft.com/office/word/2010/wordprocessingCanvas" xmlns:cx="http://schemas.microsoft.com/office/drawing/2014/chartex" xmlns:cx1="http://schemas.microsoft.com/office/drawing/2015/9/8/chartex" xmlns:cx2="http://schemas.microsoft.com/office/drawing/2015/10/21/chartex" xmlns:cx3="http://schemas.microsoft.com/office/drawing/2016/5/9/chartex" xmlns:cx4="http://schemas.microsoft.com/office/drawing/2016/5/10/chartex" xmlns:cx5="http://schemas.microsoft.com/office/drawing/2016/5/11/chartex" xmlns:cx6="http://schemas.microsoft.com/office/drawing/2016/5/12/chartex" xmlns:cx7="http://schemas.microsoft.com/office/drawing/2016/5/13/chartex" xmlns:cx8="http://schemas.microsoft.com/office/drawing/2016/5/14/chartex" xmlns:mc="http://schemas.openxmlformats.org/markup-compatibility/2006" xmlns:aink="http://schemas.microsoft.com/office/drawing/2016/ink" xmlns:am3d="http://schemas.microsoft.com/office/drawing/2017/model3d" xmlns:o="urn:schemas-microsoft-com:office:office" xmlns:r="http://schemas.openxmlformats.org/officeDocument/2006/relationships" xmlns:m="http://schemas.openxmlformats.org/officeDocument/2006/math" xmlns:v="urn:schemas-microsoft-com:vml" xmlns:wp14="http://schemas.microsoft.com/office/word/2010/wordprocessingDrawing" xmlns:wp="http://schemas.openxmlformats.org/drawingml/2006/wordprocessingDrawing" xmlns:w10="urn:schemas-microsoft-com:office:word" xmlns:w="http://schemas.openxmlformats.org/wordprocessingml/2006/main" xmlns:w14="http://schemas.microsoft.com/office/word/2010/wordml" xmlns:w15="http://schemas.microsoft.com/office/word/2012/wordml" xmlns:w16cid="http://schemas.microsoft.com/office/word/2016/wordml/cid" xmlns:w16se="http://schemas.microsoft.com/office/word/2015/wordml/symex" xmlns:wpg="http://schemas.microsoft.com/office/word/2010/wordprocessingGroup" xmlns:wpi="http://schemas.microsoft.com/office/word/2010/wordprocessingInk" xmlns:wne="http://schemas.microsoft.com/office/word/2006/wordml" xmlns:wps="http://schemas.microsoft.com/office/word/2010/wordprocessingShape" mc:Ignorable="w14 w15 w16se w16cid wp14">
+<w:numbering xmlns:wpc="http://schemas.microsoft.com/office/word/2010/wordprocessingCanvas" xmlns:cx="http://schemas.microsoft.com/office/drawing/2014/chartex" xmlns:mc="http://schemas.openxmlformats.org/markup-compatibility/2006" xmlns:o="urn:schemas-microsoft-com:office:office" xmlns:r="http://schemas.openxmlformats.org/officeDocument/2006/relationships" xmlns:m="http://schemas.openxmlformats.org/officeDocument/2006/math" xmlns:v="urn:schemas-microsoft-com:vml" xmlns:wp14="http://schemas.microsoft.com/office/word/2010/wordprocessingDrawing" xmlns:wp="http://schemas.openxmlformats.org/drawingml/2006/wordprocessingDrawing" xmlns:w10="urn:schemas-microsoft-com:office:word" xmlns:w="http://schemas.openxmlformats.org/wordprocessingml/2006/main" xmlns:w14="http://schemas.microsoft.com/office/word/2010/wordml" xmlns:w15="http://schemas.microsoft.com/office/word/2012/wordml" xmlns:w16se="http://schemas.microsoft.com/office/word/2015/wordml/symex" xmlns:wpg="http://schemas.microsoft.com/office/word/2010/wordprocessingGroup" xmlns:wpi="http://schemas.microsoft.com/office/word/2010/wordprocessingInk" xmlns:wne="http://schemas.microsoft.com/office/word/2006/wordml" xmlns:wps="http://schemas.microsoft.com/office/word/2010/wordprocessingShape" mc:Ignorable="w14 w15 w16se wp14">
   <w:abstractNum w:abstractNumId="0" w15:restartNumberingAfterBreak="0">
     <w:nsid w:val="0F5A2CB9"/>
     <w:multiLevelType w:val="hybridMultilevel"/>
@@ -7104,11 +6701,11 @@
 </file>
 
 <file path=word/styles.xml><?xml version="1.0" encoding="utf-8"?>
-<w:styles xmlns:mc="http://schemas.openxmlformats.org/markup-compatibility/2006" xmlns:r="http://schemas.openxmlformats.org/officeDocument/2006/relationships" xmlns:w="http://schemas.openxmlformats.org/wordprocessingml/2006/main" xmlns:w14="http://schemas.microsoft.com/office/word/2010/wordml" xmlns:w15="http://schemas.microsoft.com/office/word/2012/wordml" xmlns:w16cid="http://schemas.microsoft.com/office/word/2016/wordml/cid" xmlns:w16se="http://schemas.microsoft.com/office/word/2015/wordml/symex" mc:Ignorable="w14 w15 w16se w16cid">
+<w:styles xmlns:mc="http://schemas.openxmlformats.org/markup-compatibility/2006" xmlns:r="http://schemas.openxmlformats.org/officeDocument/2006/relationships" xmlns:w="http://schemas.openxmlformats.org/wordprocessingml/2006/main" xmlns:w14="http://schemas.microsoft.com/office/word/2010/wordml" xmlns:w15="http://schemas.microsoft.com/office/word/2012/wordml" xmlns:w16se="http://schemas.microsoft.com/office/word/2015/wordml/symex" mc:Ignorable="w14 w15 w16se">
   <w:docDefaults>
     <w:rPrDefault>
       <w:rPr>
-        <w:rFonts w:asciiTheme="minorHAnsi" w:hAnsiTheme="minorHAnsi" w:eastAsiaTheme="minorHAnsi" w:cstheme="minorBidi"/>
+        <w:rFonts w:asciiTheme="minorHAnsi" w:eastAsiaTheme="minorHAnsi" w:hAnsiTheme="minorHAnsi" w:cstheme="minorBidi"/>
         <w:sz w:val="22"/>
         <w:szCs w:val="22"/>
         <w:lang w:val="en-US" w:eastAsia="en-US" w:bidi="ar-SA"/>
@@ -7120,17 +6717,17 @@
       </w:pPr>
     </w:pPrDefault>
   </w:docDefaults>
-  <w:latentStyles w:defLockedState="0" w:defUIPriority="99" w:defSemiHidden="0" w:defUnhideWhenUsed="0" w:defQFormat="0" w:count="375">
+  <w:latentStyles w:defLockedState="0" w:defUIPriority="99" w:defSemiHidden="0" w:defUnhideWhenUsed="0" w:defQFormat="0" w:count="371">
     <w:lsdException w:name="Normal" w:uiPriority="0" w:qFormat="1"/>
     <w:lsdException w:name="heading 1" w:uiPriority="9" w:qFormat="1"/>
-    <w:lsdException w:name="heading 2" w:uiPriority="9" w:semiHidden="1" w:unhideWhenUsed="1" w:qFormat="1"/>
-    <w:lsdException w:name="heading 3" w:uiPriority="9" w:semiHidden="1" w:unhideWhenUsed="1" w:qFormat="1"/>
-    <w:lsdException w:name="heading 4" w:uiPriority="9" w:semiHidden="1" w:unhideWhenUsed="1" w:qFormat="1"/>
-    <w:lsdException w:name="heading 5" w:uiPriority="9" w:semiHidden="1" w:unhideWhenUsed="1" w:qFormat="1"/>
-    <w:lsdException w:name="heading 6" w:uiPriority="9" w:semiHidden="1" w:unhideWhenUsed="1" w:qFormat="1"/>
-    <w:lsdException w:name="heading 7" w:uiPriority="9" w:semiHidden="1" w:unhideWhenUsed="1" w:qFormat="1"/>
-    <w:lsdException w:name="heading 8" w:uiPriority="9" w:semiHidden="1" w:unhideWhenUsed="1" w:qFormat="1"/>
-    <w:lsdException w:name="heading 9" w:uiPriority="9" w:semiHidden="1" w:unhideWhenUsed="1" w:qFormat="1"/>
+    <w:lsdException w:name="heading 2" w:semiHidden="1" w:uiPriority="9" w:unhideWhenUsed="1" w:qFormat="1"/>
+    <w:lsdException w:name="heading 3" w:semiHidden="1" w:uiPriority="9" w:unhideWhenUsed="1" w:qFormat="1"/>
+    <w:lsdException w:name="heading 4" w:semiHidden="1" w:uiPriority="9" w:unhideWhenUsed="1" w:qFormat="1"/>
+    <w:lsdException w:name="heading 5" w:semiHidden="1" w:uiPriority="9" w:unhideWhenUsed="1" w:qFormat="1"/>
+    <w:lsdException w:name="heading 6" w:semiHidden="1" w:uiPriority="9" w:unhideWhenUsed="1" w:qFormat="1"/>
+    <w:lsdException w:name="heading 7" w:semiHidden="1" w:uiPriority="9" w:unhideWhenUsed="1" w:qFormat="1"/>
+    <w:lsdException w:name="heading 8" w:semiHidden="1" w:uiPriority="9" w:unhideWhenUsed="1" w:qFormat="1"/>
+    <w:lsdException w:name="heading 9" w:semiHidden="1" w:uiPriority="9" w:unhideWhenUsed="1" w:qFormat="1"/>
     <w:lsdException w:name="index 1" w:semiHidden="1" w:unhideWhenUsed="1"/>
     <w:lsdException w:name="index 2" w:semiHidden="1" w:unhideWhenUsed="1"/>
     <w:lsdException w:name="index 3" w:semiHidden="1" w:unhideWhenUsed="1"/>
@@ -7140,22 +6737,22 @@
     <w:lsdException w:name="index 7" w:semiHidden="1" w:unhideWhenUsed="1"/>
     <w:lsdException w:name="index 8" w:semiHidden="1" w:unhideWhenUsed="1"/>
     <w:lsdException w:name="index 9" w:semiHidden="1" w:unhideWhenUsed="1"/>
-    <w:lsdException w:name="toc 1" w:uiPriority="39" w:semiHidden="1" w:unhideWhenUsed="1"/>
-    <w:lsdException w:name="toc 2" w:uiPriority="39" w:semiHidden="1" w:unhideWhenUsed="1"/>
-    <w:lsdException w:name="toc 3" w:uiPriority="39" w:semiHidden="1" w:unhideWhenUsed="1"/>
-    <w:lsdException w:name="toc 4" w:uiPriority="39" w:semiHidden="1" w:unhideWhenUsed="1"/>
-    <w:lsdException w:name="toc 5" w:uiPriority="39" w:semiHidden="1" w:unhideWhenUsed="1"/>
-    <w:lsdException w:name="toc 6" w:uiPriority="39" w:semiHidden="1" w:unhideWhenUsed="1"/>
-    <w:lsdException w:name="toc 7" w:uiPriority="39" w:semiHidden="1" w:unhideWhenUsed="1"/>
-    <w:lsdException w:name="toc 8" w:uiPriority="39" w:semiHidden="1" w:unhideWhenUsed="1"/>
-    <w:lsdException w:name="toc 9" w:uiPriority="39" w:semiHidden="1" w:unhideWhenUsed="1"/>
+    <w:lsdException w:name="toc 1" w:semiHidden="1" w:uiPriority="39" w:unhideWhenUsed="1"/>
+    <w:lsdException w:name="toc 2" w:semiHidden="1" w:uiPriority="39" w:unhideWhenUsed="1"/>
+    <w:lsdException w:name="toc 3" w:semiHidden="1" w:uiPriority="39" w:unhideWhenUsed="1"/>
+    <w:lsdException w:name="toc 4" w:semiHidden="1" w:uiPriority="39" w:unhideWhenUsed="1"/>
+    <w:lsdException w:name="toc 5" w:semiHidden="1" w:uiPriority="39" w:unhideWhenUsed="1"/>
+    <w:lsdException w:name="toc 6" w:semiHidden="1" w:uiPriority="39" w:unhideWhenUsed="1"/>
+    <w:lsdException w:name="toc 7" w:semiHidden="1" w:uiPriority="39" w:unhideWhenUsed="1"/>
+    <w:lsdException w:name="toc 8" w:semiHidden="1" w:uiPriority="39" w:unhideWhenUsed="1"/>
+    <w:lsdException w:name="toc 9" w:semiHidden="1" w:uiPriority="39" w:unhideWhenUsed="1"/>
     <w:lsdException w:name="Normal Indent" w:semiHidden="1" w:unhideWhenUsed="1"/>
     <w:lsdException w:name="footnote text" w:semiHidden="1" w:unhideWhenUsed="1"/>
     <w:lsdException w:name="annotation text" w:semiHidden="1" w:unhideWhenUsed="1"/>
-    <w:lsdException w:name="header" w:uiPriority="0" w:semiHidden="1" w:unhideWhenUsed="1"/>
+    <w:lsdException w:name="header" w:semiHidden="1" w:uiPriority="0" w:unhideWhenUsed="1"/>
     <w:lsdException w:name="footer" w:semiHidden="1" w:unhideWhenUsed="1"/>
     <w:lsdException w:name="index heading" w:semiHidden="1" w:unhideWhenUsed="1"/>
-    <w:lsdException w:name="caption" w:uiPriority="35" w:semiHidden="1" w:unhideWhenUsed="1" w:qFormat="1"/>
+    <w:lsdException w:name="caption" w:semiHidden="1" w:uiPriority="35" w:unhideWhenUsed="1" w:qFormat="1"/>
     <w:lsdException w:name="table of figures" w:semiHidden="1" w:unhideWhenUsed="1"/>
     <w:lsdException w:name="envelope address" w:semiHidden="1" w:unhideWhenUsed="1"/>
     <w:lsdException w:name="envelope return" w:semiHidden="1" w:unhideWhenUsed="1"/>
@@ -7186,7 +6783,7 @@
     <w:lsdException w:name="Title" w:uiPriority="10" w:qFormat="1"/>
     <w:lsdException w:name="Closing" w:semiHidden="1" w:unhideWhenUsed="1"/>
     <w:lsdException w:name="Signature" w:semiHidden="1" w:unhideWhenUsed="1"/>
-    <w:lsdException w:name="Default Paragraph Font" w:uiPriority="1" w:semiHidden="1" w:unhideWhenUsed="1"/>
+    <w:lsdException w:name="Default Paragraph Font" w:semiHidden="1" w:uiPriority="1" w:unhideWhenUsed="1"/>
     <w:lsdException w:name="Body Text" w:semiHidden="1" w:unhideWhenUsed="1"/>
     <w:lsdException w:name="Body Text Indent" w:semiHidden="1" w:unhideWhenUsed="1"/>
     <w:lsdException w:name="List Continue" w:semiHidden="1" w:unhideWhenUsed="1"/>
@@ -7386,8 +6983,8 @@
     <w:lsdException w:name="Subtle Reference" w:uiPriority="31" w:qFormat="1"/>
     <w:lsdException w:name="Intense Reference" w:uiPriority="32" w:qFormat="1"/>
     <w:lsdException w:name="Book Title" w:uiPriority="33" w:qFormat="1"/>
-    <w:lsdException w:name="Bibliography" w:uiPriority="37" w:semiHidden="1" w:unhideWhenUsed="1"/>
-    <w:lsdException w:name="TOC Heading" w:uiPriority="39" w:semiHidden="1" w:unhideWhenUsed="1" w:qFormat="1"/>
+    <w:lsdException w:name="Bibliography" w:semiHidden="1" w:uiPriority="37" w:unhideWhenUsed="1"/>
+    <w:lsdException w:name="TOC Heading" w:semiHidden="1" w:uiPriority="39" w:unhideWhenUsed="1" w:qFormat="1"/>
     <w:lsdException w:name="Plain Table 1" w:uiPriority="41"/>
     <w:lsdException w:name="Plain Table 2" w:uiPriority="42"/>
     <w:lsdException w:name="Plain Table 3" w:uiPriority="43"/>
@@ -7492,12 +7089,8 @@
     <w:lsdException w:name="List Table 5 Dark Accent 6" w:uiPriority="50"/>
     <w:lsdException w:name="List Table 6 Colorful Accent 6" w:uiPriority="51"/>
     <w:lsdException w:name="List Table 7 Colorful Accent 6" w:uiPriority="52"/>
-    <w:lsdException w:name="Mention" w:semiHidden="1" w:unhideWhenUsed="1"/>
-    <w:lsdException w:name="Smart Hyperlink" w:semiHidden="1" w:unhideWhenUsed="1"/>
-    <w:lsdException w:name="Hashtag" w:semiHidden="1" w:unhideWhenUsed="1"/>
-    <w:lsdException w:name="Unresolved Mention" w:semiHidden="1" w:unhideWhenUsed="1"/>
   </w:latentStyles>
-  <w:style w:type="paragraph" w:styleId="Normal" w:default="1">
+  <w:style w:type="paragraph" w:default="1" w:styleId="Normal">
     <w:name w:val="Normal"/>
     <w:qFormat/>
     <w:rsid w:val="00EC4EFE"/>
@@ -7520,7 +7113,7 @@
       <w:outlineLvl w:val="0"/>
     </w:pPr>
     <w:rPr>
-      <w:rFonts w:asciiTheme="majorHAnsi" w:hAnsiTheme="majorHAnsi" w:eastAsiaTheme="majorEastAsia" w:cstheme="majorBidi"/>
+      <w:rFonts w:asciiTheme="majorHAnsi" w:eastAsiaTheme="majorEastAsia" w:hAnsiTheme="majorHAnsi" w:cstheme="majorBidi"/>
       <w:b/>
       <w:bCs/>
       <w:color w:val="365F91" w:themeColor="accent1" w:themeShade="BF"/>
@@ -7549,7 +7142,7 @@
       <w:outlineLvl w:val="1"/>
     </w:pPr>
     <w:rPr>
-      <w:rFonts w:asciiTheme="majorHAnsi" w:hAnsiTheme="majorHAnsi" w:eastAsiaTheme="majorEastAsia" w:cstheme="majorBidi"/>
+      <w:rFonts w:asciiTheme="majorHAnsi" w:eastAsiaTheme="majorEastAsia" w:hAnsiTheme="majorHAnsi" w:cstheme="majorBidi"/>
       <w:b/>
       <w:bCs/>
       <w:color w:val="4F81BD" w:themeColor="accent1"/>
@@ -7578,7 +7171,7 @@
       <w:outlineLvl w:val="2"/>
     </w:pPr>
     <w:rPr>
-      <w:rFonts w:asciiTheme="majorHAnsi" w:hAnsiTheme="majorHAnsi" w:eastAsiaTheme="majorEastAsia" w:cstheme="majorBidi"/>
+      <w:rFonts w:asciiTheme="majorHAnsi" w:eastAsiaTheme="majorEastAsia" w:hAnsiTheme="majorHAnsi" w:cstheme="majorBidi"/>
       <w:b/>
       <w:bCs/>
       <w:color w:val="4F81BD" w:themeColor="accent1"/>
@@ -7605,7 +7198,7 @@
       <w:outlineLvl w:val="3"/>
     </w:pPr>
     <w:rPr>
-      <w:rFonts w:asciiTheme="majorHAnsi" w:hAnsiTheme="majorHAnsi" w:eastAsiaTheme="majorEastAsia" w:cstheme="majorBidi"/>
+      <w:rFonts w:asciiTheme="majorHAnsi" w:eastAsiaTheme="majorEastAsia" w:hAnsiTheme="majorHAnsi" w:cstheme="majorBidi"/>
       <w:b/>
       <w:bCs/>
       <w:i/>
@@ -7634,7 +7227,7 @@
       <w:outlineLvl w:val="4"/>
     </w:pPr>
     <w:rPr>
-      <w:rFonts w:asciiTheme="majorHAnsi" w:hAnsiTheme="majorHAnsi" w:eastAsiaTheme="majorEastAsia" w:cstheme="majorBidi"/>
+      <w:rFonts w:asciiTheme="majorHAnsi" w:eastAsiaTheme="majorEastAsia" w:hAnsiTheme="majorHAnsi" w:cstheme="majorBidi"/>
       <w:color w:val="243F60" w:themeColor="accent1" w:themeShade="7F"/>
     </w:rPr>
   </w:style>
@@ -7659,7 +7252,7 @@
       <w:outlineLvl w:val="5"/>
     </w:pPr>
     <w:rPr>
-      <w:rFonts w:asciiTheme="majorHAnsi" w:hAnsiTheme="majorHAnsi" w:eastAsiaTheme="majorEastAsia" w:cstheme="majorBidi"/>
+      <w:rFonts w:asciiTheme="majorHAnsi" w:eastAsiaTheme="majorEastAsia" w:hAnsiTheme="majorHAnsi" w:cstheme="majorBidi"/>
       <w:i/>
       <w:iCs/>
       <w:color w:val="243F60" w:themeColor="accent1" w:themeShade="7F"/>
@@ -7686,7 +7279,7 @@
       <w:outlineLvl w:val="6"/>
     </w:pPr>
     <w:rPr>
-      <w:rFonts w:asciiTheme="majorHAnsi" w:hAnsiTheme="majorHAnsi" w:eastAsiaTheme="majorEastAsia" w:cstheme="majorBidi"/>
+      <w:rFonts w:asciiTheme="majorHAnsi" w:eastAsiaTheme="majorEastAsia" w:hAnsiTheme="majorHAnsi" w:cstheme="majorBidi"/>
       <w:i/>
       <w:iCs/>
       <w:color w:val="404040" w:themeColor="text1" w:themeTint="BF"/>
@@ -7713,7 +7306,7 @@
       <w:outlineLvl w:val="7"/>
     </w:pPr>
     <w:rPr>
-      <w:rFonts w:asciiTheme="majorHAnsi" w:hAnsiTheme="majorHAnsi" w:eastAsiaTheme="majorEastAsia" w:cstheme="majorBidi"/>
+      <w:rFonts w:asciiTheme="majorHAnsi" w:eastAsiaTheme="majorEastAsia" w:hAnsiTheme="majorHAnsi" w:cstheme="majorBidi"/>
       <w:color w:val="404040" w:themeColor="text1" w:themeTint="BF"/>
       <w:sz w:val="20"/>
       <w:szCs w:val="20"/>
@@ -7740,7 +7333,7 @@
       <w:outlineLvl w:val="8"/>
     </w:pPr>
     <w:rPr>
-      <w:rFonts w:asciiTheme="majorHAnsi" w:hAnsiTheme="majorHAnsi" w:eastAsiaTheme="majorEastAsia" w:cstheme="majorBidi"/>
+      <w:rFonts w:asciiTheme="majorHAnsi" w:eastAsiaTheme="majorEastAsia" w:hAnsiTheme="majorHAnsi" w:cstheme="majorBidi"/>
       <w:i/>
       <w:iCs/>
       <w:color w:val="404040" w:themeColor="text1" w:themeTint="BF"/>
@@ -7748,13 +7341,12 @@
       <w:szCs w:val="20"/>
     </w:rPr>
   </w:style>
-  <w:style w:type="character" w:styleId="DefaultParagraphFont" w:default="1">
+  <w:style w:type="character" w:default="1" w:styleId="DefaultParagraphFont">
     <w:name w:val="Default Paragraph Font"/>
     <w:uiPriority w:val="1"/>
-    <w:semiHidden/>
     <w:unhideWhenUsed/>
   </w:style>
-  <w:style w:type="table" w:styleId="TableNormal" w:default="1">
+  <w:style w:type="table" w:default="1" w:styleId="TableNormal">
     <w:name w:val="Normal Table"/>
     <w:uiPriority w:val="99"/>
     <w:semiHidden/>
@@ -7769,20 +7361,20 @@
       </w:tblCellMar>
     </w:tblPr>
   </w:style>
-  <w:style w:type="numbering" w:styleId="NoList" w:default="1">
+  <w:style w:type="numbering" w:default="1" w:styleId="NoList">
     <w:name w:val="No List"/>
     <w:uiPriority w:val="99"/>
     <w:semiHidden/>
     <w:unhideWhenUsed/>
   </w:style>
-  <w:style w:type="character" w:styleId="Heading1Char" w:customStyle="1">
+  <w:style w:type="character" w:customStyle="1" w:styleId="Heading1Char">
     <w:name w:val="Heading 1 Char"/>
     <w:basedOn w:val="DefaultParagraphFont"/>
     <w:link w:val="Heading1"/>
     <w:uiPriority w:val="9"/>
     <w:rsid w:val="00EC4EFE"/>
     <w:rPr>
-      <w:rFonts w:asciiTheme="majorHAnsi" w:hAnsiTheme="majorHAnsi" w:eastAsiaTheme="majorEastAsia" w:cstheme="majorBidi"/>
+      <w:rFonts w:asciiTheme="majorHAnsi" w:eastAsiaTheme="majorEastAsia" w:hAnsiTheme="majorHAnsi" w:cstheme="majorBidi"/>
       <w:b/>
       <w:bCs/>
       <w:color w:val="365F91" w:themeColor="accent1" w:themeShade="BF"/>
@@ -7790,7 +7382,7 @@
       <w:szCs w:val="28"/>
     </w:rPr>
   </w:style>
-  <w:style w:type="character" w:styleId="Heading2Char" w:customStyle="1">
+  <w:style w:type="character" w:customStyle="1" w:styleId="Heading2Char">
     <w:name w:val="Heading 2 Char"/>
     <w:basedOn w:val="DefaultParagraphFont"/>
     <w:link w:val="Heading2"/>
@@ -7798,7 +7390,7 @@
     <w:semiHidden/>
     <w:rsid w:val="00EC4EFE"/>
     <w:rPr>
-      <w:rFonts w:asciiTheme="majorHAnsi" w:hAnsiTheme="majorHAnsi" w:eastAsiaTheme="majorEastAsia" w:cstheme="majorBidi"/>
+      <w:rFonts w:asciiTheme="majorHAnsi" w:eastAsiaTheme="majorEastAsia" w:hAnsiTheme="majorHAnsi" w:cstheme="majorBidi"/>
       <w:b/>
       <w:bCs/>
       <w:color w:val="4F81BD" w:themeColor="accent1"/>
@@ -7806,7 +7398,7 @@
       <w:szCs w:val="26"/>
     </w:rPr>
   </w:style>
-  <w:style w:type="character" w:styleId="Heading3Char" w:customStyle="1">
+  <w:style w:type="character" w:customStyle="1" w:styleId="Heading3Char">
     <w:name w:val="Heading 3 Char"/>
     <w:basedOn w:val="DefaultParagraphFont"/>
     <w:link w:val="Heading3"/>
@@ -7814,13 +7406,13 @@
     <w:semiHidden/>
     <w:rsid w:val="00EC4EFE"/>
     <w:rPr>
-      <w:rFonts w:asciiTheme="majorHAnsi" w:hAnsiTheme="majorHAnsi" w:eastAsiaTheme="majorEastAsia" w:cstheme="majorBidi"/>
+      <w:rFonts w:asciiTheme="majorHAnsi" w:eastAsiaTheme="majorEastAsia" w:hAnsiTheme="majorHAnsi" w:cstheme="majorBidi"/>
       <w:b/>
       <w:bCs/>
       <w:color w:val="4F81BD" w:themeColor="accent1"/>
     </w:rPr>
   </w:style>
-  <w:style w:type="character" w:styleId="Heading4Char" w:customStyle="1">
+  <w:style w:type="character" w:customStyle="1" w:styleId="Heading4Char">
     <w:name w:val="Heading 4 Char"/>
     <w:basedOn w:val="DefaultParagraphFont"/>
     <w:link w:val="Heading4"/>
@@ -7828,7 +7420,7 @@
     <w:semiHidden/>
     <w:rsid w:val="00EC4EFE"/>
     <w:rPr>
-      <w:rFonts w:asciiTheme="majorHAnsi" w:hAnsiTheme="majorHAnsi" w:eastAsiaTheme="majorEastAsia" w:cstheme="majorBidi"/>
+      <w:rFonts w:asciiTheme="majorHAnsi" w:eastAsiaTheme="majorEastAsia" w:hAnsiTheme="majorHAnsi" w:cstheme="majorBidi"/>
       <w:b/>
       <w:bCs/>
       <w:i/>
@@ -7836,7 +7428,7 @@
       <w:color w:val="4F81BD" w:themeColor="accent1"/>
     </w:rPr>
   </w:style>
-  <w:style w:type="character" w:styleId="Heading5Char" w:customStyle="1">
+  <w:style w:type="character" w:customStyle="1" w:styleId="Heading5Char">
     <w:name w:val="Heading 5 Char"/>
     <w:basedOn w:val="DefaultParagraphFont"/>
     <w:link w:val="Heading5"/>
@@ -7844,11 +7436,11 @@
     <w:semiHidden/>
     <w:rsid w:val="00EC4EFE"/>
     <w:rPr>
-      <w:rFonts w:asciiTheme="majorHAnsi" w:hAnsiTheme="majorHAnsi" w:eastAsiaTheme="majorEastAsia" w:cstheme="majorBidi"/>
+      <w:rFonts w:asciiTheme="majorHAnsi" w:eastAsiaTheme="majorEastAsia" w:hAnsiTheme="majorHAnsi" w:cstheme="majorBidi"/>
       <w:color w:val="243F60" w:themeColor="accent1" w:themeShade="7F"/>
     </w:rPr>
   </w:style>
-  <w:style w:type="character" w:styleId="Heading6Char" w:customStyle="1">
+  <w:style w:type="character" w:customStyle="1" w:styleId="Heading6Char">
     <w:name w:val="Heading 6 Char"/>
     <w:basedOn w:val="DefaultParagraphFont"/>
     <w:link w:val="Heading6"/>
@@ -7856,13 +7448,13 @@
     <w:semiHidden/>
     <w:rsid w:val="00EC4EFE"/>
     <w:rPr>
-      <w:rFonts w:asciiTheme="majorHAnsi" w:hAnsiTheme="majorHAnsi" w:eastAsiaTheme="majorEastAsia" w:cstheme="majorBidi"/>
+      <w:rFonts w:asciiTheme="majorHAnsi" w:eastAsiaTheme="majorEastAsia" w:hAnsiTheme="majorHAnsi" w:cstheme="majorBidi"/>
       <w:i/>
       <w:iCs/>
       <w:color w:val="243F60" w:themeColor="accent1" w:themeShade="7F"/>
     </w:rPr>
   </w:style>
-  <w:style w:type="character" w:styleId="Heading7Char" w:customStyle="1">
+  <w:style w:type="character" w:customStyle="1" w:styleId="Heading7Char">
     <w:name w:val="Heading 7 Char"/>
     <w:basedOn w:val="DefaultParagraphFont"/>
     <w:link w:val="Heading7"/>
@@ -7870,13 +7462,13 @@
     <w:semiHidden/>
     <w:rsid w:val="00EC4EFE"/>
     <w:rPr>
-      <w:rFonts w:asciiTheme="majorHAnsi" w:hAnsiTheme="majorHAnsi" w:eastAsiaTheme="majorEastAsia" w:cstheme="majorBidi"/>
+      <w:rFonts w:asciiTheme="majorHAnsi" w:eastAsiaTheme="majorEastAsia" w:hAnsiTheme="majorHAnsi" w:cstheme="majorBidi"/>
       <w:i/>
       <w:iCs/>
       <w:color w:val="404040" w:themeColor="text1" w:themeTint="BF"/>
     </w:rPr>
   </w:style>
-  <w:style w:type="character" w:styleId="Heading8Char" w:customStyle="1">
+  <w:style w:type="character" w:customStyle="1" w:styleId="Heading8Char">
     <w:name w:val="Heading 8 Char"/>
     <w:basedOn w:val="DefaultParagraphFont"/>
     <w:link w:val="Heading8"/>
@@ -7884,13 +7476,13 @@
     <w:semiHidden/>
     <w:rsid w:val="00EC4EFE"/>
     <w:rPr>
-      <w:rFonts w:asciiTheme="majorHAnsi" w:hAnsiTheme="majorHAnsi" w:eastAsiaTheme="majorEastAsia" w:cstheme="majorBidi"/>
+      <w:rFonts w:asciiTheme="majorHAnsi" w:eastAsiaTheme="majorEastAsia" w:hAnsiTheme="majorHAnsi" w:cstheme="majorBidi"/>
       <w:color w:val="404040" w:themeColor="text1" w:themeTint="BF"/>
       <w:sz w:val="20"/>
       <w:szCs w:val="20"/>
     </w:rPr>
   </w:style>
-  <w:style w:type="character" w:styleId="Heading9Char" w:customStyle="1">
+  <w:style w:type="character" w:customStyle="1" w:styleId="Heading9Char">
     <w:name w:val="Heading 9 Char"/>
     <w:basedOn w:val="DefaultParagraphFont"/>
     <w:link w:val="Heading9"/>
@@ -7898,7 +7490,7 @@
     <w:semiHidden/>
     <w:rsid w:val="00EC4EFE"/>
     <w:rPr>
-      <w:rFonts w:asciiTheme="majorHAnsi" w:hAnsiTheme="majorHAnsi" w:eastAsiaTheme="majorEastAsia" w:cstheme="majorBidi"/>
+      <w:rFonts w:asciiTheme="majorHAnsi" w:eastAsiaTheme="majorEastAsia" w:hAnsiTheme="majorHAnsi" w:cstheme="majorBidi"/>
       <w:i/>
       <w:iCs/>
       <w:color w:val="404040" w:themeColor="text1" w:themeTint="BF"/>
@@ -7915,12 +7507,12 @@
     </w:pPr>
     <w:tblPr>
       <w:tblBorders>
-        <w:top w:val="single" w:color="auto" w:sz="4" w:space="0"/>
-        <w:left w:val="single" w:color="auto" w:sz="4" w:space="0"/>
-        <w:bottom w:val="single" w:color="auto" w:sz="4" w:space="0"/>
-        <w:right w:val="single" w:color="auto" w:sz="4" w:space="0"/>
-        <w:insideH w:val="single" w:color="auto" w:sz="4" w:space="0"/>
-        <w:insideV w:val="single" w:color="auto" w:sz="4" w:space="0"/>
+        <w:top w:val="single" w:sz="4" w:space="0" w:color="auto"/>
+        <w:left w:val="single" w:sz="4" w:space="0" w:color="auto"/>
+        <w:bottom w:val="single" w:sz="4" w:space="0" w:color="auto"/>
+        <w:right w:val="single" w:sz="4" w:space="0" w:color="auto"/>
+        <w:insideH w:val="single" w:sz="4" w:space="0" w:color="auto"/>
+        <w:insideV w:val="single" w:sz="4" w:space="0" w:color="auto"/>
       </w:tblBorders>
     </w:tblPr>
   </w:style>
@@ -7949,7 +7541,7 @@
       <w:spacing w:after="0" w:line="240" w:lineRule="auto"/>
     </w:pPr>
   </w:style>
-  <w:style w:type="character" w:styleId="HeaderChar" w:customStyle="1">
+  <w:style w:type="character" w:customStyle="1" w:styleId="HeaderChar">
     <w:name w:val="Header Char"/>
     <w:basedOn w:val="DefaultParagraphFont"/>
     <w:link w:val="Header"/>
@@ -7970,7 +7562,7 @@
       <w:spacing w:after="0" w:line="240" w:lineRule="auto"/>
     </w:pPr>
   </w:style>
-  <w:style w:type="character" w:styleId="FooterChar" w:customStyle="1">
+  <w:style w:type="character" w:customStyle="1" w:styleId="FooterChar">
     <w:name w:val="Footer Char"/>
     <w:basedOn w:val="DefaultParagraphFont"/>
     <w:link w:val="Footer"/>
@@ -7994,7 +7586,7 @@
       <w:szCs w:val="16"/>
     </w:rPr>
   </w:style>
-  <w:style w:type="character" w:styleId="BalloonTextChar" w:customStyle="1">
+  <w:style w:type="character" w:customStyle="1" w:styleId="BalloonTextChar">
     <w:name w:val="Balloon Text Char"/>
     <w:basedOn w:val="DefaultParagraphFont"/>
     <w:link w:val="BalloonText"/>
@@ -8300,7 +7892,7 @@
 </file>
 
 <file path=customXml/itemProps1.xml><?xml version="1.0" encoding="utf-8"?>
-<ds:datastoreItem xmlns:ds="http://schemas.openxmlformats.org/officeDocument/2006/customXml" ds:itemID="{60FC41A6-8BA0-4E4E-8F4C-8814B552EE65}">
+<ds:datastoreItem xmlns:ds="http://schemas.openxmlformats.org/officeDocument/2006/customXml" ds:itemID="{2A355D6D-974E-4FE0-8A92-5ACA26F041F5}">
   <ds:schemaRefs>
     <ds:schemaRef ds:uri="http://schemas.openxmlformats.org/officeDocument/2006/bibliography"/>
   </ds:schemaRefs>

--- a/js/template.docx
+++ b/js/template.docx
@@ -1804,7 +1804,7 @@
         </w:trPr>
         <w:tc>
           <w:tcPr>
-            <w:tcW w:w="4073" w:type="dxa"/>
+            <w:tcW w:w="4078" w:type="dxa"/>
             <w:tcBorders>
               <w:top w:val="single" w:sz="4" w:space="0" w:color="auto"/>
               <w:left w:val="single" w:sz="4" w:space="0" w:color="auto"/>
@@ -1842,7 +1842,7 @@
         </w:tc>
         <w:tc>
           <w:tcPr>
-            <w:tcW w:w="1695" w:type="dxa"/>
+            <w:tcW w:w="1697" w:type="dxa"/>
             <w:tcBorders>
               <w:top w:val="single" w:sz="4" w:space="0" w:color="auto"/>
               <w:left w:val="single" w:sz="4" w:space="0" w:color="auto"/>
@@ -1886,7 +1886,7 @@
         </w:trPr>
         <w:tc>
           <w:tcPr>
-            <w:tcW w:w="4073" w:type="dxa"/>
+            <w:tcW w:w="4078" w:type="dxa"/>
             <w:tcBorders>
               <w:top w:val="single" w:sz="4" w:space="0" w:color="auto"/>
               <w:left w:val="single" w:sz="4" w:space="0" w:color="auto"/>
@@ -1897,6 +1897,7 @@
           <w:p>
             <w:pPr>
               <w:shd w:val="clear" w:color="auto" w:fill="FFFFFF"/>
+              <w:ind w:left="720"/>
               <w:jc w:val="right"/>
               <w:rPr>
                 <w:rFonts w:asciiTheme="majorBidi" w:hAnsiTheme="majorBidi" w:cstheme="majorBidi"/>
@@ -1906,11 +1907,21 @@
                 <w:lang w:bidi="ar-JO"/>
               </w:rPr>
             </w:pPr>
+            <w:r>
+              <w:rPr>
+                <w:rFonts w:asciiTheme="majorBidi" w:hAnsiTheme="majorBidi" w:cstheme="majorBidi"/>
+                <w:color w:val="212529"/>
+                <w:sz w:val="28"/>
+                <w:szCs w:val="28"/>
+                <w:lang w:bidi="ar-JO"/>
+              </w:rPr>
+              <w:t>{#parts}{name}</w:t>
+            </w:r>
           </w:p>
         </w:tc>
         <w:tc>
           <w:tcPr>
-            <w:tcW w:w="1695" w:type="dxa"/>
+            <w:tcW w:w="1697" w:type="dxa"/>
             <w:tcBorders>
               <w:top w:val="single" w:sz="4" w:space="0" w:color="auto"/>
               <w:left w:val="single" w:sz="4" w:space="0" w:color="auto"/>
@@ -1920,6 +1931,7 @@
           </w:tcPr>
           <w:p>
             <w:pPr>
+              <w:ind w:left="75" w:right="60"/>
               <w:jc w:val="center"/>
               <w:rPr>
                 <w:b/>
@@ -1929,276 +1941,16 @@
                 <w:lang w:bidi="ar-JO"/>
               </w:rPr>
             </w:pPr>
-          </w:p>
-        </w:tc>
-      </w:tr>
-      <w:tr>
-        <w:trPr>
-          <w:trHeight w:val="264"/>
-        </w:trPr>
-        <w:tc>
-          <w:tcPr>
-            <w:tcW w:w="4073" w:type="dxa"/>
-            <w:tcBorders>
-              <w:top w:val="single" w:sz="4" w:space="0" w:color="auto"/>
-              <w:left w:val="single" w:sz="4" w:space="0" w:color="auto"/>
-              <w:bottom w:val="single" w:sz="4" w:space="0" w:color="auto"/>
-              <w:right w:val="single" w:sz="4" w:space="0" w:color="auto"/>
-            </w:tcBorders>
-          </w:tcPr>
-          <w:p>
-            <w:pPr>
-              <w:shd w:val="clear" w:color="auto" w:fill="FFFFFF"/>
-              <w:jc w:val="right"/>
-              <w:rPr>
-                <w:rFonts w:asciiTheme="majorBidi" w:hAnsiTheme="majorBidi" w:cstheme="majorBidi"/>
-                <w:color w:val="212529"/>
-                <w:sz w:val="28"/>
-                <w:szCs w:val="28"/>
-                <w:rtl/>
-                <w:lang w:bidi="ar-JO"/>
-              </w:rPr>
-            </w:pPr>
-          </w:p>
-        </w:tc>
-        <w:tc>
-          <w:tcPr>
-            <w:tcW w:w="1695" w:type="dxa"/>
-            <w:tcBorders>
-              <w:top w:val="single" w:sz="4" w:space="0" w:color="auto"/>
-              <w:left w:val="single" w:sz="4" w:space="0" w:color="auto"/>
-              <w:bottom w:val="single" w:sz="4" w:space="0" w:color="auto"/>
-              <w:right w:val="single" w:sz="4" w:space="0" w:color="auto"/>
-            </w:tcBorders>
-          </w:tcPr>
-          <w:p>
-            <w:pPr>
-              <w:jc w:val="center"/>
-              <w:rPr>
-                <w:b/>
-                <w:bCs/>
-                <w:sz w:val="28"/>
-                <w:szCs w:val="28"/>
-                <w:rtl/>
-                <w:lang w:bidi="ar-JO"/>
-              </w:rPr>
-            </w:pPr>
-          </w:p>
-        </w:tc>
-      </w:tr>
-      <w:tr>
-        <w:trPr>
-          <w:trHeight w:val="264"/>
-        </w:trPr>
-        <w:tc>
-          <w:tcPr>
-            <w:tcW w:w="4073" w:type="dxa"/>
-            <w:tcBorders>
-              <w:top w:val="single" w:sz="4" w:space="0" w:color="auto"/>
-              <w:left w:val="single" w:sz="4" w:space="0" w:color="auto"/>
-              <w:bottom w:val="single" w:sz="4" w:space="0" w:color="auto"/>
-              <w:right w:val="single" w:sz="4" w:space="0" w:color="auto"/>
-            </w:tcBorders>
-          </w:tcPr>
-          <w:p>
-            <w:pPr>
-              <w:shd w:val="clear" w:color="auto" w:fill="FFFFFF"/>
-              <w:jc w:val="right"/>
-              <w:rPr>
-                <w:rFonts w:asciiTheme="majorBidi" w:hAnsiTheme="majorBidi" w:cstheme="majorBidi"/>
-                <w:color w:val="212529"/>
-                <w:sz w:val="28"/>
-                <w:szCs w:val="28"/>
-                <w:rtl/>
-                <w:lang w:bidi="ar-JO"/>
-              </w:rPr>
-            </w:pPr>
-          </w:p>
-        </w:tc>
-        <w:tc>
-          <w:tcPr>
-            <w:tcW w:w="1695" w:type="dxa"/>
-            <w:tcBorders>
-              <w:top w:val="single" w:sz="4" w:space="0" w:color="auto"/>
-              <w:left w:val="single" w:sz="4" w:space="0" w:color="auto"/>
-              <w:bottom w:val="single" w:sz="4" w:space="0" w:color="auto"/>
-              <w:right w:val="single" w:sz="4" w:space="0" w:color="auto"/>
-            </w:tcBorders>
-          </w:tcPr>
-          <w:p>
-            <w:pPr>
-              <w:jc w:val="center"/>
-              <w:rPr>
-                <w:b/>
-                <w:bCs/>
-                <w:sz w:val="28"/>
-                <w:szCs w:val="28"/>
-                <w:rtl/>
-                <w:lang w:bidi="ar-JO"/>
-              </w:rPr>
-            </w:pPr>
-          </w:p>
-        </w:tc>
-      </w:tr>
-      <w:tr>
-        <w:trPr>
-          <w:trHeight w:val="264"/>
-        </w:trPr>
-        <w:tc>
-          <w:tcPr>
-            <w:tcW w:w="4073" w:type="dxa"/>
-            <w:tcBorders>
-              <w:top w:val="single" w:sz="4" w:space="0" w:color="auto"/>
-              <w:left w:val="single" w:sz="4" w:space="0" w:color="auto"/>
-              <w:bottom w:val="single" w:sz="4" w:space="0" w:color="auto"/>
-              <w:right w:val="single" w:sz="4" w:space="0" w:color="auto"/>
-            </w:tcBorders>
-          </w:tcPr>
-          <w:p>
-            <w:pPr>
-              <w:shd w:val="clear" w:color="auto" w:fill="FFFFFF"/>
-              <w:jc w:val="right"/>
-              <w:rPr>
-                <w:rFonts w:asciiTheme="majorBidi" w:hAnsiTheme="majorBidi" w:cstheme="majorBidi"/>
-                <w:color w:val="212529"/>
-                <w:sz w:val="28"/>
-                <w:szCs w:val="28"/>
-                <w:rtl/>
-                <w:lang w:bidi="ar-JO"/>
-              </w:rPr>
-            </w:pPr>
-          </w:p>
-        </w:tc>
-        <w:tc>
-          <w:tcPr>
-            <w:tcW w:w="1695" w:type="dxa"/>
-            <w:tcBorders>
-              <w:top w:val="single" w:sz="4" w:space="0" w:color="auto"/>
-              <w:left w:val="single" w:sz="4" w:space="0" w:color="auto"/>
-              <w:bottom w:val="single" w:sz="4" w:space="0" w:color="auto"/>
-              <w:right w:val="single" w:sz="4" w:space="0" w:color="auto"/>
-            </w:tcBorders>
-          </w:tcPr>
-          <w:p>
-            <w:pPr>
-              <w:jc w:val="center"/>
-              <w:rPr>
-                <w:b/>
-                <w:bCs/>
-                <w:sz w:val="28"/>
-                <w:szCs w:val="28"/>
-                <w:rtl/>
-                <w:lang w:bidi="ar-JO"/>
-              </w:rPr>
-            </w:pPr>
-          </w:p>
-        </w:tc>
-      </w:tr>
-      <w:tr>
-        <w:trPr>
-          <w:trHeight w:val="264"/>
-        </w:trPr>
-        <w:tc>
-          <w:tcPr>
-            <w:tcW w:w="4073" w:type="dxa"/>
-            <w:tcBorders>
-              <w:top w:val="single" w:sz="4" w:space="0" w:color="auto"/>
-              <w:left w:val="single" w:sz="4" w:space="0" w:color="auto"/>
-              <w:bottom w:val="single" w:sz="4" w:space="0" w:color="auto"/>
-              <w:right w:val="single" w:sz="4" w:space="0" w:color="auto"/>
-            </w:tcBorders>
-          </w:tcPr>
-          <w:p>
-            <w:pPr>
-              <w:shd w:val="clear" w:color="auto" w:fill="FFFFFF"/>
-              <w:jc w:val="right"/>
-              <w:rPr>
-                <w:rFonts w:asciiTheme="majorBidi" w:hAnsiTheme="majorBidi" w:cstheme="majorBidi"/>
-                <w:color w:val="212529"/>
-                <w:sz w:val="28"/>
-                <w:szCs w:val="28"/>
-                <w:rtl/>
-                <w:lang w:bidi="ar-JO"/>
-              </w:rPr>
-            </w:pPr>
-          </w:p>
-        </w:tc>
-        <w:tc>
-          <w:tcPr>
-            <w:tcW w:w="1695" w:type="dxa"/>
-            <w:tcBorders>
-              <w:top w:val="single" w:sz="4" w:space="0" w:color="auto"/>
-              <w:left w:val="single" w:sz="4" w:space="0" w:color="auto"/>
-              <w:bottom w:val="single" w:sz="4" w:space="0" w:color="auto"/>
-              <w:right w:val="single" w:sz="4" w:space="0" w:color="auto"/>
-            </w:tcBorders>
-          </w:tcPr>
-          <w:p>
-            <w:pPr>
-              <w:jc w:val="center"/>
-              <w:rPr>
-                <w:b/>
-                <w:bCs/>
-                <w:sz w:val="28"/>
-                <w:szCs w:val="28"/>
-                <w:rtl/>
-                <w:lang w:bidi="ar-JO"/>
-              </w:rPr>
-            </w:pPr>
-          </w:p>
-        </w:tc>
-      </w:tr>
-      <w:tr>
-        <w:trPr>
-          <w:trHeight w:val="264"/>
-        </w:trPr>
-        <w:tc>
-          <w:tcPr>
-            <w:tcW w:w="4073" w:type="dxa"/>
-            <w:tcBorders>
-              <w:top w:val="single" w:sz="4" w:space="0" w:color="auto"/>
-              <w:left w:val="single" w:sz="4" w:space="0" w:color="auto"/>
-              <w:bottom w:val="single" w:sz="4" w:space="0" w:color="auto"/>
-              <w:right w:val="single" w:sz="4" w:space="0" w:color="auto"/>
-            </w:tcBorders>
-          </w:tcPr>
-          <w:p>
-            <w:pPr>
-              <w:shd w:val="clear" w:color="auto" w:fill="FFFFFF"/>
-              <w:jc w:val="right"/>
-              <w:rPr>
-                <w:rFonts w:asciiTheme="majorBidi" w:hAnsiTheme="majorBidi" w:cstheme="majorBidi"/>
-                <w:color w:val="212529"/>
-                <w:sz w:val="28"/>
-                <w:szCs w:val="28"/>
-                <w:rtl/>
-                <w:lang w:bidi="ar-JO"/>
-              </w:rPr>
-            </w:pPr>
-          </w:p>
-        </w:tc>
-        <w:tc>
-          <w:tcPr>
-            <w:tcW w:w="1695" w:type="dxa"/>
-            <w:tcBorders>
-              <w:top w:val="single" w:sz="4" w:space="0" w:color="auto"/>
-              <w:left w:val="single" w:sz="4" w:space="0" w:color="auto"/>
-              <w:bottom w:val="single" w:sz="4" w:space="0" w:color="auto"/>
-              <w:right w:val="single" w:sz="4" w:space="0" w:color="auto"/>
-            </w:tcBorders>
-          </w:tcPr>
-          <w:p>
-            <w:pPr>
-              <w:jc w:val="center"/>
-              <w:rPr>
-                <w:b/>
-                <w:bCs/>
-                <w:sz w:val="28"/>
-                <w:szCs w:val="28"/>
-                <w:rtl/>
-                <w:lang w:bidi="ar-JO"/>
-              </w:rPr>
-            </w:pPr>
+            <w:r>
+              <w:rPr>
+                <w:b/>
+                <w:bCs/>
+                <w:sz w:val="28"/>
+                <w:szCs w:val="28"/>
+                <w:lang w:bidi="ar-JO"/>
+              </w:rPr>
+              <w:t>{price}{/parts}</w:t>
+            </w:r>
           </w:p>
         </w:tc>
       </w:tr>
@@ -2208,7 +1960,7 @@
         </w:trPr>
         <w:tc>
           <w:tcPr>
-            <w:tcW w:w="4073" w:type="dxa"/>
+            <w:tcW w:w="4078" w:type="dxa"/>
             <w:tcBorders>
               <w:top w:val="single" w:sz="4" w:space="0" w:color="auto"/>
               <w:left w:val="single" w:sz="4" w:space="0" w:color="auto"/>
@@ -2247,7 +1999,7 @@
         </w:tc>
         <w:tc>
           <w:tcPr>
-            <w:tcW w:w="1695" w:type="dxa"/>
+            <w:tcW w:w="1697" w:type="dxa"/>
             <w:tcBorders>
               <w:top w:val="single" w:sz="4" w:space="0" w:color="auto"/>
               <w:left w:val="single" w:sz="4" w:space="0" w:color="auto"/>
@@ -2278,10 +2030,35 @@
                 <w:sz w:val="28"/>
                 <w:szCs w:val="28"/>
                 <w:u w:val="single"/>
-                <w:rtl/>
-                <w:lang w:bidi="ar-JO"/>
-              </w:rPr>
-              <w:t xml:space="preserve">00 </w:t>
+                <w:lang w:bidi="ar-JO"/>
+              </w:rPr>
+              <w:t>{</w:t>
+            </w:r>
+            <w:proofErr w:type="spellStart"/>
+            <w:r>
+              <w:rPr>
+                <w:b/>
+                <w:bCs/>
+                <w:color w:val="FF0000"/>
+                <w:sz w:val="28"/>
+                <w:szCs w:val="28"/>
+                <w:u w:val="single"/>
+                <w:lang w:bidi="ar-JO"/>
+              </w:rPr>
+              <w:t>parts_sum</w:t>
+            </w:r>
+            <w:proofErr w:type="spellEnd"/>
+            <w:r>
+              <w:rPr>
+                <w:b/>
+                <w:bCs/>
+                <w:color w:val="FF0000"/>
+                <w:sz w:val="28"/>
+                <w:szCs w:val="28"/>
+                <w:u w:val="single"/>
+                <w:lang w:bidi="ar-JO"/>
+              </w:rPr>
+              <w:t>}</w:t>
             </w:r>
             <w:r>
               <w:rPr>
@@ -2326,6 +2103,7 @@
           </w:tcPr>
           <w:p>
             <w:pPr>
+              <w:ind w:left="720"/>
               <w:jc w:val="right"/>
               <w:rPr>
                 <w:sz w:val="28"/>
@@ -2333,189 +2111,13 @@
                 <w:lang w:bidi="ar-JO"/>
               </w:rPr>
             </w:pPr>
-            <w:bookmarkStart w:id="0" w:name="_GoBack"/>
-            <w:bookmarkEnd w:id="0"/>
-          </w:p>
-        </w:tc>
-      </w:tr>
-      <w:tr>
-        <w:trPr>
-          <w:trHeight w:val="324"/>
-        </w:trPr>
-        <w:tc>
-          <w:tcPr>
-            <w:tcW w:w="3638" w:type="dxa"/>
-            <w:tcBorders>
-              <w:top w:val="single" w:sz="4" w:space="0" w:color="auto"/>
-              <w:left w:val="single" w:sz="4" w:space="0" w:color="auto"/>
-              <w:bottom w:val="single" w:sz="4" w:space="0" w:color="auto"/>
-              <w:right w:val="single" w:sz="4" w:space="0" w:color="auto"/>
-            </w:tcBorders>
-          </w:tcPr>
-          <w:p>
-            <w:pPr>
-              <w:jc w:val="right"/>
-              <w:rPr>
-                <w:sz w:val="28"/>
-                <w:szCs w:val="28"/>
-                <w:rtl/>
-                <w:lang w:bidi="ar-JO"/>
-              </w:rPr>
-            </w:pPr>
-          </w:p>
-        </w:tc>
-      </w:tr>
-      <w:tr>
-        <w:trPr>
-          <w:trHeight w:val="324"/>
-        </w:trPr>
-        <w:tc>
-          <w:tcPr>
-            <w:tcW w:w="3638" w:type="dxa"/>
-            <w:tcBorders>
-              <w:top w:val="single" w:sz="4" w:space="0" w:color="auto"/>
-              <w:left w:val="single" w:sz="4" w:space="0" w:color="auto"/>
-              <w:bottom w:val="single" w:sz="4" w:space="0" w:color="auto"/>
-              <w:right w:val="single" w:sz="4" w:space="0" w:color="auto"/>
-            </w:tcBorders>
-          </w:tcPr>
-          <w:p>
-            <w:pPr>
-              <w:jc w:val="right"/>
-              <w:rPr>
-                <w:sz w:val="28"/>
-                <w:szCs w:val="28"/>
-                <w:rtl/>
-                <w:lang w:bidi="ar-JO"/>
-              </w:rPr>
-            </w:pPr>
-          </w:p>
-        </w:tc>
-      </w:tr>
-      <w:tr>
-        <w:trPr>
-          <w:trHeight w:val="324"/>
-        </w:trPr>
-        <w:tc>
-          <w:tcPr>
-            <w:tcW w:w="3638" w:type="dxa"/>
-            <w:tcBorders>
-              <w:top w:val="single" w:sz="4" w:space="0" w:color="auto"/>
-              <w:left w:val="single" w:sz="4" w:space="0" w:color="auto"/>
-              <w:bottom w:val="single" w:sz="4" w:space="0" w:color="auto"/>
-              <w:right w:val="single" w:sz="4" w:space="0" w:color="auto"/>
-            </w:tcBorders>
-          </w:tcPr>
-          <w:p>
-            <w:pPr>
-              <w:jc w:val="right"/>
-              <w:rPr>
-                <w:sz w:val="28"/>
-                <w:szCs w:val="28"/>
-                <w:rtl/>
-                <w:lang w:bidi="ar-JO"/>
-              </w:rPr>
-            </w:pPr>
-          </w:p>
-        </w:tc>
-      </w:tr>
-      <w:tr>
-        <w:trPr>
-          <w:trHeight w:val="324"/>
-        </w:trPr>
-        <w:tc>
-          <w:tcPr>
-            <w:tcW w:w="3638" w:type="dxa"/>
-            <w:tcBorders>
-              <w:top w:val="single" w:sz="4" w:space="0" w:color="auto"/>
-              <w:left w:val="single" w:sz="4" w:space="0" w:color="auto"/>
-              <w:bottom w:val="single" w:sz="4" w:space="0" w:color="auto"/>
-              <w:right w:val="single" w:sz="4" w:space="0" w:color="auto"/>
-            </w:tcBorders>
-          </w:tcPr>
-          <w:p>
-            <w:pPr>
-              <w:jc w:val="right"/>
-              <w:rPr>
-                <w:sz w:val="28"/>
-                <w:szCs w:val="28"/>
-                <w:rtl/>
-                <w:lang w:bidi="ar-JO"/>
-              </w:rPr>
-            </w:pPr>
-          </w:p>
-        </w:tc>
-      </w:tr>
-      <w:tr>
-        <w:trPr>
-          <w:trHeight w:val="324"/>
-        </w:trPr>
-        <w:tc>
-          <w:tcPr>
-            <w:tcW w:w="3638" w:type="dxa"/>
-            <w:tcBorders>
-              <w:top w:val="single" w:sz="4" w:space="0" w:color="auto"/>
-              <w:left w:val="single" w:sz="4" w:space="0" w:color="auto"/>
-              <w:bottom w:val="single" w:sz="4" w:space="0" w:color="auto"/>
-              <w:right w:val="single" w:sz="4" w:space="0" w:color="auto"/>
-            </w:tcBorders>
-            <w:hideMark/>
-          </w:tcPr>
-          <w:p>
-            <w:pPr>
-              <w:jc w:val="right"/>
-              <w:rPr>
-                <w:sz w:val="28"/>
-                <w:szCs w:val="28"/>
-                <w:rtl/>
-                <w:lang w:bidi="ar-JO"/>
-              </w:rPr>
-            </w:pPr>
-            <w:r>
-              <w:rPr>
-                <w:sz w:val="28"/>
-                <w:szCs w:val="28"/>
-                <w:rtl/>
-                <w:lang w:bidi="ar-JO"/>
-              </w:rPr>
-              <w:t>تركيب القطع</w:t>
-            </w:r>
-          </w:p>
-        </w:tc>
-      </w:tr>
-      <w:tr>
-        <w:trPr>
-          <w:trHeight w:val="324"/>
-        </w:trPr>
-        <w:tc>
-          <w:tcPr>
-            <w:tcW w:w="3638" w:type="dxa"/>
-            <w:tcBorders>
-              <w:top w:val="single" w:sz="4" w:space="0" w:color="auto"/>
-              <w:left w:val="single" w:sz="4" w:space="0" w:color="auto"/>
-              <w:bottom w:val="single" w:sz="4" w:space="0" w:color="auto"/>
-              <w:right w:val="single" w:sz="4" w:space="0" w:color="auto"/>
-            </w:tcBorders>
-            <w:hideMark/>
-          </w:tcPr>
-          <w:p>
-            <w:pPr>
-              <w:jc w:val="right"/>
-              <w:rPr>
-                <w:sz w:val="28"/>
-                <w:szCs w:val="28"/>
-                <w:rtl/>
-                <w:lang w:bidi="ar-JO"/>
-              </w:rPr>
-            </w:pPr>
-            <w:r>
-              <w:rPr>
-                <w:sz w:val="28"/>
-                <w:szCs w:val="28"/>
-                <w:rtl/>
-                <w:lang w:bidi="ar-JO"/>
-              </w:rPr>
-              <w:t>دهان مكان الحادث</w:t>
+            <w:r>
+              <w:rPr>
+                <w:sz w:val="28"/>
+                <w:szCs w:val="28"/>
+                <w:lang w:bidi="ar-JO"/>
+              </w:rPr>
+              <w:t>{name}{/repairs}</w:t>
             </w:r>
           </w:p>
         </w:tc>
@@ -2704,17 +2306,31 @@
           <w:rtl/>
           <w:lang w:bidi="ar-JO"/>
         </w:rPr>
-        <w:t xml:space="preserve"> لا شيء (لقد تعرضت المركبة لحوادث سابقة في نفس منقطة الضرر)  / 00</w:t>
-      </w:r>
-      <w:r>
-        <w:rPr>
-          <w:rFonts w:hint="cs"/>
+        <w:t xml:space="preserve"> </w:t>
+      </w:r>
+      <w:r>
+        <w:rPr>
+          <w:rFonts w:cs="Arial"/>
           <w:b/>
           <w:bCs/>
           <w:color w:val="FF0000"/>
           <w:sz w:val="28"/>
           <w:szCs w:val="28"/>
           <w:u w:val="single"/>
+          <w:lang w:bidi="ar-JO"/>
+        </w:rPr>
+        <w:t>{depreciation}</w:t>
+      </w:r>
+      <w:r>
+        <w:rPr>
+          <w:rFonts w:cs="Arial" w:hint="cs"/>
+          <w:b/>
+          <w:bCs/>
+          <w:color w:val="FF0000"/>
+          <w:sz w:val="28"/>
+          <w:szCs w:val="28"/>
+          <w:u w:val="single"/>
+          <w:rtl/>
           <w:lang w:bidi="ar-JO"/>
         </w:rPr>
         <w:t xml:space="preserve"> </w:t>
@@ -2798,10 +2414,33 @@
           <w:sz w:val="28"/>
           <w:szCs w:val="28"/>
           <w:u w:val="single"/>
-          <w:rtl/>
-          <w:lang w:bidi="ar-JO"/>
-        </w:rPr>
-        <w:t>0*10 =</w:t>
+          <w:lang w:bidi="ar-JO"/>
+        </w:rPr>
+        <w:t>{</w:t>
+      </w:r>
+      <w:proofErr w:type="spellStart"/>
+      <w:r>
+        <w:rPr>
+          <w:b/>
+          <w:bCs/>
+          <w:sz w:val="28"/>
+          <w:szCs w:val="28"/>
+          <w:u w:val="single"/>
+          <w:lang w:bidi="ar-JO"/>
+        </w:rPr>
+        <w:t>breakdown_expr</w:t>
+      </w:r>
+      <w:proofErr w:type="spellEnd"/>
+      <w:r>
+        <w:rPr>
+          <w:b/>
+          <w:bCs/>
+          <w:sz w:val="28"/>
+          <w:szCs w:val="28"/>
+          <w:u w:val="single"/>
+          <w:lang w:bidi="ar-JO"/>
+        </w:rPr>
+        <w:t>}</w:t>
       </w:r>
       <w:r>
         <w:rPr>
@@ -2811,6 +2450,7 @@
           <w:sz w:val="28"/>
           <w:szCs w:val="28"/>
           <w:u w:val="single"/>
+          <w:rtl/>
           <w:lang w:bidi="ar-JO"/>
         </w:rPr>
         <w:t xml:space="preserve"> </w:t>
@@ -2819,18 +2459,41 @@
         <w:rPr>
           <w:b/>
           <w:bCs/>
+          <w:sz w:val="28"/>
+          <w:szCs w:val="28"/>
+          <w:u w:val="single"/>
+          <w:rtl/>
+          <w:lang w:bidi="ar-JO"/>
+        </w:rPr>
+        <w:t>=</w:t>
+      </w:r>
+      <w:r>
+        <w:rPr>
+          <w:rFonts w:hint="cs"/>
+          <w:b/>
+          <w:bCs/>
+          <w:sz w:val="28"/>
+          <w:szCs w:val="28"/>
+          <w:u w:val="single"/>
+          <w:lang w:bidi="ar-JO"/>
+        </w:rPr>
+        <w:t xml:space="preserve"> </w:t>
+      </w:r>
+      <w:r>
+        <w:rPr>
+          <w:b/>
+          <w:bCs/>
           <w:color w:val="FF0000"/>
           <w:sz w:val="28"/>
           <w:szCs w:val="28"/>
           <w:u w:val="single"/>
-          <w:rtl/>
-          <w:lang w:bidi="ar-JO"/>
-        </w:rPr>
-        <w:t>00</w:t>
-      </w:r>
-      <w:r>
-        <w:rPr>
-          <w:rFonts w:hint="cs"/>
+          <w:lang w:bidi="ar-JO"/>
+        </w:rPr>
+        <w:t>{</w:t>
+      </w:r>
+      <w:proofErr w:type="spellStart"/>
+      <w:r>
+        <w:rPr>
           <w:b/>
           <w:bCs/>
           <w:color w:val="FF0000"/>
@@ -2839,7 +2502,20 @@
           <w:u w:val="single"/>
           <w:lang w:bidi="ar-JO"/>
         </w:rPr>
-        <w:t xml:space="preserve"> </w:t>
+        <w:t>breakdown_val</w:t>
+      </w:r>
+      <w:proofErr w:type="spellEnd"/>
+      <w:r>
+        <w:rPr>
+          <w:b/>
+          <w:bCs/>
+          <w:color w:val="FF0000"/>
+          <w:sz w:val="28"/>
+          <w:szCs w:val="28"/>
+          <w:u w:val="single"/>
+          <w:lang w:bidi="ar-JO"/>
+        </w:rPr>
+        <w:t>}</w:t>
       </w:r>
       <w:r>
         <w:rPr>
@@ -3013,7 +2689,6 @@
           <w:rtl/>
           <w:lang w:bidi="ar-JO"/>
         </w:rPr>
-        <w:lastRenderedPageBreak/>
         <w:t xml:space="preserve">حادث وقع بتاريخ // وكانت الاضرار </w:t>
       </w:r>
     </w:p>
@@ -3150,6 +2825,7 @@
           <w:rtl/>
           <w:lang w:bidi="ar-JO"/>
         </w:rPr>
+        <w:lastRenderedPageBreak/>
         <w:t xml:space="preserve">حادث وقع بتاريخ // وكانت الاضرار </w:t>
       </w:r>
     </w:p>
@@ -3371,10 +3047,46 @@
                 <w:color w:val="FF0000"/>
                 <w:sz w:val="28"/>
                 <w:szCs w:val="28"/>
-                <w:rtl/>
-                <w:lang w:bidi="ar-JO"/>
-              </w:rPr>
-              <w:t xml:space="preserve">00000 </w:t>
+                <w:lang w:bidi="ar-JO"/>
+              </w:rPr>
+              <w:t>{</w:t>
+            </w:r>
+            <w:proofErr w:type="spellStart"/>
+            <w:r>
+              <w:rPr>
+                <w:b/>
+                <w:bCs/>
+                <w:color w:val="FF0000"/>
+                <w:sz w:val="28"/>
+                <w:szCs w:val="28"/>
+                <w:lang w:bidi="ar-JO"/>
+              </w:rPr>
+              <w:t>report_total</w:t>
+            </w:r>
+            <w:proofErr w:type="spellEnd"/>
+            <w:r>
+              <w:rPr>
+                <w:b/>
+                <w:bCs/>
+                <w:color w:val="FF0000"/>
+                <w:sz w:val="28"/>
+                <w:szCs w:val="28"/>
+                <w:lang w:bidi="ar-JO"/>
+              </w:rPr>
+              <w:t>}</w:t>
+            </w:r>
+            <w:r>
+              <w:rPr>
+                <w:rFonts w:hint="cs"/>
+                <w:b/>
+                <w:bCs/>
+                <w:color w:val="FF0000"/>
+                <w:sz w:val="28"/>
+                <w:szCs w:val="28"/>
+                <w:rtl/>
+                <w:lang w:bidi="ar-JO"/>
+              </w:rPr>
+              <w:t xml:space="preserve"> </w:t>
             </w:r>
             <w:r>
               <w:rPr>
@@ -3616,9 +3328,9 @@
         <w:tblLook w:val="01E0" w:firstRow="1" w:lastRow="1" w:firstColumn="1" w:lastColumn="1" w:noHBand="0" w:noVBand="0"/>
       </w:tblPr>
       <w:tblGrid>
-        <w:gridCol w:w="892"/>
-        <w:gridCol w:w="4381"/>
-        <w:gridCol w:w="2520"/>
+        <w:gridCol w:w="2573"/>
+        <w:gridCol w:w="2930"/>
+        <w:gridCol w:w="2290"/>
       </w:tblGrid>
       <w:tr>
         <w:trPr>
@@ -3772,12 +3484,9 @@
           </w:tcPr>
           <w:p>
             <w:pPr>
-              <w:numPr>
-                <w:ilvl w:val="0"/>
-                <w:numId w:val="6"/>
-              </w:numPr>
               <w:bidi/>
               <w:spacing w:line="240" w:lineRule="auto"/>
+              <w:ind w:left="360"/>
               <w:contextualSpacing/>
               <w:rPr>
                 <w:rFonts w:ascii="Times New Roman" w:eastAsia="Times New Roman" w:hAnsi="Times New Roman" w:cs="Times New Roman"/>
@@ -3789,6 +3498,17 @@
                 <w:lang w:bidi="ar-JO"/>
               </w:rPr>
             </w:pPr>
+            <w:r>
+              <w:rPr>
+                <w:rFonts w:ascii="Times New Roman" w:eastAsia="Times New Roman" w:hAnsi="Times New Roman" w:cs="Times New Roman"/>
+                <w:b/>
+                <w:bCs/>
+                <w:sz w:val="28"/>
+                <w:szCs w:val="28"/>
+                <w:lang w:bidi="ar-JO"/>
+              </w:rPr>
+              <w:t>{#claims}{index}</w:t>
+            </w:r>
           </w:p>
         </w:tc>
         <w:tc>
@@ -3804,9 +3524,10 @@
           <w:p>
             <w:pPr>
               <w:shd w:val="clear" w:color="auto" w:fill="FFFFFF"/>
+              <w:ind w:left="360"/>
               <w:jc w:val="right"/>
               <w:rPr>
-                <w:rFonts w:asciiTheme="majorBidi" w:hAnsiTheme="majorBidi" w:cstheme="majorBidi"/>
+                <w:rFonts w:cstheme="minorHAnsi"/>
                 <w:color w:val="212529"/>
                 <w:sz w:val="28"/>
                 <w:szCs w:val="28"/>
@@ -3814,6 +3535,18 @@
                 <w:lang w:bidi="ar-JO"/>
               </w:rPr>
             </w:pPr>
+            <w:r>
+              <w:rPr>
+                <w:rFonts w:cstheme="minorHAnsi"/>
+                <w:color w:val="212529"/>
+                <w:sz w:val="28"/>
+                <w:szCs w:val="28"/>
+                <w:lang w:bidi="ar-JO"/>
+              </w:rPr>
+              <w:t>{name}</w:t>
+            </w:r>
+            <w:bookmarkStart w:id="0" w:name="_GoBack"/>
+            <w:bookmarkEnd w:id="0"/>
           </w:p>
         </w:tc>
         <w:tc>
@@ -3830,6 +3563,7 @@
             <w:pPr>
               <w:bidi/>
               <w:spacing w:line="240" w:lineRule="auto"/>
+              <w:ind w:left="15"/>
               <w:jc w:val="center"/>
               <w:rPr>
                 <w:b/>
@@ -3840,446 +3574,16 @@
                 <w:lang w:bidi="ar-JO"/>
               </w:rPr>
             </w:pPr>
-          </w:p>
-        </w:tc>
-      </w:tr>
-      <w:tr>
-        <w:trPr>
-          <w:trHeight w:val="440"/>
-          <w:jc w:val="center"/>
-        </w:trPr>
-        <w:tc>
-          <w:tcPr>
-            <w:tcW w:w="892" w:type="dxa"/>
-            <w:tcBorders>
-              <w:top w:val="single" w:sz="4" w:space="0" w:color="auto"/>
-              <w:left w:val="single" w:sz="4" w:space="0" w:color="auto"/>
-              <w:bottom w:val="single" w:sz="4" w:space="0" w:color="auto"/>
-              <w:right w:val="single" w:sz="4" w:space="0" w:color="auto"/>
-            </w:tcBorders>
-          </w:tcPr>
-          <w:p>
-            <w:pPr>
-              <w:numPr>
-                <w:ilvl w:val="0"/>
-                <w:numId w:val="6"/>
-              </w:numPr>
-              <w:bidi/>
-              <w:spacing w:line="240" w:lineRule="auto"/>
-              <w:contextualSpacing/>
-              <w:rPr>
-                <w:rFonts w:ascii="Times New Roman" w:eastAsia="Times New Roman" w:hAnsi="Times New Roman" w:cs="Times New Roman"/>
-                <w:b/>
-                <w:bCs/>
-                <w:sz w:val="28"/>
-                <w:szCs w:val="28"/>
-                <w:rtl/>
-                <w:lang w:bidi="ar-JO"/>
-              </w:rPr>
-            </w:pPr>
-          </w:p>
-        </w:tc>
-        <w:tc>
-          <w:tcPr>
-            <w:tcW w:w="4381" w:type="dxa"/>
-            <w:tcBorders>
-              <w:top w:val="single" w:sz="4" w:space="0" w:color="auto"/>
-              <w:left w:val="single" w:sz="4" w:space="0" w:color="auto"/>
-              <w:bottom w:val="single" w:sz="4" w:space="0" w:color="auto"/>
-              <w:right w:val="single" w:sz="4" w:space="0" w:color="auto"/>
-            </w:tcBorders>
-          </w:tcPr>
-          <w:p>
-            <w:pPr>
-              <w:shd w:val="clear" w:color="auto" w:fill="FFFFFF"/>
-              <w:jc w:val="right"/>
-              <w:rPr>
-                <w:rFonts w:asciiTheme="majorBidi" w:hAnsiTheme="majorBidi" w:cstheme="majorBidi"/>
-                <w:color w:val="212529"/>
-                <w:sz w:val="28"/>
-                <w:szCs w:val="28"/>
-                <w:rtl/>
-                <w:lang w:bidi="ar-JO"/>
-              </w:rPr>
-            </w:pPr>
-          </w:p>
-        </w:tc>
-        <w:tc>
-          <w:tcPr>
-            <w:tcW w:w="2520" w:type="dxa"/>
-            <w:tcBorders>
-              <w:top w:val="single" w:sz="4" w:space="0" w:color="auto"/>
-              <w:left w:val="single" w:sz="4" w:space="0" w:color="auto"/>
-              <w:bottom w:val="single" w:sz="4" w:space="0" w:color="auto"/>
-              <w:right w:val="single" w:sz="4" w:space="0" w:color="auto"/>
-            </w:tcBorders>
-          </w:tcPr>
-          <w:p>
-            <w:pPr>
-              <w:bidi/>
-              <w:spacing w:line="240" w:lineRule="auto"/>
-              <w:jc w:val="center"/>
-              <w:rPr>
-                <w:b/>
-                <w:bCs/>
-                <w:sz w:val="28"/>
-                <w:szCs w:val="28"/>
-                <w:rtl/>
-                <w:lang w:bidi="ar-JO"/>
-              </w:rPr>
-            </w:pPr>
-          </w:p>
-        </w:tc>
-      </w:tr>
-      <w:tr>
-        <w:trPr>
-          <w:trHeight w:val="440"/>
-          <w:jc w:val="center"/>
-        </w:trPr>
-        <w:tc>
-          <w:tcPr>
-            <w:tcW w:w="892" w:type="dxa"/>
-            <w:tcBorders>
-              <w:top w:val="single" w:sz="4" w:space="0" w:color="auto"/>
-              <w:left w:val="single" w:sz="4" w:space="0" w:color="auto"/>
-              <w:bottom w:val="single" w:sz="4" w:space="0" w:color="auto"/>
-              <w:right w:val="single" w:sz="4" w:space="0" w:color="auto"/>
-            </w:tcBorders>
-          </w:tcPr>
-          <w:p>
-            <w:pPr>
-              <w:numPr>
-                <w:ilvl w:val="0"/>
-                <w:numId w:val="6"/>
-              </w:numPr>
-              <w:bidi/>
-              <w:spacing w:line="240" w:lineRule="auto"/>
-              <w:contextualSpacing/>
-              <w:rPr>
-                <w:rFonts w:ascii="Times New Roman" w:eastAsia="Times New Roman" w:hAnsi="Times New Roman" w:cs="Times New Roman"/>
-                <w:b/>
-                <w:bCs/>
-                <w:sz w:val="28"/>
-                <w:szCs w:val="28"/>
-                <w:rtl/>
-                <w:lang w:bidi="ar-JO"/>
-              </w:rPr>
-            </w:pPr>
-          </w:p>
-        </w:tc>
-        <w:tc>
-          <w:tcPr>
-            <w:tcW w:w="4381" w:type="dxa"/>
-            <w:tcBorders>
-              <w:top w:val="single" w:sz="4" w:space="0" w:color="auto"/>
-              <w:left w:val="single" w:sz="4" w:space="0" w:color="auto"/>
-              <w:bottom w:val="single" w:sz="4" w:space="0" w:color="auto"/>
-              <w:right w:val="single" w:sz="4" w:space="0" w:color="auto"/>
-            </w:tcBorders>
-          </w:tcPr>
-          <w:p>
-            <w:pPr>
-              <w:shd w:val="clear" w:color="auto" w:fill="FFFFFF"/>
-              <w:jc w:val="right"/>
-              <w:rPr>
-                <w:rFonts w:asciiTheme="majorBidi" w:hAnsiTheme="majorBidi" w:cstheme="majorBidi"/>
-                <w:color w:val="212529"/>
-                <w:sz w:val="28"/>
-                <w:szCs w:val="28"/>
-                <w:rtl/>
-                <w:lang w:bidi="ar-JO"/>
-              </w:rPr>
-            </w:pPr>
-          </w:p>
-        </w:tc>
-        <w:tc>
-          <w:tcPr>
-            <w:tcW w:w="2520" w:type="dxa"/>
-            <w:tcBorders>
-              <w:top w:val="single" w:sz="4" w:space="0" w:color="auto"/>
-              <w:left w:val="single" w:sz="4" w:space="0" w:color="auto"/>
-              <w:bottom w:val="single" w:sz="4" w:space="0" w:color="auto"/>
-              <w:right w:val="single" w:sz="4" w:space="0" w:color="auto"/>
-            </w:tcBorders>
-          </w:tcPr>
-          <w:p>
-            <w:pPr>
-              <w:bidi/>
-              <w:spacing w:line="240" w:lineRule="auto"/>
-              <w:jc w:val="center"/>
-              <w:rPr>
-                <w:b/>
-                <w:bCs/>
-                <w:sz w:val="28"/>
-                <w:szCs w:val="28"/>
-                <w:rtl/>
-                <w:lang w:bidi="ar-JO"/>
-              </w:rPr>
-            </w:pPr>
-          </w:p>
-        </w:tc>
-      </w:tr>
-      <w:tr>
-        <w:trPr>
-          <w:trHeight w:val="360"/>
-          <w:jc w:val="center"/>
-        </w:trPr>
-        <w:tc>
-          <w:tcPr>
-            <w:tcW w:w="892" w:type="dxa"/>
-            <w:tcBorders>
-              <w:top w:val="single" w:sz="4" w:space="0" w:color="auto"/>
-              <w:left w:val="single" w:sz="4" w:space="0" w:color="auto"/>
-              <w:bottom w:val="single" w:sz="4" w:space="0" w:color="auto"/>
-              <w:right w:val="single" w:sz="4" w:space="0" w:color="auto"/>
-            </w:tcBorders>
-          </w:tcPr>
-          <w:p>
-            <w:pPr>
-              <w:numPr>
-                <w:ilvl w:val="0"/>
-                <w:numId w:val="6"/>
-              </w:numPr>
-              <w:bidi/>
-              <w:spacing w:line="240" w:lineRule="auto"/>
-              <w:contextualSpacing/>
-              <w:rPr>
-                <w:rFonts w:ascii="Times New Roman" w:eastAsia="Times New Roman" w:hAnsi="Times New Roman" w:cs="Times New Roman"/>
-                <w:b/>
-                <w:bCs/>
-                <w:sz w:val="28"/>
-                <w:szCs w:val="28"/>
-                <w:rtl/>
-                <w:lang w:bidi="ar-JO"/>
-              </w:rPr>
-            </w:pPr>
-          </w:p>
-        </w:tc>
-        <w:tc>
-          <w:tcPr>
-            <w:tcW w:w="4381" w:type="dxa"/>
-            <w:tcBorders>
-              <w:top w:val="single" w:sz="4" w:space="0" w:color="auto"/>
-              <w:left w:val="single" w:sz="4" w:space="0" w:color="auto"/>
-              <w:bottom w:val="single" w:sz="4" w:space="0" w:color="auto"/>
-              <w:right w:val="single" w:sz="4" w:space="0" w:color="auto"/>
-            </w:tcBorders>
-          </w:tcPr>
-          <w:p>
-            <w:pPr>
-              <w:shd w:val="clear" w:color="auto" w:fill="FFFFFF"/>
-              <w:jc w:val="right"/>
-              <w:rPr>
-                <w:rFonts w:asciiTheme="majorBidi" w:hAnsiTheme="majorBidi" w:cstheme="majorBidi"/>
-                <w:color w:val="212529"/>
-                <w:sz w:val="28"/>
-                <w:szCs w:val="28"/>
-                <w:rtl/>
-                <w:lang w:bidi="ar-JO"/>
-              </w:rPr>
-            </w:pPr>
-          </w:p>
-        </w:tc>
-        <w:tc>
-          <w:tcPr>
-            <w:tcW w:w="2520" w:type="dxa"/>
-            <w:tcBorders>
-              <w:top w:val="single" w:sz="4" w:space="0" w:color="auto"/>
-              <w:left w:val="single" w:sz="4" w:space="0" w:color="auto"/>
-              <w:bottom w:val="single" w:sz="4" w:space="0" w:color="auto"/>
-              <w:right w:val="single" w:sz="4" w:space="0" w:color="auto"/>
-            </w:tcBorders>
-          </w:tcPr>
-          <w:p>
-            <w:pPr>
-              <w:bidi/>
-              <w:spacing w:line="240" w:lineRule="auto"/>
-              <w:jc w:val="center"/>
-              <w:rPr>
-                <w:b/>
-                <w:bCs/>
-                <w:sz w:val="28"/>
-                <w:szCs w:val="28"/>
-                <w:rtl/>
-                <w:lang w:bidi="ar-JO"/>
-              </w:rPr>
-            </w:pPr>
-          </w:p>
-        </w:tc>
-      </w:tr>
-      <w:tr>
-        <w:trPr>
-          <w:trHeight w:val="360"/>
-          <w:jc w:val="center"/>
-        </w:trPr>
-        <w:tc>
-          <w:tcPr>
-            <w:tcW w:w="892" w:type="dxa"/>
-            <w:tcBorders>
-              <w:top w:val="single" w:sz="4" w:space="0" w:color="auto"/>
-              <w:left w:val="single" w:sz="4" w:space="0" w:color="auto"/>
-              <w:bottom w:val="single" w:sz="4" w:space="0" w:color="auto"/>
-              <w:right w:val="single" w:sz="4" w:space="0" w:color="auto"/>
-            </w:tcBorders>
-          </w:tcPr>
-          <w:p>
-            <w:pPr>
-              <w:numPr>
-                <w:ilvl w:val="0"/>
-                <w:numId w:val="6"/>
-              </w:numPr>
-              <w:bidi/>
-              <w:spacing w:line="240" w:lineRule="auto"/>
-              <w:contextualSpacing/>
-              <w:rPr>
-                <w:rFonts w:ascii="Times New Roman" w:eastAsia="Times New Roman" w:hAnsi="Times New Roman" w:cs="Times New Roman"/>
-                <w:b/>
-                <w:bCs/>
-                <w:sz w:val="28"/>
-                <w:szCs w:val="28"/>
-                <w:rtl/>
-                <w:lang w:bidi="ar-JO"/>
-              </w:rPr>
-            </w:pPr>
-          </w:p>
-        </w:tc>
-        <w:tc>
-          <w:tcPr>
-            <w:tcW w:w="4381" w:type="dxa"/>
-            <w:tcBorders>
-              <w:top w:val="single" w:sz="4" w:space="0" w:color="auto"/>
-              <w:left w:val="single" w:sz="4" w:space="0" w:color="auto"/>
-              <w:bottom w:val="single" w:sz="4" w:space="0" w:color="auto"/>
-              <w:right w:val="single" w:sz="4" w:space="0" w:color="auto"/>
-            </w:tcBorders>
-          </w:tcPr>
-          <w:p>
-            <w:pPr>
-              <w:shd w:val="clear" w:color="auto" w:fill="FFFFFF"/>
-              <w:jc w:val="right"/>
-              <w:rPr>
-                <w:rFonts w:asciiTheme="majorBidi" w:hAnsiTheme="majorBidi" w:cstheme="majorBidi"/>
-                <w:color w:val="212529"/>
-                <w:sz w:val="28"/>
-                <w:szCs w:val="28"/>
-                <w:rtl/>
-                <w:lang w:bidi="ar-JO"/>
-              </w:rPr>
-            </w:pPr>
-          </w:p>
-        </w:tc>
-        <w:tc>
-          <w:tcPr>
-            <w:tcW w:w="2520" w:type="dxa"/>
-            <w:tcBorders>
-              <w:top w:val="single" w:sz="4" w:space="0" w:color="auto"/>
-              <w:left w:val="single" w:sz="4" w:space="0" w:color="auto"/>
-              <w:bottom w:val="single" w:sz="4" w:space="0" w:color="auto"/>
-              <w:right w:val="single" w:sz="4" w:space="0" w:color="auto"/>
-            </w:tcBorders>
-          </w:tcPr>
-          <w:p>
-            <w:pPr>
-              <w:bidi/>
-              <w:spacing w:line="240" w:lineRule="auto"/>
-              <w:jc w:val="center"/>
-              <w:rPr>
-                <w:b/>
-                <w:bCs/>
-                <w:sz w:val="28"/>
-                <w:szCs w:val="28"/>
-                <w:rtl/>
-                <w:lang w:bidi="ar-JO"/>
-              </w:rPr>
-            </w:pPr>
-          </w:p>
-        </w:tc>
-      </w:tr>
-      <w:tr>
-        <w:trPr>
-          <w:trHeight w:val="360"/>
-          <w:jc w:val="center"/>
-        </w:trPr>
-        <w:tc>
-          <w:tcPr>
-            <w:tcW w:w="892" w:type="dxa"/>
-            <w:tcBorders>
-              <w:top w:val="single" w:sz="4" w:space="0" w:color="auto"/>
-              <w:left w:val="single" w:sz="4" w:space="0" w:color="auto"/>
-              <w:bottom w:val="single" w:sz="4" w:space="0" w:color="auto"/>
-              <w:right w:val="single" w:sz="4" w:space="0" w:color="auto"/>
-            </w:tcBorders>
-          </w:tcPr>
-          <w:p>
-            <w:pPr>
-              <w:numPr>
-                <w:ilvl w:val="0"/>
-                <w:numId w:val="6"/>
-              </w:numPr>
-              <w:bidi/>
-              <w:spacing w:line="240" w:lineRule="auto"/>
-              <w:contextualSpacing/>
-              <w:rPr>
-                <w:rFonts w:ascii="Times New Roman" w:eastAsia="Times New Roman" w:hAnsi="Times New Roman" w:cs="Times New Roman"/>
-                <w:b/>
-                <w:bCs/>
-                <w:sz w:val="28"/>
-                <w:szCs w:val="28"/>
-                <w:rtl/>
-                <w:lang w:bidi="ar-JO"/>
-              </w:rPr>
-            </w:pPr>
-          </w:p>
-        </w:tc>
-        <w:tc>
-          <w:tcPr>
-            <w:tcW w:w="4381" w:type="dxa"/>
-            <w:tcBorders>
-              <w:top w:val="single" w:sz="4" w:space="0" w:color="auto"/>
-              <w:left w:val="single" w:sz="4" w:space="0" w:color="auto"/>
-              <w:bottom w:val="single" w:sz="4" w:space="0" w:color="auto"/>
-              <w:right w:val="single" w:sz="4" w:space="0" w:color="auto"/>
-            </w:tcBorders>
-          </w:tcPr>
-          <w:p>
-            <w:pPr>
-              <w:shd w:val="clear" w:color="auto" w:fill="FFFFFF"/>
-              <w:jc w:val="right"/>
-              <w:rPr>
-                <w:rFonts w:asciiTheme="majorBidi" w:hAnsiTheme="majorBidi" w:cstheme="majorBidi"/>
-                <w:color w:val="212529"/>
-                <w:sz w:val="28"/>
-                <w:szCs w:val="28"/>
-                <w:rtl/>
-                <w:lang w:bidi="ar-JO"/>
-              </w:rPr>
-            </w:pPr>
-          </w:p>
-        </w:tc>
-        <w:tc>
-          <w:tcPr>
-            <w:tcW w:w="2520" w:type="dxa"/>
-            <w:tcBorders>
-              <w:top w:val="single" w:sz="4" w:space="0" w:color="auto"/>
-              <w:left w:val="single" w:sz="4" w:space="0" w:color="auto"/>
-              <w:bottom w:val="single" w:sz="4" w:space="0" w:color="auto"/>
-              <w:right w:val="single" w:sz="4" w:space="0" w:color="auto"/>
-            </w:tcBorders>
-          </w:tcPr>
-          <w:p>
-            <w:pPr>
-              <w:bidi/>
-              <w:spacing w:line="240" w:lineRule="auto"/>
-              <w:jc w:val="center"/>
-              <w:rPr>
-                <w:b/>
-                <w:bCs/>
-                <w:sz w:val="28"/>
-                <w:szCs w:val="28"/>
-                <w:rtl/>
-                <w:lang w:bidi="ar-JO"/>
-              </w:rPr>
-            </w:pPr>
+            <w:r>
+              <w:rPr>
+                <w:b/>
+                <w:bCs/>
+                <w:sz w:val="28"/>
+                <w:szCs w:val="28"/>
+                <w:lang w:bidi="ar-JO"/>
+              </w:rPr>
+              <w:t>{price}{/claims}</w:t>
+            </w:r>
           </w:p>
         </w:tc>
       </w:tr>
@@ -4396,10 +3700,51 @@
                 <w:sz w:val="28"/>
                 <w:szCs w:val="28"/>
                 <w:u w:val="single"/>
-                <w:rtl/>
-                <w:lang w:bidi="ar-JO"/>
-              </w:rPr>
-              <w:t xml:space="preserve">0 </w:t>
+                <w:lang w:bidi="ar-JO"/>
+              </w:rPr>
+              <w:t>{</w:t>
+            </w:r>
+            <w:proofErr w:type="spellStart"/>
+            <w:r>
+              <w:rPr>
+                <w:rFonts w:ascii="Times New Roman" w:eastAsia="Times New Roman" w:hAnsi="Times New Roman" w:cs="Times New Roman"/>
+                <w:b/>
+                <w:bCs/>
+                <w:color w:val="FF0000"/>
+                <w:sz w:val="28"/>
+                <w:szCs w:val="28"/>
+                <w:u w:val="single"/>
+                <w:lang w:bidi="ar-JO"/>
+              </w:rPr>
+              <w:t>claims_total</w:t>
+            </w:r>
+            <w:proofErr w:type="spellEnd"/>
+            <w:r>
+              <w:rPr>
+                <w:rFonts w:ascii="Times New Roman" w:eastAsia="Times New Roman" w:hAnsi="Times New Roman" w:cs="Times New Roman"/>
+                <w:b/>
+                <w:bCs/>
+                <w:color w:val="FF0000"/>
+                <w:sz w:val="28"/>
+                <w:szCs w:val="28"/>
+                <w:u w:val="single"/>
+                <w:lang w:bidi="ar-JO"/>
+              </w:rPr>
+              <w:t>}</w:t>
+            </w:r>
+            <w:r>
+              <w:rPr>
+                <w:rFonts w:ascii="Times New Roman" w:eastAsia="Times New Roman" w:hAnsi="Times New Roman" w:cs="Times New Roman"/>
+                <w:b/>
+                <w:bCs/>
+                <w:color w:val="FF0000"/>
+                <w:sz w:val="28"/>
+                <w:szCs w:val="28"/>
+                <w:u w:val="single"/>
+                <w:rtl/>
+                <w:lang w:bidi="ar-JO"/>
+              </w:rPr>
+              <w:t xml:space="preserve"> </w:t>
             </w:r>
             <w:r>
               <w:rPr>
@@ -4683,6 +4028,7 @@
           <w:rtl/>
           <w:lang w:bidi="ar-JO"/>
         </w:rPr>
+        <w:lastRenderedPageBreak/>
         <w:t>فاتورة</w:t>
       </w:r>
     </w:p>
@@ -6056,6 +5402,345 @@
     </w:lvl>
   </w:abstractNum>
   <w:abstractNum w:abstractNumId="2" w15:restartNumberingAfterBreak="0">
+    <w:nsid w:val="1E1D66FC"/>
+    <w:multiLevelType w:val="multilevel"/>
+    <w:tmpl w:val="626EB486"/>
+    <w:lvl w:ilvl="0">
+      <w:start w:val="1"/>
+      <w:numFmt w:val="decimal"/>
+      <w:lvlText w:val="%1."/>
+      <w:lvlJc w:val="left"/>
+      <w:pPr>
+        <w:tabs>
+          <w:tab w:val="num" w:pos="720"/>
+        </w:tabs>
+        <w:ind w:left="720" w:hanging="360"/>
+      </w:pPr>
+    </w:lvl>
+    <w:lvl w:ilvl="1" w:tentative="1">
+      <w:start w:val="1"/>
+      <w:numFmt w:val="decimal"/>
+      <w:lvlText w:val="%2."/>
+      <w:lvlJc w:val="left"/>
+      <w:pPr>
+        <w:tabs>
+          <w:tab w:val="num" w:pos="1440"/>
+        </w:tabs>
+        <w:ind w:left="1440" w:hanging="360"/>
+      </w:pPr>
+    </w:lvl>
+    <w:lvl w:ilvl="2" w:tentative="1">
+      <w:start w:val="1"/>
+      <w:numFmt w:val="decimal"/>
+      <w:lvlText w:val="%3."/>
+      <w:lvlJc w:val="left"/>
+      <w:pPr>
+        <w:tabs>
+          <w:tab w:val="num" w:pos="2160"/>
+        </w:tabs>
+        <w:ind w:left="2160" w:hanging="360"/>
+      </w:pPr>
+    </w:lvl>
+    <w:lvl w:ilvl="3" w:tentative="1">
+      <w:start w:val="1"/>
+      <w:numFmt w:val="decimal"/>
+      <w:lvlText w:val="%4."/>
+      <w:lvlJc w:val="left"/>
+      <w:pPr>
+        <w:tabs>
+          <w:tab w:val="num" w:pos="2880"/>
+        </w:tabs>
+        <w:ind w:left="2880" w:hanging="360"/>
+      </w:pPr>
+    </w:lvl>
+    <w:lvl w:ilvl="4" w:tentative="1">
+      <w:start w:val="1"/>
+      <w:numFmt w:val="decimal"/>
+      <w:lvlText w:val="%5."/>
+      <w:lvlJc w:val="left"/>
+      <w:pPr>
+        <w:tabs>
+          <w:tab w:val="num" w:pos="3600"/>
+        </w:tabs>
+        <w:ind w:left="3600" w:hanging="360"/>
+      </w:pPr>
+    </w:lvl>
+    <w:lvl w:ilvl="5" w:tentative="1">
+      <w:start w:val="1"/>
+      <w:numFmt w:val="decimal"/>
+      <w:lvlText w:val="%6."/>
+      <w:lvlJc w:val="left"/>
+      <w:pPr>
+        <w:tabs>
+          <w:tab w:val="num" w:pos="4320"/>
+        </w:tabs>
+        <w:ind w:left="4320" w:hanging="360"/>
+      </w:pPr>
+    </w:lvl>
+    <w:lvl w:ilvl="6" w:tentative="1">
+      <w:start w:val="1"/>
+      <w:numFmt w:val="decimal"/>
+      <w:lvlText w:val="%7."/>
+      <w:lvlJc w:val="left"/>
+      <w:pPr>
+        <w:tabs>
+          <w:tab w:val="num" w:pos="5040"/>
+        </w:tabs>
+        <w:ind w:left="5040" w:hanging="360"/>
+      </w:pPr>
+    </w:lvl>
+    <w:lvl w:ilvl="7" w:tentative="1">
+      <w:start w:val="1"/>
+      <w:numFmt w:val="decimal"/>
+      <w:lvlText w:val="%8."/>
+      <w:lvlJc w:val="left"/>
+      <w:pPr>
+        <w:tabs>
+          <w:tab w:val="num" w:pos="5760"/>
+        </w:tabs>
+        <w:ind w:left="5760" w:hanging="360"/>
+      </w:pPr>
+    </w:lvl>
+    <w:lvl w:ilvl="8" w:tentative="1">
+      <w:start w:val="1"/>
+      <w:numFmt w:val="decimal"/>
+      <w:lvlText w:val="%9."/>
+      <w:lvlJc w:val="left"/>
+      <w:pPr>
+        <w:tabs>
+          <w:tab w:val="num" w:pos="6480"/>
+        </w:tabs>
+        <w:ind w:left="6480" w:hanging="360"/>
+      </w:pPr>
+    </w:lvl>
+  </w:abstractNum>
+  <w:abstractNum w:abstractNumId="3" w15:restartNumberingAfterBreak="0">
+    <w:nsid w:val="25950249"/>
+    <w:multiLevelType w:val="multilevel"/>
+    <w:tmpl w:val="D3CE03E8"/>
+    <w:lvl w:ilvl="0">
+      <w:start w:val="1"/>
+      <w:numFmt w:val="decimal"/>
+      <w:lvlText w:val="%1."/>
+      <w:lvlJc w:val="left"/>
+      <w:pPr>
+        <w:tabs>
+          <w:tab w:val="num" w:pos="720"/>
+        </w:tabs>
+        <w:ind w:left="720" w:hanging="360"/>
+      </w:pPr>
+    </w:lvl>
+    <w:lvl w:ilvl="1" w:tentative="1">
+      <w:start w:val="1"/>
+      <w:numFmt w:val="decimal"/>
+      <w:lvlText w:val="%2."/>
+      <w:lvlJc w:val="left"/>
+      <w:pPr>
+        <w:tabs>
+          <w:tab w:val="num" w:pos="1440"/>
+        </w:tabs>
+        <w:ind w:left="1440" w:hanging="360"/>
+      </w:pPr>
+    </w:lvl>
+    <w:lvl w:ilvl="2" w:tentative="1">
+      <w:start w:val="1"/>
+      <w:numFmt w:val="decimal"/>
+      <w:lvlText w:val="%3."/>
+      <w:lvlJc w:val="left"/>
+      <w:pPr>
+        <w:tabs>
+          <w:tab w:val="num" w:pos="2160"/>
+        </w:tabs>
+        <w:ind w:left="2160" w:hanging="360"/>
+      </w:pPr>
+    </w:lvl>
+    <w:lvl w:ilvl="3" w:tentative="1">
+      <w:start w:val="1"/>
+      <w:numFmt w:val="decimal"/>
+      <w:lvlText w:val="%4."/>
+      <w:lvlJc w:val="left"/>
+      <w:pPr>
+        <w:tabs>
+          <w:tab w:val="num" w:pos="2880"/>
+        </w:tabs>
+        <w:ind w:left="2880" w:hanging="360"/>
+      </w:pPr>
+    </w:lvl>
+    <w:lvl w:ilvl="4" w:tentative="1">
+      <w:start w:val="1"/>
+      <w:numFmt w:val="decimal"/>
+      <w:lvlText w:val="%5."/>
+      <w:lvlJc w:val="left"/>
+      <w:pPr>
+        <w:tabs>
+          <w:tab w:val="num" w:pos="3600"/>
+        </w:tabs>
+        <w:ind w:left="3600" w:hanging="360"/>
+      </w:pPr>
+    </w:lvl>
+    <w:lvl w:ilvl="5" w:tentative="1">
+      <w:start w:val="1"/>
+      <w:numFmt w:val="decimal"/>
+      <w:lvlText w:val="%6."/>
+      <w:lvlJc w:val="left"/>
+      <w:pPr>
+        <w:tabs>
+          <w:tab w:val="num" w:pos="4320"/>
+        </w:tabs>
+        <w:ind w:left="4320" w:hanging="360"/>
+      </w:pPr>
+    </w:lvl>
+    <w:lvl w:ilvl="6" w:tentative="1">
+      <w:start w:val="1"/>
+      <w:numFmt w:val="decimal"/>
+      <w:lvlText w:val="%7."/>
+      <w:lvlJc w:val="left"/>
+      <w:pPr>
+        <w:tabs>
+          <w:tab w:val="num" w:pos="5040"/>
+        </w:tabs>
+        <w:ind w:left="5040" w:hanging="360"/>
+      </w:pPr>
+    </w:lvl>
+    <w:lvl w:ilvl="7" w:tentative="1">
+      <w:start w:val="1"/>
+      <w:numFmt w:val="decimal"/>
+      <w:lvlText w:val="%8."/>
+      <w:lvlJc w:val="left"/>
+      <w:pPr>
+        <w:tabs>
+          <w:tab w:val="num" w:pos="5760"/>
+        </w:tabs>
+        <w:ind w:left="5760" w:hanging="360"/>
+      </w:pPr>
+    </w:lvl>
+    <w:lvl w:ilvl="8" w:tentative="1">
+      <w:start w:val="1"/>
+      <w:numFmt w:val="decimal"/>
+      <w:lvlText w:val="%9."/>
+      <w:lvlJc w:val="left"/>
+      <w:pPr>
+        <w:tabs>
+          <w:tab w:val="num" w:pos="6480"/>
+        </w:tabs>
+        <w:ind w:left="6480" w:hanging="360"/>
+      </w:pPr>
+    </w:lvl>
+  </w:abstractNum>
+  <w:abstractNum w:abstractNumId="4" w15:restartNumberingAfterBreak="0">
+    <w:nsid w:val="2D8C1821"/>
+    <w:multiLevelType w:val="multilevel"/>
+    <w:tmpl w:val="9AAAD4A6"/>
+    <w:lvl w:ilvl="0">
+      <w:start w:val="1"/>
+      <w:numFmt w:val="decimal"/>
+      <w:lvlText w:val="%1."/>
+      <w:lvlJc w:val="left"/>
+      <w:pPr>
+        <w:tabs>
+          <w:tab w:val="num" w:pos="720"/>
+        </w:tabs>
+        <w:ind w:left="720" w:hanging="360"/>
+      </w:pPr>
+    </w:lvl>
+    <w:lvl w:ilvl="1" w:tentative="1">
+      <w:start w:val="1"/>
+      <w:numFmt w:val="decimal"/>
+      <w:lvlText w:val="%2."/>
+      <w:lvlJc w:val="left"/>
+      <w:pPr>
+        <w:tabs>
+          <w:tab w:val="num" w:pos="1440"/>
+        </w:tabs>
+        <w:ind w:left="1440" w:hanging="360"/>
+      </w:pPr>
+    </w:lvl>
+    <w:lvl w:ilvl="2" w:tentative="1">
+      <w:start w:val="1"/>
+      <w:numFmt w:val="decimal"/>
+      <w:lvlText w:val="%3."/>
+      <w:lvlJc w:val="left"/>
+      <w:pPr>
+        <w:tabs>
+          <w:tab w:val="num" w:pos="2160"/>
+        </w:tabs>
+        <w:ind w:left="2160" w:hanging="360"/>
+      </w:pPr>
+    </w:lvl>
+    <w:lvl w:ilvl="3" w:tentative="1">
+      <w:start w:val="1"/>
+      <w:numFmt w:val="decimal"/>
+      <w:lvlText w:val="%4."/>
+      <w:lvlJc w:val="left"/>
+      <w:pPr>
+        <w:tabs>
+          <w:tab w:val="num" w:pos="2880"/>
+        </w:tabs>
+        <w:ind w:left="2880" w:hanging="360"/>
+      </w:pPr>
+    </w:lvl>
+    <w:lvl w:ilvl="4" w:tentative="1">
+      <w:start w:val="1"/>
+      <w:numFmt w:val="decimal"/>
+      <w:lvlText w:val="%5."/>
+      <w:lvlJc w:val="left"/>
+      <w:pPr>
+        <w:tabs>
+          <w:tab w:val="num" w:pos="3600"/>
+        </w:tabs>
+        <w:ind w:left="3600" w:hanging="360"/>
+      </w:pPr>
+    </w:lvl>
+    <w:lvl w:ilvl="5" w:tentative="1">
+      <w:start w:val="1"/>
+      <w:numFmt w:val="decimal"/>
+      <w:lvlText w:val="%6."/>
+      <w:lvlJc w:val="left"/>
+      <w:pPr>
+        <w:tabs>
+          <w:tab w:val="num" w:pos="4320"/>
+        </w:tabs>
+        <w:ind w:left="4320" w:hanging="360"/>
+      </w:pPr>
+    </w:lvl>
+    <w:lvl w:ilvl="6" w:tentative="1">
+      <w:start w:val="1"/>
+      <w:numFmt w:val="decimal"/>
+      <w:lvlText w:val="%7."/>
+      <w:lvlJc w:val="left"/>
+      <w:pPr>
+        <w:tabs>
+          <w:tab w:val="num" w:pos="5040"/>
+        </w:tabs>
+        <w:ind w:left="5040" w:hanging="360"/>
+      </w:pPr>
+    </w:lvl>
+    <w:lvl w:ilvl="7" w:tentative="1">
+      <w:start w:val="1"/>
+      <w:numFmt w:val="decimal"/>
+      <w:lvlText w:val="%8."/>
+      <w:lvlJc w:val="left"/>
+      <w:pPr>
+        <w:tabs>
+          <w:tab w:val="num" w:pos="5760"/>
+        </w:tabs>
+        <w:ind w:left="5760" w:hanging="360"/>
+      </w:pPr>
+    </w:lvl>
+    <w:lvl w:ilvl="8" w:tentative="1">
+      <w:start w:val="1"/>
+      <w:numFmt w:val="decimal"/>
+      <w:lvlText w:val="%9."/>
+      <w:lvlJc w:val="left"/>
+      <w:pPr>
+        <w:tabs>
+          <w:tab w:val="num" w:pos="6480"/>
+        </w:tabs>
+        <w:ind w:left="6480" w:hanging="360"/>
+      </w:pPr>
+    </w:lvl>
+  </w:abstractNum>
+  <w:abstractNum w:abstractNumId="5" w15:restartNumberingAfterBreak="0">
     <w:nsid w:val="33E62BF0"/>
     <w:multiLevelType w:val="hybridMultilevel"/>
     <w:tmpl w:val="B02C2906"/>
@@ -6147,7 +5832,120 @@
       </w:pPr>
     </w:lvl>
   </w:abstractNum>
-  <w:abstractNum w:abstractNumId="3" w15:restartNumberingAfterBreak="0">
+  <w:abstractNum w:abstractNumId="6" w15:restartNumberingAfterBreak="0">
+    <w:nsid w:val="405E25B0"/>
+    <w:multiLevelType w:val="multilevel"/>
+    <w:tmpl w:val="037283F4"/>
+    <w:lvl w:ilvl="0">
+      <w:start w:val="1"/>
+      <w:numFmt w:val="decimal"/>
+      <w:lvlText w:val="%1."/>
+      <w:lvlJc w:val="left"/>
+      <w:pPr>
+        <w:tabs>
+          <w:tab w:val="num" w:pos="720"/>
+        </w:tabs>
+        <w:ind w:left="720" w:hanging="360"/>
+      </w:pPr>
+    </w:lvl>
+    <w:lvl w:ilvl="1" w:tentative="1">
+      <w:start w:val="1"/>
+      <w:numFmt w:val="decimal"/>
+      <w:lvlText w:val="%2."/>
+      <w:lvlJc w:val="left"/>
+      <w:pPr>
+        <w:tabs>
+          <w:tab w:val="num" w:pos="1440"/>
+        </w:tabs>
+        <w:ind w:left="1440" w:hanging="360"/>
+      </w:pPr>
+    </w:lvl>
+    <w:lvl w:ilvl="2" w:tentative="1">
+      <w:start w:val="1"/>
+      <w:numFmt w:val="decimal"/>
+      <w:lvlText w:val="%3."/>
+      <w:lvlJc w:val="left"/>
+      <w:pPr>
+        <w:tabs>
+          <w:tab w:val="num" w:pos="2160"/>
+        </w:tabs>
+        <w:ind w:left="2160" w:hanging="360"/>
+      </w:pPr>
+    </w:lvl>
+    <w:lvl w:ilvl="3" w:tentative="1">
+      <w:start w:val="1"/>
+      <w:numFmt w:val="decimal"/>
+      <w:lvlText w:val="%4."/>
+      <w:lvlJc w:val="left"/>
+      <w:pPr>
+        <w:tabs>
+          <w:tab w:val="num" w:pos="2880"/>
+        </w:tabs>
+        <w:ind w:left="2880" w:hanging="360"/>
+      </w:pPr>
+    </w:lvl>
+    <w:lvl w:ilvl="4" w:tentative="1">
+      <w:start w:val="1"/>
+      <w:numFmt w:val="decimal"/>
+      <w:lvlText w:val="%5."/>
+      <w:lvlJc w:val="left"/>
+      <w:pPr>
+        <w:tabs>
+          <w:tab w:val="num" w:pos="3600"/>
+        </w:tabs>
+        <w:ind w:left="3600" w:hanging="360"/>
+      </w:pPr>
+    </w:lvl>
+    <w:lvl w:ilvl="5" w:tentative="1">
+      <w:start w:val="1"/>
+      <w:numFmt w:val="decimal"/>
+      <w:lvlText w:val="%6."/>
+      <w:lvlJc w:val="left"/>
+      <w:pPr>
+        <w:tabs>
+          <w:tab w:val="num" w:pos="4320"/>
+        </w:tabs>
+        <w:ind w:left="4320" w:hanging="360"/>
+      </w:pPr>
+    </w:lvl>
+    <w:lvl w:ilvl="6" w:tentative="1">
+      <w:start w:val="1"/>
+      <w:numFmt w:val="decimal"/>
+      <w:lvlText w:val="%7."/>
+      <w:lvlJc w:val="left"/>
+      <w:pPr>
+        <w:tabs>
+          <w:tab w:val="num" w:pos="5040"/>
+        </w:tabs>
+        <w:ind w:left="5040" w:hanging="360"/>
+      </w:pPr>
+    </w:lvl>
+    <w:lvl w:ilvl="7" w:tentative="1">
+      <w:start w:val="1"/>
+      <w:numFmt w:val="decimal"/>
+      <w:lvlText w:val="%8."/>
+      <w:lvlJc w:val="left"/>
+      <w:pPr>
+        <w:tabs>
+          <w:tab w:val="num" w:pos="5760"/>
+        </w:tabs>
+        <w:ind w:left="5760" w:hanging="360"/>
+      </w:pPr>
+    </w:lvl>
+    <w:lvl w:ilvl="8" w:tentative="1">
+      <w:start w:val="1"/>
+      <w:numFmt w:val="decimal"/>
+      <w:lvlText w:val="%9."/>
+      <w:lvlJc w:val="left"/>
+      <w:pPr>
+        <w:tabs>
+          <w:tab w:val="num" w:pos="6480"/>
+        </w:tabs>
+        <w:ind w:left="6480" w:hanging="360"/>
+      </w:pPr>
+    </w:lvl>
+  </w:abstractNum>
+  <w:abstractNum w:abstractNumId="7" w15:restartNumberingAfterBreak="0">
     <w:nsid w:val="564F5F72"/>
     <w:multiLevelType w:val="hybridMultilevel"/>
     <w:tmpl w:val="1B02945A"/>
@@ -6242,7 +6040,233 @@
       </w:pPr>
     </w:lvl>
   </w:abstractNum>
-  <w:abstractNum w:abstractNumId="4" w15:restartNumberingAfterBreak="0">
+  <w:abstractNum w:abstractNumId="8" w15:restartNumberingAfterBreak="0">
+    <w:nsid w:val="5CEA5236"/>
+    <w:multiLevelType w:val="multilevel"/>
+    <w:tmpl w:val="62A85B34"/>
+    <w:lvl w:ilvl="0">
+      <w:start w:val="1"/>
+      <w:numFmt w:val="decimal"/>
+      <w:lvlText w:val="%1."/>
+      <w:lvlJc w:val="left"/>
+      <w:pPr>
+        <w:tabs>
+          <w:tab w:val="num" w:pos="720"/>
+        </w:tabs>
+        <w:ind w:left="720" w:hanging="360"/>
+      </w:pPr>
+    </w:lvl>
+    <w:lvl w:ilvl="1" w:tentative="1">
+      <w:start w:val="1"/>
+      <w:numFmt w:val="decimal"/>
+      <w:lvlText w:val="%2."/>
+      <w:lvlJc w:val="left"/>
+      <w:pPr>
+        <w:tabs>
+          <w:tab w:val="num" w:pos="1440"/>
+        </w:tabs>
+        <w:ind w:left="1440" w:hanging="360"/>
+      </w:pPr>
+    </w:lvl>
+    <w:lvl w:ilvl="2" w:tentative="1">
+      <w:start w:val="1"/>
+      <w:numFmt w:val="decimal"/>
+      <w:lvlText w:val="%3."/>
+      <w:lvlJc w:val="left"/>
+      <w:pPr>
+        <w:tabs>
+          <w:tab w:val="num" w:pos="2160"/>
+        </w:tabs>
+        <w:ind w:left="2160" w:hanging="360"/>
+      </w:pPr>
+    </w:lvl>
+    <w:lvl w:ilvl="3" w:tentative="1">
+      <w:start w:val="1"/>
+      <w:numFmt w:val="decimal"/>
+      <w:lvlText w:val="%4."/>
+      <w:lvlJc w:val="left"/>
+      <w:pPr>
+        <w:tabs>
+          <w:tab w:val="num" w:pos="2880"/>
+        </w:tabs>
+        <w:ind w:left="2880" w:hanging="360"/>
+      </w:pPr>
+    </w:lvl>
+    <w:lvl w:ilvl="4" w:tentative="1">
+      <w:start w:val="1"/>
+      <w:numFmt w:val="decimal"/>
+      <w:lvlText w:val="%5."/>
+      <w:lvlJc w:val="left"/>
+      <w:pPr>
+        <w:tabs>
+          <w:tab w:val="num" w:pos="3600"/>
+        </w:tabs>
+        <w:ind w:left="3600" w:hanging="360"/>
+      </w:pPr>
+    </w:lvl>
+    <w:lvl w:ilvl="5" w:tentative="1">
+      <w:start w:val="1"/>
+      <w:numFmt w:val="decimal"/>
+      <w:lvlText w:val="%6."/>
+      <w:lvlJc w:val="left"/>
+      <w:pPr>
+        <w:tabs>
+          <w:tab w:val="num" w:pos="4320"/>
+        </w:tabs>
+        <w:ind w:left="4320" w:hanging="360"/>
+      </w:pPr>
+    </w:lvl>
+    <w:lvl w:ilvl="6" w:tentative="1">
+      <w:start w:val="1"/>
+      <w:numFmt w:val="decimal"/>
+      <w:lvlText w:val="%7."/>
+      <w:lvlJc w:val="left"/>
+      <w:pPr>
+        <w:tabs>
+          <w:tab w:val="num" w:pos="5040"/>
+        </w:tabs>
+        <w:ind w:left="5040" w:hanging="360"/>
+      </w:pPr>
+    </w:lvl>
+    <w:lvl w:ilvl="7" w:tentative="1">
+      <w:start w:val="1"/>
+      <w:numFmt w:val="decimal"/>
+      <w:lvlText w:val="%8."/>
+      <w:lvlJc w:val="left"/>
+      <w:pPr>
+        <w:tabs>
+          <w:tab w:val="num" w:pos="5760"/>
+        </w:tabs>
+        <w:ind w:left="5760" w:hanging="360"/>
+      </w:pPr>
+    </w:lvl>
+    <w:lvl w:ilvl="8" w:tentative="1">
+      <w:start w:val="1"/>
+      <w:numFmt w:val="decimal"/>
+      <w:lvlText w:val="%9."/>
+      <w:lvlJc w:val="left"/>
+      <w:pPr>
+        <w:tabs>
+          <w:tab w:val="num" w:pos="6480"/>
+        </w:tabs>
+        <w:ind w:left="6480" w:hanging="360"/>
+      </w:pPr>
+    </w:lvl>
+  </w:abstractNum>
+  <w:abstractNum w:abstractNumId="9" w15:restartNumberingAfterBreak="0">
+    <w:nsid w:val="60862DE4"/>
+    <w:multiLevelType w:val="multilevel"/>
+    <w:tmpl w:val="69987614"/>
+    <w:lvl w:ilvl="0">
+      <w:start w:val="1"/>
+      <w:numFmt w:val="decimal"/>
+      <w:lvlText w:val="%1."/>
+      <w:lvlJc w:val="left"/>
+      <w:pPr>
+        <w:tabs>
+          <w:tab w:val="num" w:pos="720"/>
+        </w:tabs>
+        <w:ind w:left="720" w:hanging="360"/>
+      </w:pPr>
+    </w:lvl>
+    <w:lvl w:ilvl="1" w:tentative="1">
+      <w:start w:val="1"/>
+      <w:numFmt w:val="decimal"/>
+      <w:lvlText w:val="%2."/>
+      <w:lvlJc w:val="left"/>
+      <w:pPr>
+        <w:tabs>
+          <w:tab w:val="num" w:pos="1440"/>
+        </w:tabs>
+        <w:ind w:left="1440" w:hanging="360"/>
+      </w:pPr>
+    </w:lvl>
+    <w:lvl w:ilvl="2" w:tentative="1">
+      <w:start w:val="1"/>
+      <w:numFmt w:val="decimal"/>
+      <w:lvlText w:val="%3."/>
+      <w:lvlJc w:val="left"/>
+      <w:pPr>
+        <w:tabs>
+          <w:tab w:val="num" w:pos="2160"/>
+        </w:tabs>
+        <w:ind w:left="2160" w:hanging="360"/>
+      </w:pPr>
+    </w:lvl>
+    <w:lvl w:ilvl="3" w:tentative="1">
+      <w:start w:val="1"/>
+      <w:numFmt w:val="decimal"/>
+      <w:lvlText w:val="%4."/>
+      <w:lvlJc w:val="left"/>
+      <w:pPr>
+        <w:tabs>
+          <w:tab w:val="num" w:pos="2880"/>
+        </w:tabs>
+        <w:ind w:left="2880" w:hanging="360"/>
+      </w:pPr>
+    </w:lvl>
+    <w:lvl w:ilvl="4" w:tentative="1">
+      <w:start w:val="1"/>
+      <w:numFmt w:val="decimal"/>
+      <w:lvlText w:val="%5."/>
+      <w:lvlJc w:val="left"/>
+      <w:pPr>
+        <w:tabs>
+          <w:tab w:val="num" w:pos="3600"/>
+        </w:tabs>
+        <w:ind w:left="3600" w:hanging="360"/>
+      </w:pPr>
+    </w:lvl>
+    <w:lvl w:ilvl="5" w:tentative="1">
+      <w:start w:val="1"/>
+      <w:numFmt w:val="decimal"/>
+      <w:lvlText w:val="%6."/>
+      <w:lvlJc w:val="left"/>
+      <w:pPr>
+        <w:tabs>
+          <w:tab w:val="num" w:pos="4320"/>
+        </w:tabs>
+        <w:ind w:left="4320" w:hanging="360"/>
+      </w:pPr>
+    </w:lvl>
+    <w:lvl w:ilvl="6" w:tentative="1">
+      <w:start w:val="1"/>
+      <w:numFmt w:val="decimal"/>
+      <w:lvlText w:val="%7."/>
+      <w:lvlJc w:val="left"/>
+      <w:pPr>
+        <w:tabs>
+          <w:tab w:val="num" w:pos="5040"/>
+        </w:tabs>
+        <w:ind w:left="5040" w:hanging="360"/>
+      </w:pPr>
+    </w:lvl>
+    <w:lvl w:ilvl="7" w:tentative="1">
+      <w:start w:val="1"/>
+      <w:numFmt w:val="decimal"/>
+      <w:lvlText w:val="%8."/>
+      <w:lvlJc w:val="left"/>
+      <w:pPr>
+        <w:tabs>
+          <w:tab w:val="num" w:pos="5760"/>
+        </w:tabs>
+        <w:ind w:left="5760" w:hanging="360"/>
+      </w:pPr>
+    </w:lvl>
+    <w:lvl w:ilvl="8" w:tentative="1">
+      <w:start w:val="1"/>
+      <w:numFmt w:val="decimal"/>
+      <w:lvlText w:val="%9."/>
+      <w:lvlJc w:val="left"/>
+      <w:pPr>
+        <w:tabs>
+          <w:tab w:val="num" w:pos="6480"/>
+        </w:tabs>
+        <w:ind w:left="6480" w:hanging="360"/>
+      </w:pPr>
+    </w:lvl>
+  </w:abstractNum>
+  <w:abstractNum w:abstractNumId="10" w15:restartNumberingAfterBreak="0">
     <w:nsid w:val="61967EBB"/>
     <w:multiLevelType w:val="multilevel"/>
     <w:tmpl w:val="04090029"/>
@@ -6346,7 +6370,7 @@
       </w:pPr>
     </w:lvl>
   </w:abstractNum>
-  <w:abstractNum w:abstractNumId="5" w15:restartNumberingAfterBreak="0">
+  <w:abstractNum w:abstractNumId="11" w15:restartNumberingAfterBreak="0">
     <w:nsid w:val="67B260CA"/>
     <w:multiLevelType w:val="hybridMultilevel"/>
     <w:tmpl w:val="3D4CF7F6"/>
@@ -6440,7 +6464,7 @@
       </w:pPr>
     </w:lvl>
   </w:abstractNum>
-  <w:abstractNum w:abstractNumId="6" w15:restartNumberingAfterBreak="0">
+  <w:abstractNum w:abstractNumId="12" w15:restartNumberingAfterBreak="0">
     <w:nsid w:val="73264E1A"/>
     <w:multiLevelType w:val="hybridMultilevel"/>
     <w:tmpl w:val="35008A64"/>
@@ -6532,16 +6556,16 @@
     </w:lvl>
   </w:abstractNum>
   <w:num w:numId="1">
-    <w:abstractNumId w:val="4"/>
+    <w:abstractNumId w:val="10"/>
   </w:num>
   <w:num w:numId="2">
-    <w:abstractNumId w:val="6"/>
+    <w:abstractNumId w:val="12"/>
   </w:num>
   <w:num w:numId="3">
     <w:abstractNumId w:val="1"/>
   </w:num>
   <w:num w:numId="4">
-    <w:abstractNumId w:val="3"/>
+    <w:abstractNumId w:val="7"/>
     <w:lvlOverride w:ilvl="0">
       <w:startOverride w:val="3"/>
     </w:lvlOverride>
@@ -6571,7 +6595,7 @@
     </w:lvlOverride>
   </w:num>
   <w:num w:numId="5">
-    <w:abstractNumId w:val="2"/>
+    <w:abstractNumId w:val="5"/>
     <w:lvlOverride w:ilvl="0">
       <w:startOverride w:val="4"/>
     </w:lvlOverride>
@@ -6634,7 +6658,7 @@
     <w:abstractNumId w:val="0"/>
   </w:num>
   <w:num w:numId="8">
-    <w:abstractNumId w:val="5"/>
+    <w:abstractNumId w:val="11"/>
   </w:num>
   <w:num w:numId="9">
     <w:abstractNumId w:val="1"/>
@@ -6667,7 +6691,7 @@
     </w:lvlOverride>
   </w:num>
   <w:num w:numId="10">
-    <w:abstractNumId w:val="6"/>
+    <w:abstractNumId w:val="12"/>
     <w:lvlOverride w:ilvl="0">
       <w:startOverride w:val="1"/>
     </w:lvlOverride>
@@ -6695,6 +6719,24 @@
     <w:lvlOverride w:ilvl="8">
       <w:startOverride w:val="1"/>
     </w:lvlOverride>
+  </w:num>
+  <w:num w:numId="11">
+    <w:abstractNumId w:val="6"/>
+  </w:num>
+  <w:num w:numId="12">
+    <w:abstractNumId w:val="4"/>
+  </w:num>
+  <w:num w:numId="13">
+    <w:abstractNumId w:val="8"/>
+  </w:num>
+  <w:num w:numId="14">
+    <w:abstractNumId w:val="2"/>
+  </w:num>
+  <w:num w:numId="15">
+    <w:abstractNumId w:val="9"/>
+  </w:num>
+  <w:num w:numId="16">
+    <w:abstractNumId w:val="3"/>
   </w:num>
   <w:numIdMacAtCleanup w:val="6"/>
 </w:numbering>
@@ -7892,7 +7934,7 @@
 </file>
 
 <file path=customXml/itemProps1.xml><?xml version="1.0" encoding="utf-8"?>
-<ds:datastoreItem xmlns:ds="http://schemas.openxmlformats.org/officeDocument/2006/customXml" ds:itemID="{2A355D6D-974E-4FE0-8A92-5ACA26F041F5}">
+<ds:datastoreItem xmlns:ds="http://schemas.openxmlformats.org/officeDocument/2006/customXml" ds:itemID="{FC81AA5A-36E5-4C39-B415-FAF5608CFD6B}">
   <ds:schemaRefs>
     <ds:schemaRef ds:uri="http://schemas.openxmlformats.org/officeDocument/2006/bibliography"/>
   </ds:schemaRefs>
